--- a/demo/Fly91_Weekly_Status_Report_14-20_Sep_2026.docx
+++ b/demo/Fly91_Weekly_Status_Report_14-20_Sep_2026.docx
@@ -506,6 +506,96 @@
       </w:tr>
     </w:tbl>
     <w:p>
+      <w:r>
+        <w:drawing>
+          <wp:inline xmlns:a="http://schemas.openxmlformats.org/drawingml/2006/main" xmlns:pic="http://schemas.openxmlformats.org/drawingml/2006/picture">
+            <wp:extent cx="5486400" cy="2194560"/>
+            <wp:docPr id="1" name="Picture 1"/>
+            <wp:cNvGraphicFramePr>
+              <a:graphicFrameLocks noChangeAspect="1"/>
+            </wp:cNvGraphicFramePr>
+            <a:graphic>
+              <a:graphicData uri="http://schemas.openxmlformats.org/drawingml/2006/picture">
+                <pic:pic>
+                  <pic:nvPicPr>
+                    <pic:cNvPr id="0" name="image.png"/>
+                    <pic:cNvPicPr/>
+                  </pic:nvPicPr>
+                  <pic:blipFill>
+                    <a:blip r:embed="rId9"/>
+                    <a:stretch>
+                      <a:fillRect/>
+                    </a:stretch>
+                  </pic:blipFill>
+                  <pic:spPr>
+                    <a:xfrm>
+                      <a:off x="0" y="0"/>
+                      <a:ext cx="5486400" cy="2194560"/>
+                    </a:xfrm>
+                    <a:prstGeom prst="rect"/>
+                  </pic:spPr>
+                </pic:pic>
+              </a:graphicData>
+            </a:graphic>
+          </wp:inline>
+        </w:drawing>
+      </w:r>
+    </w:p>
+    <w:p>
+      <w:r>
+        <w:rPr>
+          <w:i/>
+          <w:sz w:val="16"/>
+        </w:rPr>
+        <w:t>CloudWatch metrics for fly91-app-prod(i-0a1b2c3d4e5f60718) - 14th September – 20th September 2026</w:t>
+      </w:r>
+    </w:p>
+    <w:p>
+      <w:r>
+        <w:drawing>
+          <wp:inline xmlns:a="http://schemas.openxmlformats.org/drawingml/2006/main" xmlns:pic="http://schemas.openxmlformats.org/drawingml/2006/picture">
+            <wp:extent cx="5486400" cy="2194560"/>
+            <wp:docPr id="2" name="Picture 2"/>
+            <wp:cNvGraphicFramePr>
+              <a:graphicFrameLocks noChangeAspect="1"/>
+            </wp:cNvGraphicFramePr>
+            <a:graphic>
+              <a:graphicData uri="http://schemas.openxmlformats.org/drawingml/2006/picture">
+                <pic:pic>
+                  <pic:nvPicPr>
+                    <pic:cNvPr id="0" name="image.png"/>
+                    <pic:cNvPicPr/>
+                  </pic:nvPicPr>
+                  <pic:blipFill>
+                    <a:blip r:embed="rId10"/>
+                    <a:stretch>
+                      <a:fillRect/>
+                    </a:stretch>
+                  </pic:blipFill>
+                  <pic:spPr>
+                    <a:xfrm>
+                      <a:off x="0" y="0"/>
+                      <a:ext cx="5486400" cy="2194560"/>
+                    </a:xfrm>
+                    <a:prstGeom prst="rect"/>
+                  </pic:spPr>
+                </pic:pic>
+              </a:graphicData>
+            </a:graphic>
+          </wp:inline>
+        </w:drawing>
+      </w:r>
+    </w:p>
+    <w:p>
+      <w:r>
+        <w:rPr>
+          <w:i/>
+          <w:sz w:val="16"/>
+        </w:rPr>
+        <w:t>CloudWatch metrics for fly91-db-prod(i-0b2c3d4e5f6071829) - 14th September – 20th September 2026</w:t>
+      </w:r>
+    </w:p>
+    <w:p>
       <w:pPr>
         <w:jc w:val="center"/>
       </w:pPr>

--- a/demo/Fly91_Weekly_Status_Report_14-20_Sep_2026.docx
+++ b/demo/Fly91_Weekly_Status_Report_14-20_Sep_2026.docx
@@ -9,7 +9,7 @@
       <w:r>
         <w:rPr>
           <w:b/>
-          <w:sz w:val="56"/>
+          <w:sz w:val="52"/>
         </w:rPr>
         <w:t>Weekly Status Report</w:t>
       </w:r>
@@ -21,7 +21,7 @@
       <w:r>
         <w:rPr>
           <w:b/>
-          <w:sz w:val="36"/>
+          <w:sz w:val="32"/>
         </w:rPr>
         <w:t>JUST UDO AVIATION PRIVATE LIMITED (Fly91)</w:t>
       </w:r>
@@ -31,26 +31,7 @@
         <w:jc w:val="center"/>
       </w:pPr>
       <w:r>
-        <w:t>Submitted By</w:t>
-      </w:r>
-    </w:p>
-    <w:p>
-      <w:pPr>
-        <w:jc w:val="center"/>
-      </w:pPr>
-      <w:r>
-        <w:rPr>
-          <w:b/>
-        </w:rPr>
-        <w:t>Greatworx</w:t>
-      </w:r>
-    </w:p>
-    <w:p>
-      <w:pPr>
-        <w:jc w:val="center"/>
-      </w:pPr>
-      <w:r>
-        <w:t>23/09/2026</w:t>
+        <w:t>Submitted By Greatworx</w:t>
       </w:r>
     </w:p>
     <w:p>
@@ -65,16 +46,11 @@
       </w:r>
     </w:p>
     <w:p>
-      <w:r>
-        <w:br w:type="page"/>
-      </w:r>
-    </w:p>
-    <w:p>
       <w:pPr>
         <w:pStyle w:val="Heading1"/>
       </w:pPr>
       <w:r>
-        <w:t>security best practices</w:t>
+        <w:t>Cost Summary Differences</w:t>
       </w:r>
     </w:p>
     <w:tbl>
@@ -84,33 +60,89 @@
         <w:tblLook w:firstColumn="1" w:firstRow="1" w:lastColumn="0" w:lastRow="0" w:noHBand="0" w:noVBand="1" w:val="04A0"/>
       </w:tblPr>
       <w:tblGrid>
-        <w:gridCol w:w="4320"/>
-        <w:gridCol w:w="4320"/>
+        <w:gridCol w:w="1440"/>
+        <w:gridCol w:w="1440"/>
+        <w:gridCol w:w="1440"/>
+        <w:gridCol w:w="1440"/>
+        <w:gridCol w:w="1440"/>
+        <w:gridCol w:w="1440"/>
       </w:tblGrid>
       <w:tr>
         <w:tc>
           <w:tcPr>
-            <w:tcW w:type="dxa" w:w="4320"/>
+            <w:tcW w:type="dxa" w:w="1440"/>
           </w:tcPr>
           <w:p>
             <w:r>
               <w:rPr>
                 <w:b/>
               </w:rPr>
-              <w:t>Content</w:t>
-            </w:r>
-          </w:p>
-        </w:tc>
-        <w:tc>
-          <w:tcPr>
-            <w:tcW w:type="dxa" w:w="4320"/>
+              <w:t>No</w:t>
+            </w:r>
+          </w:p>
+        </w:tc>
+        <w:tc>
+          <w:tcPr>
+            <w:tcW w:type="dxa" w:w="1440"/>
           </w:tcPr>
           <w:p>
             <w:r>
               <w:rPr>
                 <w:b/>
               </w:rPr>
-              <w:t>Link</w:t>
+              <w:t>Account Name</w:t>
+            </w:r>
+          </w:p>
+        </w:tc>
+        <w:tc>
+          <w:tcPr>
+            <w:tcW w:type="dxa" w:w="1440"/>
+          </w:tcPr>
+          <w:p>
+            <w:r>
+              <w:rPr>
+                <w:b/>
+              </w:rPr>
+              <w:t>Account ID</w:t>
+            </w:r>
+          </w:p>
+        </w:tc>
+        <w:tc>
+          <w:tcPr>
+            <w:tcW w:type="dxa" w:w="1440"/>
+          </w:tcPr>
+          <w:p>
+            <w:r>
+              <w:rPr>
+                <w:b/>
+              </w:rPr>
+              <w:t>Services</w:t>
+            </w:r>
+          </w:p>
+        </w:tc>
+        <w:tc>
+          <w:tcPr>
+            <w:tcW w:type="dxa" w:w="1440"/>
+          </w:tcPr>
+          <w:p>
+            <w:r>
+              <w:rPr>
+                <w:b/>
+              </w:rPr>
+              <w:t>Last Week (7th September – 13th September 2026)</w:t>
+            </w:r>
+          </w:p>
+        </w:tc>
+        <w:tc>
+          <w:tcPr>
+            <w:tcW w:type="dxa" w:w="1440"/>
+          </w:tcPr>
+          <w:p>
+            <w:r>
+              <w:rPr>
+                <w:b/>
+              </w:rPr>
+              <w:t>Current Week (14th September – 20th September 2026)</w:t>
             </w:r>
           </w:p>
         </w:tc>
@@ -118,21 +150,61 @@
       <w:tr>
         <w:tc>
           <w:tcPr>
-            <w:tcW w:type="dxa" w:w="4320"/>
-          </w:tcPr>
-          <w:p>
-            <w:r>
-              <w:t>Best Practices for AWS root users</w:t>
-            </w:r>
-          </w:p>
-        </w:tc>
-        <w:tc>
-          <w:tcPr>
-            <w:tcW w:type="dxa" w:w="4320"/>
-          </w:tcPr>
-          <w:p>
-            <w:r>
-              <w:t>https://docs.aws.amazon.com/accounts/latest/reference/best-practices-root-user.html</w:t>
+            <w:tcW w:type="dxa" w:w="1440"/>
+          </w:tcPr>
+          <w:p>
+            <w:r>
+              <w:t>1</w:t>
+            </w:r>
+          </w:p>
+        </w:tc>
+        <w:tc>
+          <w:tcPr>
+            <w:tcW w:type="dxa" w:w="1440"/>
+          </w:tcPr>
+          <w:p>
+            <w:r>
+              <w:t>JUST UDO AVIATION PRIVATE LIMITED (Fly91)/ Greatworx</w:t>
+            </w:r>
+          </w:p>
+        </w:tc>
+        <w:tc>
+          <w:tcPr>
+            <w:tcW w:type="dxa" w:w="1440"/>
+          </w:tcPr>
+          <w:p>
+            <w:r>
+              <w:t>674351849978</w:t>
+            </w:r>
+          </w:p>
+        </w:tc>
+        <w:tc>
+          <w:tcPr>
+            <w:tcW w:type="dxa" w:w="1440"/>
+          </w:tcPr>
+          <w:p>
+            <w:r>
+              <w:t>Relational Database Service</w:t>
+            </w:r>
+          </w:p>
+        </w:tc>
+        <w:tc>
+          <w:tcPr>
+            <w:tcW w:type="dxa" w:w="1440"/>
+          </w:tcPr>
+          <w:p>
+            <w:r>
+              <w:t>$80.51</w:t>
+            </w:r>
+          </w:p>
+        </w:tc>
+        <w:tc>
+          <w:tcPr>
+            <w:tcW w:type="dxa" w:w="1440"/>
+          </w:tcPr>
+          <w:p>
+            <w:r>
+              <w:t>$73.68</w:t>
             </w:r>
           </w:p>
         </w:tc>
@@ -140,21 +212,55 @@
       <w:tr>
         <w:tc>
           <w:tcPr>
-            <w:tcW w:type="dxa" w:w="4320"/>
-          </w:tcPr>
-          <w:p>
-            <w:r>
-              <w:t>Best Practices for AWS Access Keys</w:t>
-            </w:r>
-          </w:p>
-        </w:tc>
-        <w:tc>
-          <w:tcPr>
-            <w:tcW w:type="dxa" w:w="4320"/>
-          </w:tcPr>
-          <w:p>
-            <w:r>
-              <w:t>https://docs.aws.amazon.com/accounts/latest/reference/credentials-access-keys-best-practices.html</w:t>
+            <w:tcW w:type="dxa" w:w="1440"/>
+          </w:tcPr>
+          <w:p>
+            <w:r/>
+          </w:p>
+        </w:tc>
+        <w:tc>
+          <w:tcPr>
+            <w:tcW w:type="dxa" w:w="1440"/>
+          </w:tcPr>
+          <w:p>
+            <w:r/>
+          </w:p>
+        </w:tc>
+        <w:tc>
+          <w:tcPr>
+            <w:tcW w:type="dxa" w:w="1440"/>
+          </w:tcPr>
+          <w:p>
+            <w:r/>
+          </w:p>
+        </w:tc>
+        <w:tc>
+          <w:tcPr>
+            <w:tcW w:type="dxa" w:w="1440"/>
+          </w:tcPr>
+          <w:p>
+            <w:r>
+              <w:t>Fortinet FortiGate VM Next-Generation Firewall</w:t>
+            </w:r>
+          </w:p>
+        </w:tc>
+        <w:tc>
+          <w:tcPr>
+            <w:tcW w:type="dxa" w:w="1440"/>
+          </w:tcPr>
+          <w:p>
+            <w:r>
+              <w:t>$171.36</w:t>
+            </w:r>
+          </w:p>
+        </w:tc>
+        <w:tc>
+          <w:tcPr>
+            <w:tcW w:type="dxa" w:w="1440"/>
+          </w:tcPr>
+          <w:p>
+            <w:r>
+              <w:t>$171.36</w:t>
             </w:r>
           </w:p>
         </w:tc>
@@ -162,21 +268,55 @@
       <w:tr>
         <w:tc>
           <w:tcPr>
-            <w:tcW w:type="dxa" w:w="4320"/>
-          </w:tcPr>
-          <w:p>
-            <w:r>
-              <w:t>Shared Responsibility Model</w:t>
-            </w:r>
-          </w:p>
-        </w:tc>
-        <w:tc>
-          <w:tcPr>
-            <w:tcW w:type="dxa" w:w="4320"/>
-          </w:tcPr>
-          <w:p>
-            <w:r>
-              <w:t>https://aws.amazon.com/compliance/shared-responsibility-model/</w:t>
+            <w:tcW w:type="dxa" w:w="1440"/>
+          </w:tcPr>
+          <w:p>
+            <w:r/>
+          </w:p>
+        </w:tc>
+        <w:tc>
+          <w:tcPr>
+            <w:tcW w:type="dxa" w:w="1440"/>
+          </w:tcPr>
+          <w:p>
+            <w:r/>
+          </w:p>
+        </w:tc>
+        <w:tc>
+          <w:tcPr>
+            <w:tcW w:type="dxa" w:w="1440"/>
+          </w:tcPr>
+          <w:p>
+            <w:r/>
+          </w:p>
+        </w:tc>
+        <w:tc>
+          <w:tcPr>
+            <w:tcW w:type="dxa" w:w="1440"/>
+          </w:tcPr>
+          <w:p>
+            <w:r>
+              <w:t>Savings Plans for Compute Usage</w:t>
+            </w:r>
+          </w:p>
+        </w:tc>
+        <w:tc>
+          <w:tcPr>
+            <w:tcW w:type="dxa" w:w="1440"/>
+          </w:tcPr>
+          <w:p>
+            <w:r>
+              <w:t>$84.00</w:t>
+            </w:r>
+          </w:p>
+        </w:tc>
+        <w:tc>
+          <w:tcPr>
+            <w:tcW w:type="dxa" w:w="1440"/>
+          </w:tcPr>
+          <w:p>
+            <w:r>
+              <w:t>$84.00</w:t>
             </w:r>
           </w:p>
         </w:tc>
@@ -184,21 +324,55 @@
       <w:tr>
         <w:tc>
           <w:tcPr>
-            <w:tcW w:type="dxa" w:w="4320"/>
-          </w:tcPr>
-          <w:p>
-            <w:r>
-              <w:t>AWS Cloudtrail</w:t>
-            </w:r>
-          </w:p>
-        </w:tc>
-        <w:tc>
-          <w:tcPr>
-            <w:tcW w:type="dxa" w:w="4320"/>
-          </w:tcPr>
-          <w:p>
-            <w:r>
-              <w:t>https://aws.amazon.com/cloudtrail/</w:t>
+            <w:tcW w:type="dxa" w:w="1440"/>
+          </w:tcPr>
+          <w:p>
+            <w:r/>
+          </w:p>
+        </w:tc>
+        <w:tc>
+          <w:tcPr>
+            <w:tcW w:type="dxa" w:w="1440"/>
+          </w:tcPr>
+          <w:p>
+            <w:r/>
+          </w:p>
+        </w:tc>
+        <w:tc>
+          <w:tcPr>
+            <w:tcW w:type="dxa" w:w="1440"/>
+          </w:tcPr>
+          <w:p>
+            <w:r/>
+          </w:p>
+        </w:tc>
+        <w:tc>
+          <w:tcPr>
+            <w:tcW w:type="dxa" w:w="1440"/>
+          </w:tcPr>
+          <w:p>
+            <w:r>
+              <w:t>EC2-Other</w:t>
+            </w:r>
+          </w:p>
+        </w:tc>
+        <w:tc>
+          <w:tcPr>
+            <w:tcW w:type="dxa" w:w="1440"/>
+          </w:tcPr>
+          <w:p>
+            <w:r>
+              <w:t>$86.19</w:t>
+            </w:r>
+          </w:p>
+        </w:tc>
+        <w:tc>
+          <w:tcPr>
+            <w:tcW w:type="dxa" w:w="1440"/>
+          </w:tcPr>
+          <w:p>
+            <w:r>
+              <w:t>$86.43</w:t>
             </w:r>
           </w:p>
         </w:tc>
@@ -206,21 +380,55 @@
       <w:tr>
         <w:tc>
           <w:tcPr>
-            <w:tcW w:type="dxa" w:w="4320"/>
-          </w:tcPr>
-          <w:p>
-            <w:r>
-              <w:t>Trusted Advisor</w:t>
-            </w:r>
-          </w:p>
-        </w:tc>
-        <w:tc>
-          <w:tcPr>
-            <w:tcW w:type="dxa" w:w="4320"/>
-          </w:tcPr>
-          <w:p>
-            <w:r>
-              <w:t>https://aws.amazon.com/premiumsupport/trustedadvisor/</w:t>
+            <w:tcW w:type="dxa" w:w="1440"/>
+          </w:tcPr>
+          <w:p>
+            <w:r/>
+          </w:p>
+        </w:tc>
+        <w:tc>
+          <w:tcPr>
+            <w:tcW w:type="dxa" w:w="1440"/>
+          </w:tcPr>
+          <w:p>
+            <w:r/>
+          </w:p>
+        </w:tc>
+        <w:tc>
+          <w:tcPr>
+            <w:tcW w:type="dxa" w:w="1440"/>
+          </w:tcPr>
+          <w:p>
+            <w:r/>
+          </w:p>
+        </w:tc>
+        <w:tc>
+          <w:tcPr>
+            <w:tcW w:type="dxa" w:w="1440"/>
+          </w:tcPr>
+          <w:p>
+            <w:r>
+              <w:t>Elastic Load Balancing</w:t>
+            </w:r>
+          </w:p>
+        </w:tc>
+        <w:tc>
+          <w:tcPr>
+            <w:tcW w:type="dxa" w:w="1440"/>
+          </w:tcPr>
+          <w:p>
+            <w:r>
+              <w:t>$120.62</w:t>
+            </w:r>
+          </w:p>
+        </w:tc>
+        <w:tc>
+          <w:tcPr>
+            <w:tcW w:type="dxa" w:w="1440"/>
+          </w:tcPr>
+          <w:p>
+            <w:r>
+              <w:t>$106.97</w:t>
             </w:r>
           </w:p>
         </w:tc>
@@ -228,21 +436,55 @@
       <w:tr>
         <w:tc>
           <w:tcPr>
-            <w:tcW w:type="dxa" w:w="4320"/>
-          </w:tcPr>
-          <w:p>
-            <w:r>
-              <w:t>Creating Billing alarms</w:t>
-            </w:r>
-          </w:p>
-        </w:tc>
-        <w:tc>
-          <w:tcPr>
-            <w:tcW w:type="dxa" w:w="4320"/>
-          </w:tcPr>
-          <w:p>
-            <w:r>
-              <w:t>https://docs.aws.amazon.com/AmazonCloudWatch/latest/monitoring/gs_monitor_estimated_charges_with_cloudwatch.html#gs_creating_billing_alarm</w:t>
+            <w:tcW w:type="dxa" w:w="1440"/>
+          </w:tcPr>
+          <w:p>
+            <w:r/>
+          </w:p>
+        </w:tc>
+        <w:tc>
+          <w:tcPr>
+            <w:tcW w:type="dxa" w:w="1440"/>
+          </w:tcPr>
+          <w:p>
+            <w:r/>
+          </w:p>
+        </w:tc>
+        <w:tc>
+          <w:tcPr>
+            <w:tcW w:type="dxa" w:w="1440"/>
+          </w:tcPr>
+          <w:p>
+            <w:r/>
+          </w:p>
+        </w:tc>
+        <w:tc>
+          <w:tcPr>
+            <w:tcW w:type="dxa" w:w="1440"/>
+          </w:tcPr>
+          <w:p>
+            <w:r>
+              <w:t>CloudWatch</w:t>
+            </w:r>
+          </w:p>
+        </w:tc>
+        <w:tc>
+          <w:tcPr>
+            <w:tcW w:type="dxa" w:w="1440"/>
+          </w:tcPr>
+          <w:p>
+            <w:r>
+              <w:t>$78.74</w:t>
+            </w:r>
+          </w:p>
+        </w:tc>
+        <w:tc>
+          <w:tcPr>
+            <w:tcW w:type="dxa" w:w="1440"/>
+          </w:tcPr>
+          <w:p>
+            <w:r>
+              <w:t>$77.64</w:t>
             </w:r>
           </w:p>
         </w:tc>
@@ -250,21 +492,55 @@
       <w:tr>
         <w:tc>
           <w:tcPr>
-            <w:tcW w:type="dxa" w:w="4320"/>
-          </w:tcPr>
-          <w:p>
-            <w:r>
-              <w:t>Enable MFA</w:t>
-            </w:r>
-          </w:p>
-        </w:tc>
-        <w:tc>
-          <w:tcPr>
-            <w:tcW w:type="dxa" w:w="4320"/>
-          </w:tcPr>
-          <w:p>
-            <w:r>
-              <w:t>https://docs.aws.amazon.com/IAM/latest/UserGuide/id_credentials_mfa.html</w:t>
+            <w:tcW w:type="dxa" w:w="1440"/>
+          </w:tcPr>
+          <w:p>
+            <w:r/>
+          </w:p>
+        </w:tc>
+        <w:tc>
+          <w:tcPr>
+            <w:tcW w:type="dxa" w:w="1440"/>
+          </w:tcPr>
+          <w:p>
+            <w:r/>
+          </w:p>
+        </w:tc>
+        <w:tc>
+          <w:tcPr>
+            <w:tcW w:type="dxa" w:w="1440"/>
+          </w:tcPr>
+          <w:p>
+            <w:r/>
+          </w:p>
+        </w:tc>
+        <w:tc>
+          <w:tcPr>
+            <w:tcW w:type="dxa" w:w="1440"/>
+          </w:tcPr>
+          <w:p>
+            <w:r>
+              <w:t>VPC</w:t>
+            </w:r>
+          </w:p>
+        </w:tc>
+        <w:tc>
+          <w:tcPr>
+            <w:tcW w:type="dxa" w:w="1440"/>
+          </w:tcPr>
+          <w:p>
+            <w:r>
+              <w:t>$22.36</w:t>
+            </w:r>
+          </w:p>
+        </w:tc>
+        <w:tc>
+          <w:tcPr>
+            <w:tcW w:type="dxa" w:w="1440"/>
+          </w:tcPr>
+          <w:p>
+            <w:r>
+              <w:t>$21.93</w:t>
             </w:r>
           </w:p>
         </w:tc>
@@ -272,32 +548,1314 @@
       <w:tr>
         <w:tc>
           <w:tcPr>
-            <w:tcW w:type="dxa" w:w="4320"/>
-          </w:tcPr>
-          <w:p>
-            <w:r>
-              <w:t>GIT Secrets</w:t>
-            </w:r>
-          </w:p>
-        </w:tc>
-        <w:tc>
-          <w:tcPr>
-            <w:tcW w:type="dxa" w:w="4320"/>
-          </w:tcPr>
-          <w:p>
-            <w:r>
-              <w:t>https://github.com/awslabs/git-secrets</w:t>
+            <w:tcW w:type="dxa" w:w="1440"/>
+          </w:tcPr>
+          <w:p>
+            <w:r/>
+          </w:p>
+        </w:tc>
+        <w:tc>
+          <w:tcPr>
+            <w:tcW w:type="dxa" w:w="1440"/>
+          </w:tcPr>
+          <w:p>
+            <w:r/>
+          </w:p>
+        </w:tc>
+        <w:tc>
+          <w:tcPr>
+            <w:tcW w:type="dxa" w:w="1440"/>
+          </w:tcPr>
+          <w:p>
+            <w:r/>
+          </w:p>
+        </w:tc>
+        <w:tc>
+          <w:tcPr>
+            <w:tcW w:type="dxa" w:w="1440"/>
+          </w:tcPr>
+          <w:p>
+            <w:r>
+              <w:t>EC2-Instances</w:t>
+            </w:r>
+          </w:p>
+        </w:tc>
+        <w:tc>
+          <w:tcPr>
+            <w:tcW w:type="dxa" w:w="1440"/>
+          </w:tcPr>
+          <w:p>
+            <w:r>
+              <w:t>$20.66</w:t>
+            </w:r>
+          </w:p>
+        </w:tc>
+        <w:tc>
+          <w:tcPr>
+            <w:tcW w:type="dxa" w:w="1440"/>
+          </w:tcPr>
+          <w:p>
+            <w:r>
+              <w:t>$20.01</w:t>
+            </w:r>
+          </w:p>
+        </w:tc>
+      </w:tr>
+      <w:tr>
+        <w:tc>
+          <w:tcPr>
+            <w:tcW w:type="dxa" w:w="1440"/>
+          </w:tcPr>
+          <w:p>
+            <w:r/>
+          </w:p>
+        </w:tc>
+        <w:tc>
+          <w:tcPr>
+            <w:tcW w:type="dxa" w:w="1440"/>
+          </w:tcPr>
+          <w:p>
+            <w:r/>
+          </w:p>
+        </w:tc>
+        <w:tc>
+          <w:tcPr>
+            <w:tcW w:type="dxa" w:w="1440"/>
+          </w:tcPr>
+          <w:p>
+            <w:r/>
+          </w:p>
+        </w:tc>
+        <w:tc>
+          <w:tcPr>
+            <w:tcW w:type="dxa" w:w="1440"/>
+          </w:tcPr>
+          <w:p>
+            <w:r>
+              <w:t>Config</w:t>
+            </w:r>
+          </w:p>
+        </w:tc>
+        <w:tc>
+          <w:tcPr>
+            <w:tcW w:type="dxa" w:w="1440"/>
+          </w:tcPr>
+          <w:p>
+            <w:r>
+              <w:t>$27.98</w:t>
+            </w:r>
+          </w:p>
+        </w:tc>
+        <w:tc>
+          <w:tcPr>
+            <w:tcW w:type="dxa" w:w="1440"/>
+          </w:tcPr>
+          <w:p>
+            <w:r>
+              <w:t>$28.11</w:t>
+            </w:r>
+          </w:p>
+        </w:tc>
+      </w:tr>
+      <w:tr>
+        <w:tc>
+          <w:tcPr>
+            <w:tcW w:type="dxa" w:w="1440"/>
+          </w:tcPr>
+          <w:p>
+            <w:r/>
+          </w:p>
+        </w:tc>
+        <w:tc>
+          <w:tcPr>
+            <w:tcW w:type="dxa" w:w="1440"/>
+          </w:tcPr>
+          <w:p>
+            <w:r/>
+          </w:p>
+        </w:tc>
+        <w:tc>
+          <w:tcPr>
+            <w:tcW w:type="dxa" w:w="1440"/>
+          </w:tcPr>
+          <w:p>
+            <w:r/>
+          </w:p>
+        </w:tc>
+        <w:tc>
+          <w:tcPr>
+            <w:tcW w:type="dxa" w:w="1440"/>
+          </w:tcPr>
+          <w:p>
+            <w:r>
+              <w:t>WAF</w:t>
+            </w:r>
+          </w:p>
+        </w:tc>
+        <w:tc>
+          <w:tcPr>
+            <w:tcW w:type="dxa" w:w="1440"/>
+          </w:tcPr>
+          <w:p>
+            <w:r>
+              <w:t>$12.66</w:t>
+            </w:r>
+          </w:p>
+        </w:tc>
+        <w:tc>
+          <w:tcPr>
+            <w:tcW w:type="dxa" w:w="1440"/>
+          </w:tcPr>
+          <w:p>
+            <w:r>
+              <w:t>$11.70</w:t>
+            </w:r>
+          </w:p>
+        </w:tc>
+      </w:tr>
+      <w:tr>
+        <w:tc>
+          <w:tcPr>
+            <w:tcW w:type="dxa" w:w="1440"/>
+          </w:tcPr>
+          <w:p>
+            <w:r/>
+          </w:p>
+        </w:tc>
+        <w:tc>
+          <w:tcPr>
+            <w:tcW w:type="dxa" w:w="1440"/>
+          </w:tcPr>
+          <w:p>
+            <w:r/>
+          </w:p>
+        </w:tc>
+        <w:tc>
+          <w:tcPr>
+            <w:tcW w:type="dxa" w:w="1440"/>
+          </w:tcPr>
+          <w:p>
+            <w:r/>
+          </w:p>
+        </w:tc>
+        <w:tc>
+          <w:tcPr>
+            <w:tcW w:type="dxa" w:w="1440"/>
+          </w:tcPr>
+          <w:p>
+            <w:r>
+              <w:t>Inspector</w:t>
+            </w:r>
+          </w:p>
+        </w:tc>
+        <w:tc>
+          <w:tcPr>
+            <w:tcW w:type="dxa" w:w="1440"/>
+          </w:tcPr>
+          <w:p>
+            <w:r>
+              <w:t>$7.85</w:t>
+            </w:r>
+          </w:p>
+        </w:tc>
+        <w:tc>
+          <w:tcPr>
+            <w:tcW w:type="dxa" w:w="1440"/>
+          </w:tcPr>
+          <w:p>
+            <w:r>
+              <w:t>$7.85</w:t>
+            </w:r>
+          </w:p>
+        </w:tc>
+      </w:tr>
+      <w:tr>
+        <w:tc>
+          <w:tcPr>
+            <w:tcW w:type="dxa" w:w="1440"/>
+          </w:tcPr>
+          <w:p>
+            <w:r/>
+          </w:p>
+        </w:tc>
+        <w:tc>
+          <w:tcPr>
+            <w:tcW w:type="dxa" w:w="1440"/>
+          </w:tcPr>
+          <w:p>
+            <w:r/>
+          </w:p>
+        </w:tc>
+        <w:tc>
+          <w:tcPr>
+            <w:tcW w:type="dxa" w:w="1440"/>
+          </w:tcPr>
+          <w:p>
+            <w:r/>
+          </w:p>
+        </w:tc>
+        <w:tc>
+          <w:tcPr>
+            <w:tcW w:type="dxa" w:w="1440"/>
+          </w:tcPr>
+          <w:p>
+            <w:r>
+              <w:t>GuardDuty</w:t>
+            </w:r>
+          </w:p>
+        </w:tc>
+        <w:tc>
+          <w:tcPr>
+            <w:tcW w:type="dxa" w:w="1440"/>
+          </w:tcPr>
+          <w:p>
+            <w:r>
+              <w:t>$12.64</w:t>
+            </w:r>
+          </w:p>
+        </w:tc>
+        <w:tc>
+          <w:tcPr>
+            <w:tcW w:type="dxa" w:w="1440"/>
+          </w:tcPr>
+          <w:p>
+            <w:r>
+              <w:t>$12.52</w:t>
+            </w:r>
+          </w:p>
+        </w:tc>
+      </w:tr>
+      <w:tr>
+        <w:tc>
+          <w:tcPr>
+            <w:tcW w:type="dxa" w:w="1440"/>
+          </w:tcPr>
+          <w:p>
+            <w:r/>
+          </w:p>
+        </w:tc>
+        <w:tc>
+          <w:tcPr>
+            <w:tcW w:type="dxa" w:w="1440"/>
+          </w:tcPr>
+          <w:p>
+            <w:r/>
+          </w:p>
+        </w:tc>
+        <w:tc>
+          <w:tcPr>
+            <w:tcW w:type="dxa" w:w="1440"/>
+          </w:tcPr>
+          <w:p>
+            <w:r/>
+          </w:p>
+        </w:tc>
+        <w:tc>
+          <w:tcPr>
+            <w:tcW w:type="dxa" w:w="1440"/>
+          </w:tcPr>
+          <w:p>
+            <w:r>
+              <w:t>Route 53</w:t>
+            </w:r>
+          </w:p>
+        </w:tc>
+        <w:tc>
+          <w:tcPr>
+            <w:tcW w:type="dxa" w:w="1440"/>
+          </w:tcPr>
+          <w:p>
+            <w:r>
+              <w:t>$0.34</w:t>
+            </w:r>
+          </w:p>
+        </w:tc>
+        <w:tc>
+          <w:tcPr>
+            <w:tcW w:type="dxa" w:w="1440"/>
+          </w:tcPr>
+          <w:p>
+            <w:r>
+              <w:t>$0.35</w:t>
+            </w:r>
+          </w:p>
+        </w:tc>
+      </w:tr>
+      <w:tr>
+        <w:tc>
+          <w:tcPr>
+            <w:tcW w:type="dxa" w:w="1440"/>
+          </w:tcPr>
+          <w:p>
+            <w:r/>
+          </w:p>
+        </w:tc>
+        <w:tc>
+          <w:tcPr>
+            <w:tcW w:type="dxa" w:w="1440"/>
+          </w:tcPr>
+          <w:p>
+            <w:r/>
+          </w:p>
+        </w:tc>
+        <w:tc>
+          <w:tcPr>
+            <w:tcW w:type="dxa" w:w="1440"/>
+          </w:tcPr>
+          <w:p>
+            <w:r/>
+          </w:p>
+        </w:tc>
+        <w:tc>
+          <w:tcPr>
+            <w:tcW w:type="dxa" w:w="1440"/>
+          </w:tcPr>
+          <w:p>
+            <w:r>
+              <w:t>CloudFront</w:t>
+            </w:r>
+          </w:p>
+        </w:tc>
+        <w:tc>
+          <w:tcPr>
+            <w:tcW w:type="dxa" w:w="1440"/>
+          </w:tcPr>
+          <w:p>
+            <w:r>
+              <w:t>$0.10</w:t>
+            </w:r>
+          </w:p>
+        </w:tc>
+        <w:tc>
+          <w:tcPr>
+            <w:tcW w:type="dxa" w:w="1440"/>
+          </w:tcPr>
+          <w:p>
+            <w:r>
+              <w:t>$0.24</w:t>
+            </w:r>
+          </w:p>
+        </w:tc>
+      </w:tr>
+      <w:tr>
+        <w:tc>
+          <w:tcPr>
+            <w:tcW w:type="dxa" w:w="1440"/>
+          </w:tcPr>
+          <w:p>
+            <w:r/>
+          </w:p>
+        </w:tc>
+        <w:tc>
+          <w:tcPr>
+            <w:tcW w:type="dxa" w:w="1440"/>
+          </w:tcPr>
+          <w:p>
+            <w:r/>
+          </w:p>
+        </w:tc>
+        <w:tc>
+          <w:tcPr>
+            <w:tcW w:type="dxa" w:w="1440"/>
+          </w:tcPr>
+          <w:p>
+            <w:r/>
+          </w:p>
+        </w:tc>
+        <w:tc>
+          <w:tcPr>
+            <w:tcW w:type="dxa" w:w="1440"/>
+          </w:tcPr>
+          <w:p>
+            <w:r>
+              <w:t>Key Management Service</w:t>
+            </w:r>
+          </w:p>
+        </w:tc>
+        <w:tc>
+          <w:tcPr>
+            <w:tcW w:type="dxa" w:w="1440"/>
+          </w:tcPr>
+          <w:p>
+            <w:r>
+              <w:t>$0.30</w:t>
+            </w:r>
+          </w:p>
+        </w:tc>
+        <w:tc>
+          <w:tcPr>
+            <w:tcW w:type="dxa" w:w="1440"/>
+          </w:tcPr>
+          <w:p>
+            <w:r>
+              <w:t>$0.30</w:t>
+            </w:r>
+          </w:p>
+        </w:tc>
+      </w:tr>
+      <w:tr>
+        <w:tc>
+          <w:tcPr>
+            <w:tcW w:type="dxa" w:w="1440"/>
+          </w:tcPr>
+          <w:p>
+            <w:r/>
+          </w:p>
+        </w:tc>
+        <w:tc>
+          <w:tcPr>
+            <w:tcW w:type="dxa" w:w="1440"/>
+          </w:tcPr>
+          <w:p>
+            <w:r/>
+          </w:p>
+        </w:tc>
+        <w:tc>
+          <w:tcPr>
+            <w:tcW w:type="dxa" w:w="1440"/>
+          </w:tcPr>
+          <w:p>
+            <w:r/>
+          </w:p>
+        </w:tc>
+        <w:tc>
+          <w:tcPr>
+            <w:tcW w:type="dxa" w:w="1440"/>
+          </w:tcPr>
+          <w:p>
+            <w:r>
+              <w:t>S3</w:t>
+            </w:r>
+          </w:p>
+        </w:tc>
+        <w:tc>
+          <w:tcPr>
+            <w:tcW w:type="dxa" w:w="1440"/>
+          </w:tcPr>
+          <w:p>
+            <w:r>
+              <w:t>$1.23</w:t>
+            </w:r>
+          </w:p>
+        </w:tc>
+        <w:tc>
+          <w:tcPr>
+            <w:tcW w:type="dxa" w:w="1440"/>
+          </w:tcPr>
+          <w:p>
+            <w:r>
+              <w:t>$1.21</w:t>
+            </w:r>
+          </w:p>
+        </w:tc>
+      </w:tr>
+      <w:tr>
+        <w:tc>
+          <w:tcPr>
+            <w:tcW w:type="dxa" w:w="1440"/>
+          </w:tcPr>
+          <w:p>
+            <w:r/>
+          </w:p>
+        </w:tc>
+        <w:tc>
+          <w:tcPr>
+            <w:tcW w:type="dxa" w:w="1440"/>
+          </w:tcPr>
+          <w:p>
+            <w:r/>
+          </w:p>
+        </w:tc>
+        <w:tc>
+          <w:tcPr>
+            <w:tcW w:type="dxa" w:w="1440"/>
+          </w:tcPr>
+          <w:p>
+            <w:r/>
+          </w:p>
+        </w:tc>
+        <w:tc>
+          <w:tcPr>
+            <w:tcW w:type="dxa" w:w="1440"/>
+          </w:tcPr>
+          <w:p>
+            <w:r>
+              <w:t>Lambda</w:t>
+            </w:r>
+          </w:p>
+        </w:tc>
+        <w:tc>
+          <w:tcPr>
+            <w:tcW w:type="dxa" w:w="1440"/>
+          </w:tcPr>
+          <w:p>
+            <w:r>
+              <w:t>$0.59</w:t>
+            </w:r>
+          </w:p>
+        </w:tc>
+        <w:tc>
+          <w:tcPr>
+            <w:tcW w:type="dxa" w:w="1440"/>
+          </w:tcPr>
+          <w:p>
+            <w:r>
+              <w:t>$0.72</w:t>
+            </w:r>
+          </w:p>
+        </w:tc>
+      </w:tr>
+      <w:tr>
+        <w:tc>
+          <w:tcPr>
+            <w:tcW w:type="dxa" w:w="1440"/>
+          </w:tcPr>
+          <w:p>
+            <w:r/>
+          </w:p>
+        </w:tc>
+        <w:tc>
+          <w:tcPr>
+            <w:tcW w:type="dxa" w:w="1440"/>
+          </w:tcPr>
+          <w:p>
+            <w:r/>
+          </w:p>
+        </w:tc>
+        <w:tc>
+          <w:tcPr>
+            <w:tcW w:type="dxa" w:w="1440"/>
+          </w:tcPr>
+          <w:p>
+            <w:r/>
+          </w:p>
+        </w:tc>
+        <w:tc>
+          <w:tcPr>
+            <w:tcW w:type="dxa" w:w="1440"/>
+          </w:tcPr>
+          <w:p>
+            <w:r>
+              <w:t>Secrets Manager</w:t>
+            </w:r>
+          </w:p>
+        </w:tc>
+        <w:tc>
+          <w:tcPr>
+            <w:tcW w:type="dxa" w:w="1440"/>
+          </w:tcPr>
+          <w:p>
+            <w:r>
+              <w:t>$0.10</w:t>
+            </w:r>
+          </w:p>
+        </w:tc>
+        <w:tc>
+          <w:tcPr>
+            <w:tcW w:type="dxa" w:w="1440"/>
+          </w:tcPr>
+          <w:p>
+            <w:r>
+              <w:t>$0.10</w:t>
+            </w:r>
+          </w:p>
+        </w:tc>
+      </w:tr>
+      <w:tr>
+        <w:tc>
+          <w:tcPr>
+            <w:tcW w:type="dxa" w:w="1440"/>
+          </w:tcPr>
+          <w:p>
+            <w:r/>
+          </w:p>
+        </w:tc>
+        <w:tc>
+          <w:tcPr>
+            <w:tcW w:type="dxa" w:w="1440"/>
+          </w:tcPr>
+          <w:p>
+            <w:r/>
+          </w:p>
+        </w:tc>
+        <w:tc>
+          <w:tcPr>
+            <w:tcW w:type="dxa" w:w="1440"/>
+          </w:tcPr>
+          <w:p>
+            <w:r/>
+          </w:p>
+        </w:tc>
+        <w:tc>
+          <w:tcPr>
+            <w:tcW w:type="dxa" w:w="1440"/>
+          </w:tcPr>
+          <w:p>
+            <w:r>
+              <w:t>CloudTrail</w:t>
+            </w:r>
+          </w:p>
+        </w:tc>
+        <w:tc>
+          <w:tcPr>
+            <w:tcW w:type="dxa" w:w="1440"/>
+          </w:tcPr>
+          <w:p>
+            <w:r>
+              <w:t>$0.08</w:t>
+            </w:r>
+          </w:p>
+        </w:tc>
+        <w:tc>
+          <w:tcPr>
+            <w:tcW w:type="dxa" w:w="1440"/>
+          </w:tcPr>
+          <w:p>
+            <w:r>
+              <w:t>$0.08</w:t>
+            </w:r>
+          </w:p>
+        </w:tc>
+      </w:tr>
+      <w:tr>
+        <w:tc>
+          <w:tcPr>
+            <w:tcW w:type="dxa" w:w="1440"/>
+          </w:tcPr>
+          <w:p>
+            <w:r/>
+          </w:p>
+        </w:tc>
+        <w:tc>
+          <w:tcPr>
+            <w:tcW w:type="dxa" w:w="1440"/>
+          </w:tcPr>
+          <w:p>
+            <w:r/>
+          </w:p>
+        </w:tc>
+        <w:tc>
+          <w:tcPr>
+            <w:tcW w:type="dxa" w:w="1440"/>
+          </w:tcPr>
+          <w:p>
+            <w:r/>
+          </w:p>
+        </w:tc>
+        <w:tc>
+          <w:tcPr>
+            <w:tcW w:type="dxa" w:w="1440"/>
+          </w:tcPr>
+          <w:p>
+            <w:r>
+              <w:t>CodePipeline</w:t>
+            </w:r>
+          </w:p>
+        </w:tc>
+        <w:tc>
+          <w:tcPr>
+            <w:tcW w:type="dxa" w:w="1440"/>
+          </w:tcPr>
+          <w:p>
+            <w:r>
+              <w:t>$0.00</w:t>
+            </w:r>
+          </w:p>
+        </w:tc>
+        <w:tc>
+          <w:tcPr>
+            <w:tcW w:type="dxa" w:w="1440"/>
+          </w:tcPr>
+          <w:p>
+            <w:r>
+              <w:t>$0.00</w:t>
+            </w:r>
+          </w:p>
+        </w:tc>
+      </w:tr>
+      <w:tr>
+        <w:tc>
+          <w:tcPr>
+            <w:tcW w:type="dxa" w:w="1440"/>
+          </w:tcPr>
+          <w:p>
+            <w:r/>
+          </w:p>
+        </w:tc>
+        <w:tc>
+          <w:tcPr>
+            <w:tcW w:type="dxa" w:w="1440"/>
+          </w:tcPr>
+          <w:p>
+            <w:r/>
+          </w:p>
+        </w:tc>
+        <w:tc>
+          <w:tcPr>
+            <w:tcW w:type="dxa" w:w="1440"/>
+          </w:tcPr>
+          <w:p>
+            <w:r/>
+          </w:p>
+        </w:tc>
+        <w:tc>
+          <w:tcPr>
+            <w:tcW w:type="dxa" w:w="1440"/>
+          </w:tcPr>
+          <w:p>
+            <w:r>
+              <w:t>SNS</w:t>
+            </w:r>
+          </w:p>
+        </w:tc>
+        <w:tc>
+          <w:tcPr>
+            <w:tcW w:type="dxa" w:w="1440"/>
+          </w:tcPr>
+          <w:p>
+            <w:r>
+              <w:t>$0.03</w:t>
+            </w:r>
+          </w:p>
+        </w:tc>
+        <w:tc>
+          <w:tcPr>
+            <w:tcW w:type="dxa" w:w="1440"/>
+          </w:tcPr>
+          <w:p>
+            <w:r>
+              <w:t>$0.06</w:t>
+            </w:r>
+          </w:p>
+        </w:tc>
+      </w:tr>
+      <w:tr>
+        <w:tc>
+          <w:tcPr>
+            <w:tcW w:type="dxa" w:w="1440"/>
+          </w:tcPr>
+          <w:p>
+            <w:r/>
+          </w:p>
+        </w:tc>
+        <w:tc>
+          <w:tcPr>
+            <w:tcW w:type="dxa" w:w="1440"/>
+          </w:tcPr>
+          <w:p>
+            <w:r/>
+          </w:p>
+        </w:tc>
+        <w:tc>
+          <w:tcPr>
+            <w:tcW w:type="dxa" w:w="1440"/>
+          </w:tcPr>
+          <w:p>
+            <w:r/>
+          </w:p>
+        </w:tc>
+        <w:tc>
+          <w:tcPr>
+            <w:tcW w:type="dxa" w:w="1440"/>
+          </w:tcPr>
+          <w:p>
+            <w:r>
+              <w:t>CloudWatch Events</w:t>
+            </w:r>
+          </w:p>
+        </w:tc>
+        <w:tc>
+          <w:tcPr>
+            <w:tcW w:type="dxa" w:w="1440"/>
+          </w:tcPr>
+          <w:p>
+            <w:r>
+              <w:t>$0.00</w:t>
+            </w:r>
+          </w:p>
+        </w:tc>
+        <w:tc>
+          <w:tcPr>
+            <w:tcW w:type="dxa" w:w="1440"/>
+          </w:tcPr>
+          <w:p>
+            <w:r>
+              <w:t>$0.00</w:t>
+            </w:r>
+          </w:p>
+        </w:tc>
+      </w:tr>
+      <w:tr>
+        <w:tc>
+          <w:tcPr>
+            <w:tcW w:type="dxa" w:w="1440"/>
+          </w:tcPr>
+          <w:p>
+            <w:r/>
+          </w:p>
+        </w:tc>
+        <w:tc>
+          <w:tcPr>
+            <w:tcW w:type="dxa" w:w="1440"/>
+          </w:tcPr>
+          <w:p>
+            <w:r/>
+          </w:p>
+        </w:tc>
+        <w:tc>
+          <w:tcPr>
+            <w:tcW w:type="dxa" w:w="1440"/>
+          </w:tcPr>
+          <w:p>
+            <w:r/>
+          </w:p>
+        </w:tc>
+        <w:tc>
+          <w:tcPr>
+            <w:tcW w:type="dxa" w:w="1440"/>
+          </w:tcPr>
+          <w:p>
+            <w:r>
+              <w:t>SQS</w:t>
+            </w:r>
+          </w:p>
+        </w:tc>
+        <w:tc>
+          <w:tcPr>
+            <w:tcW w:type="dxa" w:w="1440"/>
+          </w:tcPr>
+          <w:p>
+            <w:r>
+              <w:t>$0.00</w:t>
+            </w:r>
+          </w:p>
+        </w:tc>
+        <w:tc>
+          <w:tcPr>
+            <w:tcW w:type="dxa" w:w="1440"/>
+          </w:tcPr>
+          <w:p>
+            <w:r>
+              <w:t>$0.00</w:t>
+            </w:r>
+          </w:p>
+        </w:tc>
+      </w:tr>
+      <w:tr>
+        <w:tc>
+          <w:tcPr>
+            <w:tcW w:type="dxa" w:w="1440"/>
+          </w:tcPr>
+          <w:p>
+            <w:r/>
+          </w:p>
+        </w:tc>
+        <w:tc>
+          <w:tcPr>
+            <w:tcW w:type="dxa" w:w="1440"/>
+          </w:tcPr>
+          <w:p>
+            <w:r/>
+          </w:p>
+        </w:tc>
+        <w:tc>
+          <w:tcPr>
+            <w:tcW w:type="dxa" w:w="1440"/>
+          </w:tcPr>
+          <w:p>
+            <w:r/>
+          </w:p>
+        </w:tc>
+        <w:tc>
+          <w:tcPr>
+            <w:tcW w:type="dxa" w:w="1440"/>
+          </w:tcPr>
+          <w:p>
+            <w:r>
+              <w:t>CloudShell</w:t>
+            </w:r>
+          </w:p>
+        </w:tc>
+        <w:tc>
+          <w:tcPr>
+            <w:tcW w:type="dxa" w:w="1440"/>
+          </w:tcPr>
+          <w:p>
+            <w:r>
+              <w:t>$0.00</w:t>
+            </w:r>
+          </w:p>
+        </w:tc>
+        <w:tc>
+          <w:tcPr>
+            <w:tcW w:type="dxa" w:w="1440"/>
+          </w:tcPr>
+          <w:p>
+            <w:r>
+              <w:t>$0.00</w:t>
+            </w:r>
+          </w:p>
+        </w:tc>
+      </w:tr>
+      <w:tr>
+        <w:tc>
+          <w:tcPr>
+            <w:tcW w:type="dxa" w:w="1440"/>
+          </w:tcPr>
+          <w:p>
+            <w:r/>
+          </w:p>
+        </w:tc>
+        <w:tc>
+          <w:tcPr>
+            <w:tcW w:type="dxa" w:w="1440"/>
+          </w:tcPr>
+          <w:p>
+            <w:r/>
+          </w:p>
+        </w:tc>
+        <w:tc>
+          <w:tcPr>
+            <w:tcW w:type="dxa" w:w="1440"/>
+          </w:tcPr>
+          <w:p>
+            <w:r/>
+          </w:p>
+        </w:tc>
+        <w:tc>
+          <w:tcPr>
+            <w:tcW w:type="dxa" w:w="1440"/>
+          </w:tcPr>
+          <w:p>
+            <w:r>
+              <w:t>Glue</w:t>
+            </w:r>
+          </w:p>
+        </w:tc>
+        <w:tc>
+          <w:tcPr>
+            <w:tcW w:type="dxa" w:w="1440"/>
+          </w:tcPr>
+          <w:p>
+            <w:r>
+              <w:t>$0.00</w:t>
+            </w:r>
+          </w:p>
+        </w:tc>
+        <w:tc>
+          <w:tcPr>
+            <w:tcW w:type="dxa" w:w="1440"/>
+          </w:tcPr>
+          <w:p>
+            <w:r>
+              <w:t>$0.00</w:t>
+            </w:r>
+          </w:p>
+        </w:tc>
+      </w:tr>
+      <w:tr>
+        <w:tc>
+          <w:tcPr>
+            <w:tcW w:type="dxa" w:w="1440"/>
+          </w:tcPr>
+          <w:p>
+            <w:r/>
+          </w:p>
+        </w:tc>
+        <w:tc>
+          <w:tcPr>
+            <w:tcW w:type="dxa" w:w="1440"/>
+          </w:tcPr>
+          <w:p>
+            <w:r/>
+          </w:p>
+        </w:tc>
+        <w:tc>
+          <w:tcPr>
+            <w:tcW w:type="dxa" w:w="1440"/>
+          </w:tcPr>
+          <w:p>
+            <w:r/>
+          </w:p>
+        </w:tc>
+        <w:tc>
+          <w:tcPr>
+            <w:tcW w:type="dxa" w:w="1440"/>
+          </w:tcPr>
+          <w:p>
+            <w:r>
+              <w:t>DynamoDB</w:t>
+            </w:r>
+          </w:p>
+        </w:tc>
+        <w:tc>
+          <w:tcPr>
+            <w:tcW w:type="dxa" w:w="1440"/>
+          </w:tcPr>
+          <w:p>
+            <w:r>
+              <w:t>$0.00</w:t>
+            </w:r>
+          </w:p>
+        </w:tc>
+        <w:tc>
+          <w:tcPr>
+            <w:tcW w:type="dxa" w:w="1440"/>
+          </w:tcPr>
+          <w:p>
+            <w:r>
+              <w:t>$0.00</w:t>
+            </w:r>
+          </w:p>
+        </w:tc>
+      </w:tr>
+      <w:tr>
+        <w:tc>
+          <w:tcPr>
+            <w:tcW w:type="dxa" w:w="1440"/>
+          </w:tcPr>
+          <w:p>
+            <w:r/>
+          </w:p>
+        </w:tc>
+        <w:tc>
+          <w:tcPr>
+            <w:tcW w:type="dxa" w:w="1440"/>
+          </w:tcPr>
+          <w:p>
+            <w:r/>
+          </w:p>
+        </w:tc>
+        <w:tc>
+          <w:tcPr>
+            <w:tcW w:type="dxa" w:w="1440"/>
+          </w:tcPr>
+          <w:p>
+            <w:r/>
+          </w:p>
+        </w:tc>
+        <w:tc>
+          <w:tcPr>
+            <w:tcW w:type="dxa" w:w="1440"/>
+          </w:tcPr>
+          <w:p>
+            <w:r>
+              <w:t>Tax</w:t>
+            </w:r>
+          </w:p>
+        </w:tc>
+        <w:tc>
+          <w:tcPr>
+            <w:tcW w:type="dxa" w:w="1440"/>
+          </w:tcPr>
+          <w:p>
+            <w:r>
+              <w:t>$0.00</w:t>
+            </w:r>
+          </w:p>
+        </w:tc>
+        <w:tc>
+          <w:tcPr>
+            <w:tcW w:type="dxa" w:w="1440"/>
+          </w:tcPr>
+          <w:p>
+            <w:r>
+              <w:t>—</w:t>
+            </w:r>
+          </w:p>
+        </w:tc>
+      </w:tr>
+      <w:tr>
+        <w:tc>
+          <w:tcPr>
+            <w:tcW w:type="dxa" w:w="1440"/>
+          </w:tcPr>
+          <w:p>
+            <w:r/>
+          </w:p>
+        </w:tc>
+        <w:tc>
+          <w:tcPr>
+            <w:tcW w:type="dxa" w:w="1440"/>
+          </w:tcPr>
+          <w:p>
+            <w:r/>
+          </w:p>
+        </w:tc>
+        <w:tc>
+          <w:tcPr>
+            <w:tcW w:type="dxa" w:w="1440"/>
+          </w:tcPr>
+          <w:p>
+            <w:r/>
+          </w:p>
+        </w:tc>
+        <w:tc>
+          <w:tcPr>
+            <w:tcW w:type="dxa" w:w="1440"/>
+          </w:tcPr>
+          <w:p>
+            <w:r>
+              <w:rPr>
+                <w:b/>
+              </w:rPr>
+              <w:t>Total Cost</w:t>
+            </w:r>
+          </w:p>
+        </w:tc>
+        <w:tc>
+          <w:tcPr>
+            <w:tcW w:type="dxa" w:w="1440"/>
+          </w:tcPr>
+          <w:p>
+            <w:r>
+              <w:rPr>
+                <w:b/>
+              </w:rPr>
+              <w:t>$728.33 Tax Excluded Cost</w:t>
+            </w:r>
+          </w:p>
+        </w:tc>
+        <w:tc>
+          <w:tcPr>
+            <w:tcW w:type="dxa" w:w="1440"/>
+          </w:tcPr>
+          <w:p>
+            <w:r>
+              <w:rPr>
+                <w:b/>
+              </w:rPr>
+              <w:t>$705.25 Tax Excluded Cost</w:t>
             </w:r>
           </w:p>
         </w:tc>
       </w:tr>
     </w:tbl>
+    <w:p>
+      <w:pPr>
+        <w:pStyle w:val="ListBullet"/>
+      </w:pPr>
+      <w:r>
+        <w:t>There is a decrease of $23.08 compared to the previous week.</w:t>
+      </w:r>
+    </w:p>
+    <w:p>
+      <w:pPr>
+        <w:pStyle w:val="ListBullet"/>
+      </w:pPr>
+      <w:r>
+        <w:t>The percentage decrease compared to the previous week is approximately 3.17%.</w:t>
+      </w:r>
+    </w:p>
+    <w:p>
+      <w:pPr>
+        <w:pStyle w:val="ListBullet"/>
+      </w:pPr>
+      <w:r>
+        <w:t>The Weekly Average Daily Cost for the current week is $100.75 per day.</w:t>
+      </w:r>
+    </w:p>
+    <w:p>
+      <w:pPr>
+        <w:pStyle w:val="ListBullet"/>
+      </w:pPr>
+      <w:r>
+        <w:t>The overall decrease is primarily due to lower usage/cost in: Elastic Load Balancing: -$13.65, Relational Database Service: -$6.83, CloudWatch: -$1.10, WAF: -$0.96, EC2-Instances: -$0.65, VPC: -$0.43, GuardDuty: -$0.12, S3: -$0.02</w:t>
+      </w:r>
+    </w:p>
+    <w:p>
+      <w:pPr>
+        <w:pStyle w:val="ListBullet"/>
+      </w:pPr>
+      <w:r>
+        <w:t>The decrease was partially offset by higher costs in: EC2-Other: +$0.24, CloudFront: +$0.14, Config: +$0.13, Lambda: +$0.13, SNS: +$0.03, Route 53: +$0.01</w:t>
+      </w:r>
+    </w:p>
     <w:p>
       <w:pPr>
         <w:pStyle w:val="Heading1"/>
       </w:pPr>
       <w:r>
-        <w:t>Summary</w:t>
+        <w:t>Disclaimer</w:t>
+      </w:r>
+    </w:p>
+    <w:p>
+      <w:r>
+        <w:t>The contents of this document are based upon the information provided by the customer. This document is considered confidential between Greatworx and Customer and may not be distributed to any third party without Greatworx's prior written consent.</w:t>
+      </w:r>
+    </w:p>
+    <w:p>
+      <w:pPr>
+        <w:pStyle w:val="Heading1"/>
+      </w:pPr>
+      <w:r>
+        <w:t>Contents</w:t>
+      </w:r>
+    </w:p>
+    <w:p>
+      <w:r>
+        <w:t>Cost summary and projections ............ 5</w:t>
+      </w:r>
+    </w:p>
+    <w:p>
+      <w:r>
+        <w:t>BAU Matrix Overview of the resources .... 6</w:t>
+      </w:r>
+    </w:p>
+    <w:p>
+      <w:r>
+        <w:t>Uptime of the servers and applications running on the infrastructure ... 6</w:t>
+      </w:r>
+    </w:p>
+    <w:p>
+      <w:r>
+        <w:t xml:space="preserve">    1. Elastic Compute Cloud (EC2) ...... 6</w:t>
+      </w:r>
+    </w:p>
+    <w:p>
+      <w:r>
+        <w:t xml:space="preserve">    2. Relational Database Service (RDS) ... 8</w:t>
+      </w:r>
+    </w:p>
+    <w:p>
+      <w:r>
+        <w:t xml:space="preserve">    3. Elastic Load Balancing (ELB) ..... 9</w:t>
+      </w:r>
+    </w:p>
+    <w:p>
+      <w:r>
+        <w:t xml:space="preserve">    4. AWS WAF .......................... 9</w:t>
+      </w:r>
+    </w:p>
+    <w:p>
+      <w:r>
+        <w:t xml:space="preserve">    5. Amazon Inspector ................. 10</w:t>
+      </w:r>
+    </w:p>
+    <w:p>
+      <w:r>
+        <w:t xml:space="preserve">    6. Guard Duty ....................... 11</w:t>
+      </w:r>
+    </w:p>
+    <w:p>
+      <w:pPr>
+        <w:pStyle w:val="ListBullet"/>
+      </w:pPr>
+      <w:r>
+        <w:t>Cost summary and projections:- The billing and the Charges for the Services are also as per the Budget set-up; There are increases in the estimated billing compared to the previous week.</w:t>
+      </w:r>
+    </w:p>
+    <w:p>
+      <w:r>
+        <w:t>2026-09-14 to 2026-09-20</w:t>
+      </w:r>
+    </w:p>
+    <w:p>
+      <w:pPr>
+        <w:pStyle w:val="Heading1"/>
+      </w:pPr>
+      <w:r>
+        <w:t>BAU Matrix Overview of the resources.</w:t>
       </w:r>
     </w:p>
     <w:p>
@@ -305,7 +1863,7 @@
         <w:rPr>
           <w:b/>
         </w:rPr>
-        <w:t>JUST UDO AVIATION PRIVATE LIMITED (Fly91) - 674351849978</w:t>
+        <w:t>Uptime of the servers and applications running on the infrastructure</w:t>
       </w:r>
     </w:p>
     <w:p>
@@ -313,45 +1871,2208 @@
         <w:pStyle w:val="Heading2"/>
       </w:pPr>
       <w:r>
-        <w:t>Billing and Cost Overview</w:t>
+        <w:t>1. Elastic Compute Cloud (EC2)</w:t>
+      </w:r>
+    </w:p>
+    <w:p>
+      <w:pPr>
+        <w:pStyle w:val="ListBullet"/>
+      </w:pPr>
+      <w:r>
+        <w:t>We have 8 EC2 Instances deployed in our AWS Account currently.</w:t>
+      </w:r>
+    </w:p>
+    <w:p>
+      <w:pPr>
+        <w:pStyle w:val="ListBullet"/>
+      </w:pPr>
+      <w:r>
+        <w:t>FLY91-Website-testing (i-0d0653d04b9306f42) has been put to "Stopped" state.</w:t>
+      </w:r>
+    </w:p>
+    <w:p>
+      <w:pPr>
+        <w:pStyle w:val="ListBullet"/>
+      </w:pPr>
+      <w:r>
+        <w:t>In this last week there was no Incident of any downtime for the production servers, all the servers were up and in running state, except FLY91-Website-testing (i-0d0653d04b9306f42).</w:t>
       </w:r>
     </w:p>
     <w:p>
       <w:r>
-        <w:t>Total cost for the week: $1,287.44</w:t>
+        <w:rPr>
+          <w:b/>
+        </w:rPr>
+        <w:t>All EC2 Server Utilization as mentioned in the table below (14th September – 20th September 2026)</w:t>
       </w:r>
     </w:p>
+    <w:tbl>
+      <w:tblPr>
+        <w:tblStyle w:val="TableGrid"/>
+        <w:tblW w:type="auto" w:w="0"/>
+        <w:tblLook w:firstColumn="1" w:firstRow="1" w:lastColumn="0" w:lastRow="0" w:noHBand="0" w:noVBand="1" w:val="04A0"/>
+      </w:tblPr>
+      <w:tblGrid>
+        <w:gridCol w:w="1080"/>
+        <w:gridCol w:w="1080"/>
+        <w:gridCol w:w="1080"/>
+        <w:gridCol w:w="1080"/>
+        <w:gridCol w:w="1080"/>
+        <w:gridCol w:w="1080"/>
+        <w:gridCol w:w="1080"/>
+        <w:gridCol w:w="1080"/>
+      </w:tblGrid>
+      <w:tr>
+        <w:tc>
+          <w:tcPr>
+            <w:tcW w:type="dxa" w:w="1080"/>
+          </w:tcPr>
+          <w:p>
+            <w:r>
+              <w:rPr>
+                <w:b/>
+              </w:rPr>
+              <w:t>Name</w:t>
+            </w:r>
+          </w:p>
+        </w:tc>
+        <w:tc>
+          <w:tcPr>
+            <w:tcW w:type="dxa" w:w="1080"/>
+          </w:tcPr>
+          <w:p>
+            <w:r>
+              <w:rPr>
+                <w:b/>
+              </w:rPr>
+              <w:t>InstanceID</w:t>
+            </w:r>
+          </w:p>
+        </w:tc>
+        <w:tc>
+          <w:tcPr>
+            <w:tcW w:type="dxa" w:w="1080"/>
+          </w:tcPr>
+          <w:p>
+            <w:r>
+              <w:rPr>
+                <w:b/>
+              </w:rPr>
+              <w:t>Instance type</w:t>
+            </w:r>
+          </w:p>
+        </w:tc>
+        <w:tc>
+          <w:tcPr>
+            <w:tcW w:type="dxa" w:w="1080"/>
+          </w:tcPr>
+          <w:p>
+            <w:r>
+              <w:rPr>
+                <w:b/>
+              </w:rPr>
+              <w:t>Minimum CPU utilization</w:t>
+            </w:r>
+          </w:p>
+        </w:tc>
+        <w:tc>
+          <w:tcPr>
+            <w:tcW w:type="dxa" w:w="1080"/>
+          </w:tcPr>
+          <w:p>
+            <w:r>
+              <w:rPr>
+                <w:b/>
+              </w:rPr>
+              <w:t>Maximum CPU utilization</w:t>
+            </w:r>
+          </w:p>
+        </w:tc>
+        <w:tc>
+          <w:tcPr>
+            <w:tcW w:type="dxa" w:w="1080"/>
+          </w:tcPr>
+          <w:p>
+            <w:r>
+              <w:rPr>
+                <w:b/>
+              </w:rPr>
+              <w:t>Average CPU utilization</w:t>
+            </w:r>
+          </w:p>
+        </w:tc>
+        <w:tc>
+          <w:tcPr>
+            <w:tcW w:type="dxa" w:w="1080"/>
+          </w:tcPr>
+          <w:p>
+            <w:r>
+              <w:rPr>
+                <w:b/>
+              </w:rPr>
+              <w:t>Average Memory Utilization</w:t>
+            </w:r>
+          </w:p>
+        </w:tc>
+        <w:tc>
+          <w:tcPr>
+            <w:tcW w:type="dxa" w:w="1080"/>
+          </w:tcPr>
+          <w:p>
+            <w:r>
+              <w:rPr>
+                <w:b/>
+              </w:rPr>
+              <w:t>Current Disk Utilization</w:t>
+            </w:r>
+          </w:p>
+        </w:tc>
+      </w:tr>
+      <w:tr>
+        <w:tc>
+          <w:tcPr>
+            <w:tcW w:type="dxa" w:w="1080"/>
+          </w:tcPr>
+          <w:p>
+            <w:r>
+              <w:t>Fortinet-FW</w:t>
+            </w:r>
+          </w:p>
+        </w:tc>
+        <w:tc>
+          <w:tcPr>
+            <w:tcW w:type="dxa" w:w="1080"/>
+          </w:tcPr>
+          <w:p>
+            <w:r>
+              <w:t>i-06a53ce120fca7a28</w:t>
+            </w:r>
+          </w:p>
+        </w:tc>
+        <w:tc>
+          <w:tcPr>
+            <w:tcW w:type="dxa" w:w="1080"/>
+          </w:tcPr>
+          <w:p>
+            <w:r>
+              <w:t>c6i.xlarge</w:t>
+            </w:r>
+          </w:p>
+        </w:tc>
+        <w:tc>
+          <w:tcPr>
+            <w:tcW w:type="dxa" w:w="1080"/>
+          </w:tcPr>
+          <w:p>
+            <w:r>
+              <w:t>0.59</w:t>
+            </w:r>
+          </w:p>
+        </w:tc>
+        <w:tc>
+          <w:tcPr>
+            <w:tcW w:type="dxa" w:w="1080"/>
+          </w:tcPr>
+          <w:p>
+            <w:r>
+              <w:t>6.19</w:t>
+            </w:r>
+          </w:p>
+        </w:tc>
+        <w:tc>
+          <w:tcPr>
+            <w:tcW w:type="dxa" w:w="1080"/>
+          </w:tcPr>
+          <w:p>
+            <w:r>
+              <w:t>0.83</w:t>
+            </w:r>
+          </w:p>
+        </w:tc>
+        <w:tc>
+          <w:tcPr>
+            <w:tcW w:type="dxa" w:w="1080"/>
+          </w:tcPr>
+          <w:p>
+            <w:r>
+              <w:t>-</w:t>
+            </w:r>
+          </w:p>
+        </w:tc>
+        <w:tc>
+          <w:tcPr>
+            <w:tcW w:type="dxa" w:w="1080"/>
+          </w:tcPr>
+          <w:p>
+            <w:r>
+              <w:t>-</w:t>
+            </w:r>
+          </w:p>
+        </w:tc>
+      </w:tr>
+      <w:tr>
+        <w:tc>
+          <w:tcPr>
+            <w:tcW w:type="dxa" w:w="1080"/>
+          </w:tcPr>
+          <w:p>
+            <w:r>
+              <w:t>FLY91- Staging Website</w:t>
+            </w:r>
+          </w:p>
+        </w:tc>
+        <w:tc>
+          <w:tcPr>
+            <w:tcW w:type="dxa" w:w="1080"/>
+          </w:tcPr>
+          <w:p>
+            <w:r>
+              <w:t>i-041cbf2e1ea9a05ee</w:t>
+            </w:r>
+          </w:p>
+        </w:tc>
+        <w:tc>
+          <w:tcPr>
+            <w:tcW w:type="dxa" w:w="1080"/>
+          </w:tcPr>
+          <w:p>
+            <w:r>
+              <w:t>t3a.xlarge</w:t>
+            </w:r>
+          </w:p>
+        </w:tc>
+        <w:tc>
+          <w:tcPr>
+            <w:tcW w:type="dxa" w:w="1080"/>
+          </w:tcPr>
+          <w:p>
+            <w:r>
+              <w:t>4.5</w:t>
+            </w:r>
+          </w:p>
+        </w:tc>
+        <w:tc>
+          <w:tcPr>
+            <w:tcW w:type="dxa" w:w="1080"/>
+          </w:tcPr>
+          <w:p>
+            <w:r>
+              <w:t>35.46</w:t>
+            </w:r>
+          </w:p>
+        </w:tc>
+        <w:tc>
+          <w:tcPr>
+            <w:tcW w:type="dxa" w:w="1080"/>
+          </w:tcPr>
+          <w:p>
+            <w:r>
+              <w:t>9.19</w:t>
+            </w:r>
+          </w:p>
+        </w:tc>
+        <w:tc>
+          <w:tcPr>
+            <w:tcW w:type="dxa" w:w="1080"/>
+          </w:tcPr>
+          <w:p>
+            <w:r>
+              <w:t>50.62</w:t>
+            </w:r>
+          </w:p>
+        </w:tc>
+        <w:tc>
+          <w:tcPr>
+            <w:tcW w:type="dxa" w:w="1080"/>
+          </w:tcPr>
+          <w:p>
+            <w:r>
+              <w:t>91.6%</w:t>
+            </w:r>
+          </w:p>
+        </w:tc>
+      </w:tr>
+      <w:tr>
+        <w:tc>
+          <w:tcPr>
+            <w:tcW w:type="dxa" w:w="1080"/>
+          </w:tcPr>
+          <w:p>
+            <w:r>
+              <w:t>FLY91- Production Website</w:t>
+            </w:r>
+          </w:p>
+        </w:tc>
+        <w:tc>
+          <w:tcPr>
+            <w:tcW w:type="dxa" w:w="1080"/>
+          </w:tcPr>
+          <w:p>
+            <w:r>
+              <w:t>i-056b66d8b569a4a26</w:t>
+            </w:r>
+          </w:p>
+        </w:tc>
+        <w:tc>
+          <w:tcPr>
+            <w:tcW w:type="dxa" w:w="1080"/>
+          </w:tcPr>
+          <w:p>
+            <w:r>
+              <w:t>r6a.xlarge</w:t>
+            </w:r>
+          </w:p>
+        </w:tc>
+        <w:tc>
+          <w:tcPr>
+            <w:tcW w:type="dxa" w:w="1080"/>
+          </w:tcPr>
+          <w:p>
+            <w:r>
+              <w:t>2.79</w:t>
+            </w:r>
+          </w:p>
+        </w:tc>
+        <w:tc>
+          <w:tcPr>
+            <w:tcW w:type="dxa" w:w="1080"/>
+          </w:tcPr>
+          <w:p>
+            <w:r>
+              <w:t>77.11</w:t>
+            </w:r>
+          </w:p>
+        </w:tc>
+        <w:tc>
+          <w:tcPr>
+            <w:tcW w:type="dxa" w:w="1080"/>
+          </w:tcPr>
+          <w:p>
+            <w:r>
+              <w:t>8.87</w:t>
+            </w:r>
+          </w:p>
+        </w:tc>
+        <w:tc>
+          <w:tcPr>
+            <w:tcW w:type="dxa" w:w="1080"/>
+          </w:tcPr>
+          <w:p>
+            <w:r>
+              <w:t>48.23</w:t>
+            </w:r>
+          </w:p>
+        </w:tc>
+        <w:tc>
+          <w:tcPr>
+            <w:tcW w:type="dxa" w:w="1080"/>
+          </w:tcPr>
+          <w:p>
+            <w:r>
+              <w:t>49.0%</w:t>
+            </w:r>
+          </w:p>
+        </w:tc>
+      </w:tr>
+      <w:tr>
+        <w:tc>
+          <w:tcPr>
+            <w:tcW w:type="dxa" w:w="1080"/>
+          </w:tcPr>
+          <w:p>
+            <w:r>
+              <w:t>Fly91-SFTP</w:t>
+            </w:r>
+          </w:p>
+        </w:tc>
+        <w:tc>
+          <w:tcPr>
+            <w:tcW w:type="dxa" w:w="1080"/>
+          </w:tcPr>
+          <w:p>
+            <w:r>
+              <w:t>i-0b108151d07fe2bf8</w:t>
+            </w:r>
+          </w:p>
+        </w:tc>
+        <w:tc>
+          <w:tcPr>
+            <w:tcW w:type="dxa" w:w="1080"/>
+          </w:tcPr>
+          <w:p>
+            <w:r>
+              <w:t>t3a.medium</w:t>
+            </w:r>
+          </w:p>
+        </w:tc>
+        <w:tc>
+          <w:tcPr>
+            <w:tcW w:type="dxa" w:w="1080"/>
+          </w:tcPr>
+          <w:p>
+            <w:r>
+              <w:t>2.65</w:t>
+            </w:r>
+          </w:p>
+        </w:tc>
+        <w:tc>
+          <w:tcPr>
+            <w:tcW w:type="dxa" w:w="1080"/>
+          </w:tcPr>
+          <w:p>
+            <w:r>
+              <w:t>49.97</w:t>
+            </w:r>
+          </w:p>
+        </w:tc>
+        <w:tc>
+          <w:tcPr>
+            <w:tcW w:type="dxa" w:w="1080"/>
+          </w:tcPr>
+          <w:p>
+            <w:r>
+              <w:t>3.89</w:t>
+            </w:r>
+          </w:p>
+        </w:tc>
+        <w:tc>
+          <w:tcPr>
+            <w:tcW w:type="dxa" w:w="1080"/>
+          </w:tcPr>
+          <w:p>
+            <w:r>
+              <w:t>25.35</w:t>
+            </w:r>
+          </w:p>
+        </w:tc>
+        <w:tc>
+          <w:tcPr>
+            <w:tcW w:type="dxa" w:w="1080"/>
+          </w:tcPr>
+          <w:p>
+            <w:r>
+              <w:t>76.3%</w:t>
+            </w:r>
+          </w:p>
+        </w:tc>
+      </w:tr>
+      <w:tr>
+        <w:tc>
+          <w:tcPr>
+            <w:tcW w:type="dxa" w:w="1080"/>
+          </w:tcPr>
+          <w:p>
+            <w:r>
+              <w:t>Fly91-Desk</w:t>
+            </w:r>
+          </w:p>
+        </w:tc>
+        <w:tc>
+          <w:tcPr>
+            <w:tcW w:type="dxa" w:w="1080"/>
+          </w:tcPr>
+          <w:p>
+            <w:r>
+              <w:t>i-0e24da06be3f86a40</w:t>
+            </w:r>
+          </w:p>
+        </w:tc>
+        <w:tc>
+          <w:tcPr>
+            <w:tcW w:type="dxa" w:w="1080"/>
+          </w:tcPr>
+          <w:p>
+            <w:r>
+              <w:t>t3a.medium</w:t>
+            </w:r>
+          </w:p>
+        </w:tc>
+        <w:tc>
+          <w:tcPr>
+            <w:tcW w:type="dxa" w:w="1080"/>
+          </w:tcPr>
+          <w:p>
+            <w:r>
+              <w:t>1.25</w:t>
+            </w:r>
+          </w:p>
+        </w:tc>
+        <w:tc>
+          <w:tcPr>
+            <w:tcW w:type="dxa" w:w="1080"/>
+          </w:tcPr>
+          <w:p>
+            <w:r>
+              <w:t>28.72</w:t>
+            </w:r>
+          </w:p>
+        </w:tc>
+        <w:tc>
+          <w:tcPr>
+            <w:tcW w:type="dxa" w:w="1080"/>
+          </w:tcPr>
+          <w:p>
+            <w:r>
+              <w:t>1.8</w:t>
+            </w:r>
+          </w:p>
+        </w:tc>
+        <w:tc>
+          <w:tcPr>
+            <w:tcW w:type="dxa" w:w="1080"/>
+          </w:tcPr>
+          <w:p>
+            <w:r>
+              <w:t>73.97</w:t>
+            </w:r>
+          </w:p>
+        </w:tc>
+        <w:tc>
+          <w:tcPr>
+            <w:tcW w:type="dxa" w:w="1080"/>
+          </w:tcPr>
+          <w:p>
+            <w:r>
+              <w:t>21.8%</w:t>
+            </w:r>
+          </w:p>
+        </w:tc>
+      </w:tr>
+      <w:tr>
+        <w:tc>
+          <w:tcPr>
+            <w:tcW w:type="dxa" w:w="1080"/>
+          </w:tcPr>
+          <w:p>
+            <w:r>
+              <w:t>FLY91-Website-testing</w:t>
+            </w:r>
+          </w:p>
+        </w:tc>
+        <w:tc>
+          <w:tcPr>
+            <w:tcW w:type="dxa" w:w="1080"/>
+          </w:tcPr>
+          <w:p>
+            <w:r>
+              <w:t>i-0d0653d04b9306f42</w:t>
+            </w:r>
+          </w:p>
+        </w:tc>
+        <w:tc>
+          <w:tcPr>
+            <w:tcW w:type="dxa" w:w="1080"/>
+          </w:tcPr>
+          <w:p>
+            <w:r>
+              <w:t>r6a.large</w:t>
+            </w:r>
+          </w:p>
+        </w:tc>
+        <w:tc>
+          <w:tcPr>
+            <w:tcW w:type="dxa" w:w="1080"/>
+          </w:tcPr>
+          <w:p>
+            <w:r>
+              <w:t>-</w:t>
+            </w:r>
+          </w:p>
+        </w:tc>
+        <w:tc>
+          <w:tcPr>
+            <w:tcW w:type="dxa" w:w="1080"/>
+          </w:tcPr>
+          <w:p>
+            <w:r>
+              <w:t>-</w:t>
+            </w:r>
+          </w:p>
+        </w:tc>
+        <w:tc>
+          <w:tcPr>
+            <w:tcW w:type="dxa" w:w="1080"/>
+          </w:tcPr>
+          <w:p>
+            <w:r>
+              <w:t>-</w:t>
+            </w:r>
+          </w:p>
+        </w:tc>
+        <w:tc>
+          <w:tcPr>
+            <w:tcW w:type="dxa" w:w="1080"/>
+          </w:tcPr>
+          <w:p>
+            <w:r>
+              <w:t>-</w:t>
+            </w:r>
+          </w:p>
+        </w:tc>
+        <w:tc>
+          <w:tcPr>
+            <w:tcW w:type="dxa" w:w="1080"/>
+          </w:tcPr>
+          <w:p>
+            <w:r>
+              <w:t>-</w:t>
+            </w:r>
+          </w:p>
+        </w:tc>
+      </w:tr>
+      <w:tr>
+        <w:tc>
+          <w:tcPr>
+            <w:tcW w:type="dxa" w:w="1080"/>
+          </w:tcPr>
+          <w:p>
+            <w:r>
+              <w:t>Fly91-Development-Server-Windows</w:t>
+            </w:r>
+          </w:p>
+        </w:tc>
+        <w:tc>
+          <w:tcPr>
+            <w:tcW w:type="dxa" w:w="1080"/>
+          </w:tcPr>
+          <w:p>
+            <w:r>
+              <w:t>i-00a0097da058e39a1</w:t>
+            </w:r>
+          </w:p>
+        </w:tc>
+        <w:tc>
+          <w:tcPr>
+            <w:tcW w:type="dxa" w:w="1080"/>
+          </w:tcPr>
+          <w:p>
+            <w:r>
+              <w:t>t3a.xlarge</w:t>
+            </w:r>
+          </w:p>
+        </w:tc>
+        <w:tc>
+          <w:tcPr>
+            <w:tcW w:type="dxa" w:w="1080"/>
+          </w:tcPr>
+          <w:p>
+            <w:r>
+              <w:t>9.93</w:t>
+            </w:r>
+          </w:p>
+        </w:tc>
+        <w:tc>
+          <w:tcPr>
+            <w:tcW w:type="dxa" w:w="1080"/>
+          </w:tcPr>
+          <w:p>
+            <w:r>
+              <w:t>58.83</w:t>
+            </w:r>
+          </w:p>
+        </w:tc>
+        <w:tc>
+          <w:tcPr>
+            <w:tcW w:type="dxa" w:w="1080"/>
+          </w:tcPr>
+          <w:p>
+            <w:r>
+              <w:t>14.3</w:t>
+            </w:r>
+          </w:p>
+        </w:tc>
+        <w:tc>
+          <w:tcPr>
+            <w:tcW w:type="dxa" w:w="1080"/>
+          </w:tcPr>
+          <w:p>
+            <w:r>
+              <w:t>55.21</w:t>
+            </w:r>
+          </w:p>
+        </w:tc>
+        <w:tc>
+          <w:tcPr>
+            <w:tcW w:type="dxa" w:w="1080"/>
+          </w:tcPr>
+          <w:p>
+            <w:r>
+              <w:t>C: 51.3%</w:t>
+            </w:r>
+          </w:p>
+        </w:tc>
+      </w:tr>
+      <w:tr>
+        <w:tc>
+          <w:tcPr>
+            <w:tcW w:type="dxa" w:w="1080"/>
+          </w:tcPr>
+          <w:p>
+            <w:r>
+              <w:t>Fly91-Development-Server-Ubuntu</w:t>
+            </w:r>
+          </w:p>
+        </w:tc>
+        <w:tc>
+          <w:tcPr>
+            <w:tcW w:type="dxa" w:w="1080"/>
+          </w:tcPr>
+          <w:p>
+            <w:r>
+              <w:t>i-0233bf5f2a51870df</w:t>
+            </w:r>
+          </w:p>
+        </w:tc>
+        <w:tc>
+          <w:tcPr>
+            <w:tcW w:type="dxa" w:w="1080"/>
+          </w:tcPr>
+          <w:p>
+            <w:r>
+              <w:t>t3a.xlarge</w:t>
+            </w:r>
+          </w:p>
+        </w:tc>
+        <w:tc>
+          <w:tcPr>
+            <w:tcW w:type="dxa" w:w="1080"/>
+          </w:tcPr>
+          <w:p>
+            <w:r>
+              <w:t>2.49</w:t>
+            </w:r>
+          </w:p>
+        </w:tc>
+        <w:tc>
+          <w:tcPr>
+            <w:tcW w:type="dxa" w:w="1080"/>
+          </w:tcPr>
+          <w:p>
+            <w:r>
+              <w:t>42.45</w:t>
+            </w:r>
+          </w:p>
+        </w:tc>
+        <w:tc>
+          <w:tcPr>
+            <w:tcW w:type="dxa" w:w="1080"/>
+          </w:tcPr>
+          <w:p>
+            <w:r>
+              <w:t>5.77</w:t>
+            </w:r>
+          </w:p>
+        </w:tc>
+        <w:tc>
+          <w:tcPr>
+            <w:tcW w:type="dxa" w:w="1080"/>
+          </w:tcPr>
+          <w:p>
+            <w:r>
+              <w:t>48.75</w:t>
+            </w:r>
+          </w:p>
+        </w:tc>
+        <w:tc>
+          <w:tcPr>
+            <w:tcW w:type="dxa" w:w="1080"/>
+          </w:tcPr>
+          <w:p>
+            <w:r>
+              <w:t>87.7%</w:t>
+            </w:r>
+          </w:p>
+        </w:tc>
+      </w:tr>
+      <w:tr>
+        <w:tc>
+          <w:tcPr>
+            <w:tcW w:type="dxa" w:w="1080"/>
+          </w:tcPr>
+          <w:p>
+            <w:r>
+              <w:t>FLY91 - Data Science Production</w:t>
+            </w:r>
+          </w:p>
+        </w:tc>
+        <w:tc>
+          <w:tcPr>
+            <w:tcW w:type="dxa" w:w="1080"/>
+          </w:tcPr>
+          <w:p>
+            <w:r>
+              <w:t>i-08b66727cdf8d5896</w:t>
+            </w:r>
+          </w:p>
+        </w:tc>
+        <w:tc>
+          <w:tcPr>
+            <w:tcW w:type="dxa" w:w="1080"/>
+          </w:tcPr>
+          <w:p>
+            <w:r>
+              <w:t>t3a.large</w:t>
+            </w:r>
+          </w:p>
+        </w:tc>
+        <w:tc>
+          <w:tcPr>
+            <w:tcW w:type="dxa" w:w="1080"/>
+          </w:tcPr>
+          <w:p>
+            <w:r>
+              <w:t>0.89</w:t>
+            </w:r>
+          </w:p>
+        </w:tc>
+        <w:tc>
+          <w:tcPr>
+            <w:tcW w:type="dxa" w:w="1080"/>
+          </w:tcPr>
+          <w:p>
+            <w:r>
+              <w:t>32.93</w:t>
+            </w:r>
+          </w:p>
+        </w:tc>
+        <w:tc>
+          <w:tcPr>
+            <w:tcW w:type="dxa" w:w="1080"/>
+          </w:tcPr>
+          <w:p>
+            <w:r>
+              <w:t>5.15</w:t>
+            </w:r>
+          </w:p>
+        </w:tc>
+        <w:tc>
+          <w:tcPr>
+            <w:tcW w:type="dxa" w:w="1080"/>
+          </w:tcPr>
+          <w:p>
+            <w:r>
+              <w:t>9.22</w:t>
+            </w:r>
+          </w:p>
+        </w:tc>
+        <w:tc>
+          <w:tcPr>
+            <w:tcW w:type="dxa" w:w="1080"/>
+          </w:tcPr>
+          <w:p>
+            <w:r>
+              <w:t>14.2%</w:t>
+            </w:r>
+          </w:p>
+        </w:tc>
+      </w:tr>
+    </w:tbl>
     <w:p>
       <w:r>
-        <w:t>Average Daily Cost: $183.92</w:t>
+        <w:rPr>
+          <w:b/>
+        </w:rPr>
+        <w:t>Bandwidth and Network stats (Max)</w:t>
       </w:r>
     </w:p>
-    <w:p>
-      <w:r>
-        <w:t>Total Tax Cost: $241.59</w:t>
-      </w:r>
-    </w:p>
-    <w:p>
-      <w:r>
-        <w:t>The costs slightly decreased compared to the previous week due to the following services: EC2-Instances, EC2-Other.</w:t>
-      </w:r>
-    </w:p>
-    <w:p>
-      <w:r>
-        <w:t>No Activity performed by Greatworx in this account.</w:t>
-      </w:r>
-    </w:p>
+    <w:tbl>
+      <w:tblPr>
+        <w:tblStyle w:val="TableGrid"/>
+        <w:tblW w:type="auto" w:w="0"/>
+        <w:tblLook w:firstColumn="1" w:firstRow="1" w:lastColumn="0" w:lastRow="0" w:noHBand="0" w:noVBand="1" w:val="04A0"/>
+      </w:tblPr>
+      <w:tblGrid>
+        <w:gridCol w:w="1440"/>
+        <w:gridCol w:w="1440"/>
+        <w:gridCol w:w="1440"/>
+        <w:gridCol w:w="1440"/>
+        <w:gridCol w:w="1440"/>
+        <w:gridCol w:w="1440"/>
+      </w:tblGrid>
+      <w:tr>
+        <w:tc>
+          <w:tcPr>
+            <w:tcW w:type="dxa" w:w="1440"/>
+          </w:tcPr>
+          <w:p>
+            <w:r>
+              <w:rPr>
+                <w:b/>
+              </w:rPr>
+              <w:t>Name</w:t>
+            </w:r>
+          </w:p>
+        </w:tc>
+        <w:tc>
+          <w:tcPr>
+            <w:tcW w:type="dxa" w:w="1440"/>
+          </w:tcPr>
+          <w:p>
+            <w:r>
+              <w:rPr>
+                <w:b/>
+              </w:rPr>
+              <w:t>InstanceID</w:t>
+            </w:r>
+          </w:p>
+        </w:tc>
+        <w:tc>
+          <w:tcPr>
+            <w:tcW w:type="dxa" w:w="1440"/>
+          </w:tcPr>
+          <w:p>
+            <w:r>
+              <w:rPr>
+                <w:b/>
+              </w:rPr>
+              <w:t>Network in (bytes)</w:t>
+            </w:r>
+          </w:p>
+        </w:tc>
+        <w:tc>
+          <w:tcPr>
+            <w:tcW w:type="dxa" w:w="1440"/>
+          </w:tcPr>
+          <w:p>
+            <w:r>
+              <w:rPr>
+                <w:b/>
+              </w:rPr>
+              <w:t>Network Out (bytes)</w:t>
+            </w:r>
+          </w:p>
+        </w:tc>
+        <w:tc>
+          <w:tcPr>
+            <w:tcW w:type="dxa" w:w="1440"/>
+          </w:tcPr>
+          <w:p>
+            <w:r>
+              <w:rPr>
+                <w:b/>
+              </w:rPr>
+              <w:t>Network packets in (count)</w:t>
+            </w:r>
+          </w:p>
+        </w:tc>
+        <w:tc>
+          <w:tcPr>
+            <w:tcW w:type="dxa" w:w="1440"/>
+          </w:tcPr>
+          <w:p>
+            <w:r>
+              <w:rPr>
+                <w:b/>
+              </w:rPr>
+              <w:t>Network packets out (count)</w:t>
+            </w:r>
+          </w:p>
+        </w:tc>
+      </w:tr>
+      <w:tr>
+        <w:tc>
+          <w:tcPr>
+            <w:tcW w:type="dxa" w:w="1440"/>
+          </w:tcPr>
+          <w:p>
+            <w:r>
+              <w:t>Fortinet-FW</w:t>
+            </w:r>
+          </w:p>
+        </w:tc>
+        <w:tc>
+          <w:tcPr>
+            <w:tcW w:type="dxa" w:w="1440"/>
+          </w:tcPr>
+          <w:p>
+            <w:r>
+              <w:t>i-06a53ce120fca7a28</w:t>
+            </w:r>
+          </w:p>
+        </w:tc>
+        <w:tc>
+          <w:tcPr>
+            <w:tcW w:type="dxa" w:w="1440"/>
+          </w:tcPr>
+          <w:p>
+            <w:r>
+              <w:t>1.20 GB</w:t>
+            </w:r>
+          </w:p>
+        </w:tc>
+        <w:tc>
+          <w:tcPr>
+            <w:tcW w:type="dxa" w:w="1440"/>
+          </w:tcPr>
+          <w:p>
+            <w:r>
+              <w:t>1.26 GB</w:t>
+            </w:r>
+          </w:p>
+        </w:tc>
+        <w:tc>
+          <w:tcPr>
+            <w:tcW w:type="dxa" w:w="1440"/>
+          </w:tcPr>
+          <w:p>
+            <w:r>
+              <w:t>952.35k</w:t>
+            </w:r>
+          </w:p>
+        </w:tc>
+        <w:tc>
+          <w:tcPr>
+            <w:tcW w:type="dxa" w:w="1440"/>
+          </w:tcPr>
+          <w:p>
+            <w:r>
+              <w:t>955.08k</w:t>
+            </w:r>
+          </w:p>
+        </w:tc>
+      </w:tr>
+      <w:tr>
+        <w:tc>
+          <w:tcPr>
+            <w:tcW w:type="dxa" w:w="1440"/>
+          </w:tcPr>
+          <w:p>
+            <w:r>
+              <w:t>FLY91- Staging Website</w:t>
+            </w:r>
+          </w:p>
+        </w:tc>
+        <w:tc>
+          <w:tcPr>
+            <w:tcW w:type="dxa" w:w="1440"/>
+          </w:tcPr>
+          <w:p>
+            <w:r>
+              <w:t>i-041cbf2e1ea9a05ee</w:t>
+            </w:r>
+          </w:p>
+        </w:tc>
+        <w:tc>
+          <w:tcPr>
+            <w:tcW w:type="dxa" w:w="1440"/>
+          </w:tcPr>
+          <w:p>
+            <w:r>
+              <w:t>1.31 GB</w:t>
+            </w:r>
+          </w:p>
+        </w:tc>
+        <w:tc>
+          <w:tcPr>
+            <w:tcW w:type="dxa" w:w="1440"/>
+          </w:tcPr>
+          <w:p>
+            <w:r>
+              <w:t>1.56 GB</w:t>
+            </w:r>
+          </w:p>
+        </w:tc>
+        <w:tc>
+          <w:tcPr>
+            <w:tcW w:type="dxa" w:w="1440"/>
+          </w:tcPr>
+          <w:p>
+            <w:r>
+              <w:t>1.03M</w:t>
+            </w:r>
+          </w:p>
+        </w:tc>
+        <w:tc>
+          <w:tcPr>
+            <w:tcW w:type="dxa" w:w="1440"/>
+          </w:tcPr>
+          <w:p>
+            <w:r>
+              <w:t>1.10M</w:t>
+            </w:r>
+          </w:p>
+        </w:tc>
+      </w:tr>
+      <w:tr>
+        <w:tc>
+          <w:tcPr>
+            <w:tcW w:type="dxa" w:w="1440"/>
+          </w:tcPr>
+          <w:p>
+            <w:r>
+              <w:t>FLY91- Production Website</w:t>
+            </w:r>
+          </w:p>
+        </w:tc>
+        <w:tc>
+          <w:tcPr>
+            <w:tcW w:type="dxa" w:w="1440"/>
+          </w:tcPr>
+          <w:p>
+            <w:r>
+              <w:t>i-056b66d8b569a4a26</w:t>
+            </w:r>
+          </w:p>
+        </w:tc>
+        <w:tc>
+          <w:tcPr>
+            <w:tcW w:type="dxa" w:w="1440"/>
+          </w:tcPr>
+          <w:p>
+            <w:r>
+              <w:t>634.38 MB</w:t>
+            </w:r>
+          </w:p>
+        </w:tc>
+        <w:tc>
+          <w:tcPr>
+            <w:tcW w:type="dxa" w:w="1440"/>
+          </w:tcPr>
+          <w:p>
+            <w:r>
+              <w:t>855.01 MB</w:t>
+            </w:r>
+          </w:p>
+        </w:tc>
+        <w:tc>
+          <w:tcPr>
+            <w:tcW w:type="dxa" w:w="1440"/>
+          </w:tcPr>
+          <w:p>
+            <w:r>
+              <w:t>446.27k</w:t>
+            </w:r>
+          </w:p>
+        </w:tc>
+        <w:tc>
+          <w:tcPr>
+            <w:tcW w:type="dxa" w:w="1440"/>
+          </w:tcPr>
+          <w:p>
+            <w:r>
+              <w:t>169.12k</w:t>
+            </w:r>
+          </w:p>
+        </w:tc>
+      </w:tr>
+      <w:tr>
+        <w:tc>
+          <w:tcPr>
+            <w:tcW w:type="dxa" w:w="1440"/>
+          </w:tcPr>
+          <w:p>
+            <w:r>
+              <w:t>Fly91-SFTP</w:t>
+            </w:r>
+          </w:p>
+        </w:tc>
+        <w:tc>
+          <w:tcPr>
+            <w:tcW w:type="dxa" w:w="1440"/>
+          </w:tcPr>
+          <w:p>
+            <w:r>
+              <w:t>i-0b108151d07fe2bf8</w:t>
+            </w:r>
+          </w:p>
+        </w:tc>
+        <w:tc>
+          <w:tcPr>
+            <w:tcW w:type="dxa" w:w="1440"/>
+          </w:tcPr>
+          <w:p>
+            <w:r>
+              <w:t>88.54 MB</w:t>
+            </w:r>
+          </w:p>
+        </w:tc>
+        <w:tc>
+          <w:tcPr>
+            <w:tcW w:type="dxa" w:w="1440"/>
+          </w:tcPr>
+          <w:p>
+            <w:r>
+              <w:t>14.32 MB</w:t>
+            </w:r>
+          </w:p>
+        </w:tc>
+        <w:tc>
+          <w:tcPr>
+            <w:tcW w:type="dxa" w:w="1440"/>
+          </w:tcPr>
+          <w:p>
+            <w:r>
+              <w:t>58.77k</w:t>
+            </w:r>
+          </w:p>
+        </w:tc>
+        <w:tc>
+          <w:tcPr>
+            <w:tcW w:type="dxa" w:w="1440"/>
+          </w:tcPr>
+          <w:p>
+            <w:r>
+              <w:t>17.50k</w:t>
+            </w:r>
+          </w:p>
+        </w:tc>
+      </w:tr>
+      <w:tr>
+        <w:tc>
+          <w:tcPr>
+            <w:tcW w:type="dxa" w:w="1440"/>
+          </w:tcPr>
+          <w:p>
+            <w:r>
+              <w:t>Fly91-Desk</w:t>
+            </w:r>
+          </w:p>
+        </w:tc>
+        <w:tc>
+          <w:tcPr>
+            <w:tcW w:type="dxa" w:w="1440"/>
+          </w:tcPr>
+          <w:p>
+            <w:r>
+              <w:t>i-0e24da06be3f86a40</w:t>
+            </w:r>
+          </w:p>
+        </w:tc>
+        <w:tc>
+          <w:tcPr>
+            <w:tcW w:type="dxa" w:w="1440"/>
+          </w:tcPr>
+          <w:p>
+            <w:r>
+              <w:t>88.29 MB</w:t>
+            </w:r>
+          </w:p>
+        </w:tc>
+        <w:tc>
+          <w:tcPr>
+            <w:tcW w:type="dxa" w:w="1440"/>
+          </w:tcPr>
+          <w:p>
+            <w:r>
+              <w:t>424.86 KB</w:t>
+            </w:r>
+          </w:p>
+        </w:tc>
+        <w:tc>
+          <w:tcPr>
+            <w:tcW w:type="dxa" w:w="1440"/>
+          </w:tcPr>
+          <w:p>
+            <w:r>
+              <w:t>58.60k</w:t>
+            </w:r>
+          </w:p>
+        </w:tc>
+        <w:tc>
+          <w:tcPr>
+            <w:tcW w:type="dxa" w:w="1440"/>
+          </w:tcPr>
+          <w:p>
+            <w:r>
+              <w:t>3.64k</w:t>
+            </w:r>
+          </w:p>
+        </w:tc>
+      </w:tr>
+      <w:tr>
+        <w:tc>
+          <w:tcPr>
+            <w:tcW w:type="dxa" w:w="1440"/>
+          </w:tcPr>
+          <w:p>
+            <w:r>
+              <w:t>FLY91-Website-testing</w:t>
+            </w:r>
+          </w:p>
+        </w:tc>
+        <w:tc>
+          <w:tcPr>
+            <w:tcW w:type="dxa" w:w="1440"/>
+          </w:tcPr>
+          <w:p>
+            <w:r>
+              <w:t>i-0d0653d04b9306f42</w:t>
+            </w:r>
+          </w:p>
+        </w:tc>
+        <w:tc>
+          <w:tcPr>
+            <w:tcW w:type="dxa" w:w="1440"/>
+          </w:tcPr>
+          <w:p>
+            <w:r>
+              <w:t>-</w:t>
+            </w:r>
+          </w:p>
+        </w:tc>
+        <w:tc>
+          <w:tcPr>
+            <w:tcW w:type="dxa" w:w="1440"/>
+          </w:tcPr>
+          <w:p>
+            <w:r>
+              <w:t>-</w:t>
+            </w:r>
+          </w:p>
+        </w:tc>
+        <w:tc>
+          <w:tcPr>
+            <w:tcW w:type="dxa" w:w="1440"/>
+          </w:tcPr>
+          <w:p>
+            <w:r>
+              <w:t>-</w:t>
+            </w:r>
+          </w:p>
+        </w:tc>
+        <w:tc>
+          <w:tcPr>
+            <w:tcW w:type="dxa" w:w="1440"/>
+          </w:tcPr>
+          <w:p>
+            <w:r>
+              <w:t>-</w:t>
+            </w:r>
+          </w:p>
+        </w:tc>
+      </w:tr>
+      <w:tr>
+        <w:tc>
+          <w:tcPr>
+            <w:tcW w:type="dxa" w:w="1440"/>
+          </w:tcPr>
+          <w:p>
+            <w:r>
+              <w:t>Fly91-Development-Server-Windows</w:t>
+            </w:r>
+          </w:p>
+        </w:tc>
+        <w:tc>
+          <w:tcPr>
+            <w:tcW w:type="dxa" w:w="1440"/>
+          </w:tcPr>
+          <w:p>
+            <w:r>
+              <w:t>i-00a0097da058e39a1</w:t>
+            </w:r>
+          </w:p>
+        </w:tc>
+        <w:tc>
+          <w:tcPr>
+            <w:tcW w:type="dxa" w:w="1440"/>
+          </w:tcPr>
+          <w:p>
+            <w:r>
+              <w:t>63.74 MB</w:t>
+            </w:r>
+          </w:p>
+        </w:tc>
+        <w:tc>
+          <w:tcPr>
+            <w:tcW w:type="dxa" w:w="1440"/>
+          </w:tcPr>
+          <w:p>
+            <w:r>
+              <w:t>10.83 MB</w:t>
+            </w:r>
+          </w:p>
+        </w:tc>
+        <w:tc>
+          <w:tcPr>
+            <w:tcW w:type="dxa" w:w="1440"/>
+          </w:tcPr>
+          <w:p>
+            <w:r>
+              <w:t>42.44k</w:t>
+            </w:r>
+          </w:p>
+        </w:tc>
+        <w:tc>
+          <w:tcPr>
+            <w:tcW w:type="dxa" w:w="1440"/>
+          </w:tcPr>
+          <w:p>
+            <w:r>
+              <w:t>16.41k</w:t>
+            </w:r>
+          </w:p>
+        </w:tc>
+      </w:tr>
+      <w:tr>
+        <w:tc>
+          <w:tcPr>
+            <w:tcW w:type="dxa" w:w="1440"/>
+          </w:tcPr>
+          <w:p>
+            <w:r>
+              <w:t>Fly91-Development-Server-Ubuntu</w:t>
+            </w:r>
+          </w:p>
+        </w:tc>
+        <w:tc>
+          <w:tcPr>
+            <w:tcW w:type="dxa" w:w="1440"/>
+          </w:tcPr>
+          <w:p>
+            <w:r>
+              <w:t>i-0233bf5f2a51870df</w:t>
+            </w:r>
+          </w:p>
+        </w:tc>
+        <w:tc>
+          <w:tcPr>
+            <w:tcW w:type="dxa" w:w="1440"/>
+          </w:tcPr>
+          <w:p>
+            <w:r>
+              <w:t>186.64 MB</w:t>
+            </w:r>
+          </w:p>
+        </w:tc>
+        <w:tc>
+          <w:tcPr>
+            <w:tcW w:type="dxa" w:w="1440"/>
+          </w:tcPr>
+          <w:p>
+            <w:r>
+              <w:t>141.11 MB</w:t>
+            </w:r>
+          </w:p>
+        </w:tc>
+        <w:tc>
+          <w:tcPr>
+            <w:tcW w:type="dxa" w:w="1440"/>
+          </w:tcPr>
+          <w:p>
+            <w:r>
+              <w:t>136.22k</w:t>
+            </w:r>
+          </w:p>
+        </w:tc>
+        <w:tc>
+          <w:tcPr>
+            <w:tcW w:type="dxa" w:w="1440"/>
+          </w:tcPr>
+          <w:p>
+            <w:r>
+              <w:t>97.71k</w:t>
+            </w:r>
+          </w:p>
+        </w:tc>
+      </w:tr>
+      <w:tr>
+        <w:tc>
+          <w:tcPr>
+            <w:tcW w:type="dxa" w:w="1440"/>
+          </w:tcPr>
+          <w:p>
+            <w:r>
+              <w:t>FLY91 - Data Science Production</w:t>
+            </w:r>
+          </w:p>
+        </w:tc>
+        <w:tc>
+          <w:tcPr>
+            <w:tcW w:type="dxa" w:w="1440"/>
+          </w:tcPr>
+          <w:p>
+            <w:r>
+              <w:t>i-08b66727cdf8d5896</w:t>
+            </w:r>
+          </w:p>
+        </w:tc>
+        <w:tc>
+          <w:tcPr>
+            <w:tcW w:type="dxa" w:w="1440"/>
+          </w:tcPr>
+          <w:p>
+            <w:r>
+              <w:t>109.23 MB</w:t>
+            </w:r>
+          </w:p>
+        </w:tc>
+        <w:tc>
+          <w:tcPr>
+            <w:tcW w:type="dxa" w:w="1440"/>
+          </w:tcPr>
+          <w:p>
+            <w:r>
+              <w:t>48.32 MB</w:t>
+            </w:r>
+          </w:p>
+        </w:tc>
+        <w:tc>
+          <w:tcPr>
+            <w:tcW w:type="dxa" w:w="1440"/>
+          </w:tcPr>
+          <w:p>
+            <w:r>
+              <w:t>75.59k</w:t>
+            </w:r>
+          </w:p>
+        </w:tc>
+        <w:tc>
+          <w:tcPr>
+            <w:tcW w:type="dxa" w:w="1440"/>
+          </w:tcPr>
+          <w:p>
+            <w:r>
+              <w:t>33.80k</w:t>
+            </w:r>
+          </w:p>
+        </w:tc>
+      </w:tr>
+    </w:tbl>
     <w:p>
       <w:pPr>
         <w:pStyle w:val="Heading2"/>
       </w:pPr>
       <w:r>
-        <w:t>Resource Utilization &amp; Alarms</w:t>
+        <w:t>2. Relational Database Service (RDS)</w:t>
       </w:r>
     </w:p>
     <w:p>
+      <w:pPr>
+        <w:pStyle w:val="ListBullet"/>
+      </w:pPr>
       <w:r>
-        <w:t>All EC2 Server Alarms triggered between (14th September – 20th September 2026)</w:t>
+        <w:t>We have been utilizing 6 RDS Database Instances in our infrastructure (Production, Dev and UAT).</w:t>
+      </w:r>
+    </w:p>
+    <w:p>
+      <w:pPr>
+        <w:pStyle w:val="ListBullet"/>
+      </w:pPr>
+      <w:r>
+        <w:t>Throughout this whole week there was No downtime or any Unauthorized incident in the RDS Service.</w:t>
+      </w:r>
+    </w:p>
+    <w:tbl>
+      <w:tblPr>
+        <w:tblStyle w:val="TableGrid"/>
+        <w:tblW w:type="auto" w:w="0"/>
+        <w:tblLook w:firstColumn="1" w:firstRow="1" w:lastColumn="0" w:lastRow="0" w:noHBand="0" w:noVBand="1" w:val="04A0"/>
+      </w:tblPr>
+      <w:tblGrid>
+        <w:gridCol w:w="1080"/>
+        <w:gridCol w:w="1080"/>
+        <w:gridCol w:w="1080"/>
+        <w:gridCol w:w="1080"/>
+        <w:gridCol w:w="1080"/>
+        <w:gridCol w:w="1080"/>
+        <w:gridCol w:w="1080"/>
+        <w:gridCol w:w="1080"/>
+      </w:tblGrid>
+      <w:tr>
+        <w:tc>
+          <w:tcPr>
+            <w:tcW w:type="dxa" w:w="1080"/>
+          </w:tcPr>
+          <w:p>
+            <w:r>
+              <w:rPr>
+                <w:b/>
+              </w:rPr>
+              <w:t>RDS Name</w:t>
+            </w:r>
+          </w:p>
+        </w:tc>
+        <w:tc>
+          <w:tcPr>
+            <w:tcW w:type="dxa" w:w="1080"/>
+          </w:tcPr>
+          <w:p>
+            <w:r>
+              <w:rPr>
+                <w:b/>
+              </w:rPr>
+              <w:t>Down Time</w:t>
+            </w:r>
+          </w:p>
+        </w:tc>
+        <w:tc>
+          <w:tcPr>
+            <w:tcW w:type="dxa" w:w="1080"/>
+          </w:tcPr>
+          <w:p>
+            <w:r>
+              <w:rPr>
+                <w:b/>
+              </w:rPr>
+              <w:t>Instance type</w:t>
+            </w:r>
+          </w:p>
+        </w:tc>
+        <w:tc>
+          <w:tcPr>
+            <w:tcW w:type="dxa" w:w="1080"/>
+          </w:tcPr>
+          <w:p>
+            <w:r>
+              <w:rPr>
+                <w:b/>
+              </w:rPr>
+              <w:t>Minimum Utilization</w:t>
+            </w:r>
+          </w:p>
+        </w:tc>
+        <w:tc>
+          <w:tcPr>
+            <w:tcW w:type="dxa" w:w="1080"/>
+          </w:tcPr>
+          <w:p>
+            <w:r>
+              <w:rPr>
+                <w:b/>
+              </w:rPr>
+              <w:t>Maximum Utilization</w:t>
+            </w:r>
+          </w:p>
+        </w:tc>
+        <w:tc>
+          <w:tcPr>
+            <w:tcW w:type="dxa" w:w="1080"/>
+          </w:tcPr>
+          <w:p>
+            <w:r>
+              <w:rPr>
+                <w:b/>
+              </w:rPr>
+              <w:t>Average Utilization</w:t>
+            </w:r>
+          </w:p>
+        </w:tc>
+        <w:tc>
+          <w:tcPr>
+            <w:tcW w:type="dxa" w:w="1080"/>
+          </w:tcPr>
+          <w:p>
+            <w:r>
+              <w:rPr>
+                <w:b/>
+              </w:rPr>
+              <w:t>Free Memory</w:t>
+            </w:r>
+          </w:p>
+        </w:tc>
+        <w:tc>
+          <w:tcPr>
+            <w:tcW w:type="dxa" w:w="1080"/>
+          </w:tcPr>
+          <w:p>
+            <w:r>
+              <w:rPr>
+                <w:b/>
+              </w:rPr>
+              <w:t>Free Storage</w:t>
+            </w:r>
+          </w:p>
+        </w:tc>
+      </w:tr>
+      <w:tr>
+        <w:tc>
+          <w:tcPr>
+            <w:tcW w:type="dxa" w:w="1080"/>
+          </w:tcPr>
+          <w:p>
+            <w:r>
+              <w:t>fly91-data-science-production-db</w:t>
+            </w:r>
+          </w:p>
+        </w:tc>
+        <w:tc>
+          <w:tcPr>
+            <w:tcW w:type="dxa" w:w="1080"/>
+          </w:tcPr>
+          <w:p>
+            <w:r>
+              <w:t>No</w:t>
+            </w:r>
+          </w:p>
+        </w:tc>
+        <w:tc>
+          <w:tcPr>
+            <w:tcW w:type="dxa" w:w="1080"/>
+          </w:tcPr>
+          <w:p>
+            <w:r>
+              <w:t>db.t4g.small</w:t>
+            </w:r>
+          </w:p>
+        </w:tc>
+        <w:tc>
+          <w:tcPr>
+            <w:tcW w:type="dxa" w:w="1080"/>
+          </w:tcPr>
+          <w:p>
+            <w:r>
+              <w:t>3.78%</w:t>
+            </w:r>
+          </w:p>
+        </w:tc>
+        <w:tc>
+          <w:tcPr>
+            <w:tcW w:type="dxa" w:w="1080"/>
+          </w:tcPr>
+          <w:p>
+            <w:r>
+              <w:t>30.61%</w:t>
+            </w:r>
+          </w:p>
+        </w:tc>
+        <w:tc>
+          <w:tcPr>
+            <w:tcW w:type="dxa" w:w="1080"/>
+          </w:tcPr>
+          <w:p>
+            <w:r>
+              <w:t>8.74%</w:t>
+            </w:r>
+          </w:p>
+        </w:tc>
+        <w:tc>
+          <w:tcPr>
+            <w:tcW w:type="dxa" w:w="1080"/>
+          </w:tcPr>
+          <w:p>
+            <w:r>
+              <w:t>0.5 GB out of 2GB</w:t>
+            </w:r>
+          </w:p>
+        </w:tc>
+        <w:tc>
+          <w:tcPr>
+            <w:tcW w:type="dxa" w:w="1080"/>
+          </w:tcPr>
+          <w:p>
+            <w:r>
+              <w:t>15.8GB out of 20 GB</w:t>
+            </w:r>
+          </w:p>
+        </w:tc>
+      </w:tr>
+      <w:tr>
+        <w:tc>
+          <w:tcPr>
+            <w:tcW w:type="dxa" w:w="1080"/>
+          </w:tcPr>
+          <w:p>
+            <w:r>
+              <w:t>fly91-db</w:t>
+            </w:r>
+          </w:p>
+        </w:tc>
+        <w:tc>
+          <w:tcPr>
+            <w:tcW w:type="dxa" w:w="1080"/>
+          </w:tcPr>
+          <w:p>
+            <w:r>
+              <w:t>No</w:t>
+            </w:r>
+          </w:p>
+        </w:tc>
+        <w:tc>
+          <w:tcPr>
+            <w:tcW w:type="dxa" w:w="1080"/>
+          </w:tcPr>
+          <w:p>
+            <w:r>
+              <w:t>db.r7g.large</w:t>
+            </w:r>
+          </w:p>
+        </w:tc>
+        <w:tc>
+          <w:tcPr>
+            <w:tcW w:type="dxa" w:w="1080"/>
+          </w:tcPr>
+          <w:p>
+            <w:r>
+              <w:t>2.9%</w:t>
+            </w:r>
+          </w:p>
+        </w:tc>
+        <w:tc>
+          <w:tcPr>
+            <w:tcW w:type="dxa" w:w="1080"/>
+          </w:tcPr>
+          <w:p>
+            <w:r>
+              <w:t>47.49%</w:t>
+            </w:r>
+          </w:p>
+        </w:tc>
+        <w:tc>
+          <w:tcPr>
+            <w:tcW w:type="dxa" w:w="1080"/>
+          </w:tcPr>
+          <w:p>
+            <w:r>
+              <w:t>3.72%</w:t>
+            </w:r>
+          </w:p>
+        </w:tc>
+        <w:tc>
+          <w:tcPr>
+            <w:tcW w:type="dxa" w:w="1080"/>
+          </w:tcPr>
+          <w:p>
+            <w:r>
+              <w:t>1.86GB out of 16 GB</w:t>
+            </w:r>
+          </w:p>
+        </w:tc>
+        <w:tc>
+          <w:tcPr>
+            <w:tcW w:type="dxa" w:w="1080"/>
+          </w:tcPr>
+          <w:p>
+            <w:r>
+              <w:t>89.1GB out of 100 GB</w:t>
+            </w:r>
+          </w:p>
+        </w:tc>
+      </w:tr>
+      <w:tr>
+        <w:tc>
+          <w:tcPr>
+            <w:tcW w:type="dxa" w:w="1080"/>
+          </w:tcPr>
+          <w:p>
+            <w:r>
+              <w:t>fly91-dev-db</w:t>
+            </w:r>
+          </w:p>
+        </w:tc>
+        <w:tc>
+          <w:tcPr>
+            <w:tcW w:type="dxa" w:w="1080"/>
+          </w:tcPr>
+          <w:p>
+            <w:r>
+              <w:t>No</w:t>
+            </w:r>
+          </w:p>
+        </w:tc>
+        <w:tc>
+          <w:tcPr>
+            <w:tcW w:type="dxa" w:w="1080"/>
+          </w:tcPr>
+          <w:p>
+            <w:r>
+              <w:t>db.t3.large</w:t>
+            </w:r>
+          </w:p>
+        </w:tc>
+        <w:tc>
+          <w:tcPr>
+            <w:tcW w:type="dxa" w:w="1080"/>
+          </w:tcPr>
+          <w:p>
+            <w:r>
+              <w:t>14.41%</w:t>
+            </w:r>
+          </w:p>
+        </w:tc>
+        <w:tc>
+          <w:tcPr>
+            <w:tcW w:type="dxa" w:w="1080"/>
+          </w:tcPr>
+          <w:p>
+            <w:r>
+              <w:t>100.0%</w:t>
+            </w:r>
+          </w:p>
+        </w:tc>
+        <w:tc>
+          <w:tcPr>
+            <w:tcW w:type="dxa" w:w="1080"/>
+          </w:tcPr>
+          <w:p>
+            <w:r>
+              <w:t>46.17%</w:t>
+            </w:r>
+          </w:p>
+        </w:tc>
+        <w:tc>
+          <w:tcPr>
+            <w:tcW w:type="dxa" w:w="1080"/>
+          </w:tcPr>
+          <w:p>
+            <w:r>
+              <w:t>0.86GB out of 8 GB</w:t>
+            </w:r>
+          </w:p>
+        </w:tc>
+        <w:tc>
+          <w:tcPr>
+            <w:tcW w:type="dxa" w:w="1080"/>
+          </w:tcPr>
+          <w:p>
+            <w:r>
+              <w:t>21.4GB out of 30 GB</w:t>
+            </w:r>
+          </w:p>
+        </w:tc>
+      </w:tr>
+      <w:tr>
+        <w:tc>
+          <w:tcPr>
+            <w:tcW w:type="dxa" w:w="1080"/>
+          </w:tcPr>
+          <w:p>
+            <w:r>
+              <w:t>fly91-development-psql</w:t>
+            </w:r>
+          </w:p>
+        </w:tc>
+        <w:tc>
+          <w:tcPr>
+            <w:tcW w:type="dxa" w:w="1080"/>
+          </w:tcPr>
+          <w:p>
+            <w:r>
+              <w:t>No</w:t>
+            </w:r>
+          </w:p>
+        </w:tc>
+        <w:tc>
+          <w:tcPr>
+            <w:tcW w:type="dxa" w:w="1080"/>
+          </w:tcPr>
+          <w:p>
+            <w:r>
+              <w:t>db.t3.medium</w:t>
+            </w:r>
+          </w:p>
+        </w:tc>
+        <w:tc>
+          <w:tcPr>
+            <w:tcW w:type="dxa" w:w="1080"/>
+          </w:tcPr>
+          <w:p>
+            <w:r>
+              <w:t>4.44%</w:t>
+            </w:r>
+          </w:p>
+        </w:tc>
+        <w:tc>
+          <w:tcPr>
+            <w:tcW w:type="dxa" w:w="1080"/>
+          </w:tcPr>
+          <w:p>
+            <w:r>
+              <w:t>79.77%</w:t>
+            </w:r>
+          </w:p>
+        </w:tc>
+        <w:tc>
+          <w:tcPr>
+            <w:tcW w:type="dxa" w:w="1080"/>
+          </w:tcPr>
+          <w:p>
+            <w:r>
+              <w:t>13.32%</w:t>
+            </w:r>
+          </w:p>
+        </w:tc>
+        <w:tc>
+          <w:tcPr>
+            <w:tcW w:type="dxa" w:w="1080"/>
+          </w:tcPr>
+          <w:p>
+            <w:r>
+              <w:t>2.90GB out of 4 GB</w:t>
+            </w:r>
+          </w:p>
+        </w:tc>
+        <w:tc>
+          <w:tcPr>
+            <w:tcW w:type="dxa" w:w="1080"/>
+          </w:tcPr>
+          <w:p>
+            <w:r>
+              <w:t>0.8GB out of 77 GB</w:t>
+            </w:r>
+          </w:p>
+        </w:tc>
+      </w:tr>
+      <w:tr>
+        <w:tc>
+          <w:tcPr>
+            <w:tcW w:type="dxa" w:w="1080"/>
+          </w:tcPr>
+          <w:p>
+            <w:r>
+              <w:t>fly91-prod-psql-db</w:t>
+            </w:r>
+          </w:p>
+        </w:tc>
+        <w:tc>
+          <w:tcPr>
+            <w:tcW w:type="dxa" w:w="1080"/>
+          </w:tcPr>
+          <w:p>
+            <w:r>
+              <w:t>No</w:t>
+            </w:r>
+          </w:p>
+        </w:tc>
+        <w:tc>
+          <w:tcPr>
+            <w:tcW w:type="dxa" w:w="1080"/>
+          </w:tcPr>
+          <w:p>
+            <w:r>
+              <w:t>db.t3.large</w:t>
+            </w:r>
+          </w:p>
+        </w:tc>
+        <w:tc>
+          <w:tcPr>
+            <w:tcW w:type="dxa" w:w="1080"/>
+          </w:tcPr>
+          <w:p>
+            <w:r>
+              <w:t>5.92%</w:t>
+            </w:r>
+          </w:p>
+        </w:tc>
+        <w:tc>
+          <w:tcPr>
+            <w:tcW w:type="dxa" w:w="1080"/>
+          </w:tcPr>
+          <w:p>
+            <w:r>
+              <w:t>100.0%</w:t>
+            </w:r>
+          </w:p>
+        </w:tc>
+        <w:tc>
+          <w:tcPr>
+            <w:tcW w:type="dxa" w:w="1080"/>
+          </w:tcPr>
+          <w:p>
+            <w:r>
+              <w:t>43.76%</w:t>
+            </w:r>
+          </w:p>
+        </w:tc>
+        <w:tc>
+          <w:tcPr>
+            <w:tcW w:type="dxa" w:w="1080"/>
+          </w:tcPr>
+          <w:p>
+            <w:r>
+              <w:t>4.35GB out of 8 GB</w:t>
+            </w:r>
+          </w:p>
+        </w:tc>
+        <w:tc>
+          <w:tcPr>
+            <w:tcW w:type="dxa" w:w="1080"/>
+          </w:tcPr>
+          <w:p>
+            <w:r>
+              <w:t>9.0GB out of 100 GB</w:t>
+            </w:r>
+          </w:p>
+        </w:tc>
+      </w:tr>
+      <w:tr>
+        <w:tc>
+          <w:tcPr>
+            <w:tcW w:type="dxa" w:w="1080"/>
+          </w:tcPr>
+          <w:p>
+            <w:r>
+              <w:t>fly91-uat-psql-db</w:t>
+            </w:r>
+          </w:p>
+        </w:tc>
+        <w:tc>
+          <w:tcPr>
+            <w:tcW w:type="dxa" w:w="1080"/>
+          </w:tcPr>
+          <w:p>
+            <w:r>
+              <w:t>No</w:t>
+            </w:r>
+          </w:p>
+        </w:tc>
+        <w:tc>
+          <w:tcPr>
+            <w:tcW w:type="dxa" w:w="1080"/>
+          </w:tcPr>
+          <w:p>
+            <w:r>
+              <w:t>db.t3.medium</w:t>
+            </w:r>
+          </w:p>
+        </w:tc>
+        <w:tc>
+          <w:tcPr>
+            <w:tcW w:type="dxa" w:w="1080"/>
+          </w:tcPr>
+          <w:p>
+            <w:r>
+              <w:t>5.65%</w:t>
+            </w:r>
+          </w:p>
+        </w:tc>
+        <w:tc>
+          <w:tcPr>
+            <w:tcW w:type="dxa" w:w="1080"/>
+          </w:tcPr>
+          <w:p>
+            <w:r>
+              <w:t>99.57%</w:t>
+            </w:r>
+          </w:p>
+        </w:tc>
+        <w:tc>
+          <w:tcPr>
+            <w:tcW w:type="dxa" w:w="1080"/>
+          </w:tcPr>
+          <w:p>
+            <w:r>
+              <w:t>39.4%</w:t>
+            </w:r>
+          </w:p>
+        </w:tc>
+        <w:tc>
+          <w:tcPr>
+            <w:tcW w:type="dxa" w:w="1080"/>
+          </w:tcPr>
+          <w:p>
+            <w:r>
+              <w:t>2.00GB out of 4 GB</w:t>
+            </w:r>
+          </w:p>
+        </w:tc>
+        <w:tc>
+          <w:tcPr>
+            <w:tcW w:type="dxa" w:w="1080"/>
+          </w:tcPr>
+          <w:p>
+            <w:r>
+              <w:t>27.1GB out of 50 GB</w:t>
+            </w:r>
+          </w:p>
+        </w:tc>
+      </w:tr>
+    </w:tbl>
+    <w:p>
+      <w:r>
+        <w:rPr>
+          <w:b/>
+        </w:rPr>
+        <w:t>Bandwidth and Network status</w:t>
       </w:r>
     </w:p>
     <w:tbl>
@@ -376,7 +4097,7 @@
               <w:rPr>
                 <w:b/>
               </w:rPr>
-              <w:t>Server Name</w:t>
+              <w:t>RDS Name</w:t>
             </w:r>
           </w:p>
         </w:tc>
@@ -389,7 +4110,7 @@
               <w:rPr>
                 <w:b/>
               </w:rPr>
-              <w:t>Region</w:t>
+              <w:t>Network Transmit Throughput (Bytes per second)</w:t>
             </w:r>
           </w:p>
         </w:tc>
@@ -402,7 +4123,7 @@
               <w:rPr>
                 <w:b/>
               </w:rPr>
-              <w:t>Memory/Disk/CPU</w:t>
+              <w:t>Network Receive Throughput (Bytes per second)</w:t>
             </w:r>
           </w:p>
         </w:tc>
@@ -415,7 +4136,7 @@
               <w:rPr>
                 <w:b/>
               </w:rPr>
-              <w:t>Alert date and no. of trigger</w:t>
+              <w:t>Max Database Connection (Count)</w:t>
             </w:r>
           </w:p>
         </w:tc>
@@ -427,7 +4148,7 @@
           </w:tcPr>
           <w:p>
             <w:r>
-              <w:t>fly91-app-prod(i-0a1b2c3d4e5f60718)</w:t>
+              <w:t>fly91-data-science-production-db</w:t>
             </w:r>
           </w:p>
         </w:tc>
@@ -437,7 +4158,7 @@
           </w:tcPr>
           <w:p>
             <w:r>
-              <w:t>ap-south-1</w:t>
+              <w:t>817.54 KB</w:t>
             </w:r>
           </w:p>
         </w:tc>
@@ -447,7 +4168,7 @@
           </w:tcPr>
           <w:p>
             <w:r>
-              <w:t>Disk 90%  [/]</w:t>
+              <w:t>77.25 KB</w:t>
             </w:r>
           </w:p>
         </w:tc>
@@ -457,7 +4178,7 @@
           </w:tcPr>
           <w:p>
             <w:r>
-              <w:t>September 15(2 Times)September 18(1 Time)</w:t>
+              <w:t>5</w:t>
             </w:r>
           </w:p>
         </w:tc>
@@ -469,7 +4190,7 @@
           </w:tcPr>
           <w:p>
             <w:r>
-              <w:t>fly91-db-prod(i-0b2c3d4e5f6071829)</w:t>
+              <w:t>fly91-db</w:t>
             </w:r>
           </w:p>
         </w:tc>
@@ -479,7 +4200,7 @@
           </w:tcPr>
           <w:p>
             <w:r>
-              <w:t>ap-south-1</w:t>
+              <w:t>24.70 MB</w:t>
             </w:r>
           </w:p>
         </w:tc>
@@ -489,7 +4210,7 @@
           </w:tcPr>
           <w:p>
             <w:r>
-              <w:t>CPU 80%</w:t>
+              <w:t>9.52 MB</w:t>
             </w:r>
           </w:p>
         </w:tc>
@@ -499,17 +4220,763 @@
           </w:tcPr>
           <w:p>
             <w:r>
-              <w:t>September 16(3 Times)</w:t>
+              <w:t>12</w:t>
+            </w:r>
+          </w:p>
+        </w:tc>
+      </w:tr>
+      <w:tr>
+        <w:tc>
+          <w:tcPr>
+            <w:tcW w:type="dxa" w:w="2160"/>
+          </w:tcPr>
+          <w:p>
+            <w:r>
+              <w:t>fly91-dev-db</w:t>
+            </w:r>
+          </w:p>
+        </w:tc>
+        <w:tc>
+          <w:tcPr>
+            <w:tcW w:type="dxa" w:w="2160"/>
+          </w:tcPr>
+          <w:p>
+            <w:r>
+              <w:t>15.78 MB</w:t>
+            </w:r>
+          </w:p>
+        </w:tc>
+        <w:tc>
+          <w:tcPr>
+            <w:tcW w:type="dxa" w:w="2160"/>
+          </w:tcPr>
+          <w:p>
+            <w:r>
+              <w:t>142.12 KB</w:t>
+            </w:r>
+          </w:p>
+        </w:tc>
+        <w:tc>
+          <w:tcPr>
+            <w:tcW w:type="dxa" w:w="2160"/>
+          </w:tcPr>
+          <w:p>
+            <w:r>
+              <w:t>68</w:t>
+            </w:r>
+          </w:p>
+        </w:tc>
+      </w:tr>
+      <w:tr>
+        <w:tc>
+          <w:tcPr>
+            <w:tcW w:type="dxa" w:w="2160"/>
+          </w:tcPr>
+          <w:p>
+            <w:r>
+              <w:t>fly91-development-psql</w:t>
+            </w:r>
+          </w:p>
+        </w:tc>
+        <w:tc>
+          <w:tcPr>
+            <w:tcW w:type="dxa" w:w="2160"/>
+          </w:tcPr>
+          <w:p>
+            <w:r>
+              <w:t>15.58 MB</w:t>
+            </w:r>
+          </w:p>
+        </w:tc>
+        <w:tc>
+          <w:tcPr>
+            <w:tcW w:type="dxa" w:w="2160"/>
+          </w:tcPr>
+          <w:p>
+            <w:r>
+              <w:t>2.50 MB</w:t>
+            </w:r>
+          </w:p>
+        </w:tc>
+        <w:tc>
+          <w:tcPr>
+            <w:tcW w:type="dxa" w:w="2160"/>
+          </w:tcPr>
+          <w:p>
+            <w:r>
+              <w:t>134</w:t>
+            </w:r>
+          </w:p>
+        </w:tc>
+      </w:tr>
+      <w:tr>
+        <w:tc>
+          <w:tcPr>
+            <w:tcW w:type="dxa" w:w="2160"/>
+          </w:tcPr>
+          <w:p>
+            <w:r>
+              <w:t>fly91-prod-psql-db</w:t>
+            </w:r>
+          </w:p>
+        </w:tc>
+        <w:tc>
+          <w:tcPr>
+            <w:tcW w:type="dxa" w:w="2160"/>
+          </w:tcPr>
+          <w:p>
+            <w:r>
+              <w:t>9.79 MB</w:t>
+            </w:r>
+          </w:p>
+        </w:tc>
+        <w:tc>
+          <w:tcPr>
+            <w:tcW w:type="dxa" w:w="2160"/>
+          </w:tcPr>
+          <w:p>
+            <w:r>
+              <w:t>2.21 MB</w:t>
+            </w:r>
+          </w:p>
+        </w:tc>
+        <w:tc>
+          <w:tcPr>
+            <w:tcW w:type="dxa" w:w="2160"/>
+          </w:tcPr>
+          <w:p>
+            <w:r>
+              <w:t>210</w:t>
+            </w:r>
+          </w:p>
+        </w:tc>
+      </w:tr>
+      <w:tr>
+        <w:tc>
+          <w:tcPr>
+            <w:tcW w:type="dxa" w:w="2160"/>
+          </w:tcPr>
+          <w:p>
+            <w:r>
+              <w:t>fly91-uat-psql-db</w:t>
+            </w:r>
+          </w:p>
+        </w:tc>
+        <w:tc>
+          <w:tcPr>
+            <w:tcW w:type="dxa" w:w="2160"/>
+          </w:tcPr>
+          <w:p>
+            <w:r>
+              <w:t>18.92 MB</w:t>
+            </w:r>
+          </w:p>
+        </w:tc>
+        <w:tc>
+          <w:tcPr>
+            <w:tcW w:type="dxa" w:w="2160"/>
+          </w:tcPr>
+          <w:p>
+            <w:r>
+              <w:t>772.02 KB</w:t>
+            </w:r>
+          </w:p>
+        </w:tc>
+        <w:tc>
+          <w:tcPr>
+            <w:tcW w:type="dxa" w:w="2160"/>
+          </w:tcPr>
+          <w:p>
+            <w:r>
+              <w:t>193</w:t>
             </w:r>
           </w:p>
         </w:tc>
       </w:tr>
     </w:tbl>
+    <w:p>
+      <w:pPr>
+        <w:pStyle w:val="ListBullet"/>
+      </w:pPr>
+      <w:r>
+        <w:t>Due to recent changes in the AWS Console, we are currently unable to retrieve the maximum weekly data for Network Transmit/Receive Throughput.</w:t>
+      </w:r>
+    </w:p>
+    <w:p>
+      <w:pPr>
+        <w:pStyle w:val="Heading2"/>
+      </w:pPr>
+      <w:r>
+        <w:t>3. Elastic Load Balancing (ELB)</w:t>
+      </w:r>
+    </w:p>
+    <w:p>
+      <w:pPr>
+        <w:pStyle w:val="ListBullet"/>
+      </w:pPr>
+      <w:r>
+        <w:t>We have been utilizing 3 Load Balancer in our infrastructure (Production, Dev and Development). Utilization (Sum):</w:t>
+      </w:r>
+    </w:p>
+    <w:tbl>
+      <w:tblPr>
+        <w:tblStyle w:val="TableGrid"/>
+        <w:tblW w:type="auto" w:w="0"/>
+        <w:tblLook w:firstColumn="1" w:firstRow="1" w:lastColumn="0" w:lastRow="0" w:noHBand="0" w:noVBand="1" w:val="04A0"/>
+      </w:tblPr>
+      <w:tblGrid>
+        <w:gridCol w:w="1080"/>
+        <w:gridCol w:w="1080"/>
+        <w:gridCol w:w="1080"/>
+        <w:gridCol w:w="1080"/>
+        <w:gridCol w:w="1080"/>
+        <w:gridCol w:w="1080"/>
+        <w:gridCol w:w="1080"/>
+        <w:gridCol w:w="1080"/>
+      </w:tblGrid>
+      <w:tr>
+        <w:tc>
+          <w:tcPr>
+            <w:tcW w:type="dxa" w:w="1080"/>
+          </w:tcPr>
+          <w:p>
+            <w:r>
+              <w:rPr>
+                <w:b/>
+              </w:rPr>
+              <w:t>ALB Name</w:t>
+            </w:r>
+          </w:p>
+        </w:tc>
+        <w:tc>
+          <w:tcPr>
+            <w:tcW w:type="dxa" w:w="1080"/>
+          </w:tcPr>
+          <w:p>
+            <w:r>
+              <w:rPr>
+                <w:b/>
+              </w:rPr>
+              <w:t>Requests</w:t>
+            </w:r>
+          </w:p>
+        </w:tc>
+        <w:tc>
+          <w:tcPr>
+            <w:tcW w:type="dxa" w:w="1080"/>
+          </w:tcPr>
+          <w:p>
+            <w:r>
+              <w:rPr>
+                <w:b/>
+              </w:rPr>
+              <w:t>Active connection count</w:t>
+            </w:r>
+          </w:p>
+        </w:tc>
+        <w:tc>
+          <w:tcPr>
+            <w:tcW w:type="dxa" w:w="1080"/>
+          </w:tcPr>
+          <w:p>
+            <w:r>
+              <w:rPr>
+                <w:b/>
+              </w:rPr>
+              <w:t>New connection count</w:t>
+            </w:r>
+          </w:p>
+        </w:tc>
+        <w:tc>
+          <w:tcPr>
+            <w:tcW w:type="dxa" w:w="1080"/>
+          </w:tcPr>
+          <w:p>
+            <w:r>
+              <w:rPr>
+                <w:b/>
+              </w:rPr>
+              <w:t>Consumed LoadBalancer Capacity Units</w:t>
+            </w:r>
+          </w:p>
+        </w:tc>
+        <w:tc>
+          <w:tcPr>
+            <w:tcW w:type="dxa" w:w="1080"/>
+          </w:tcPr>
+          <w:p>
+            <w:r>
+              <w:rPr>
+                <w:b/>
+              </w:rPr>
+              <w:t>HTTP redirect count</w:t>
+            </w:r>
+          </w:p>
+        </w:tc>
+        <w:tc>
+          <w:tcPr>
+            <w:tcW w:type="dxa" w:w="1080"/>
+          </w:tcPr>
+          <w:p>
+            <w:r>
+              <w:rPr>
+                <w:b/>
+              </w:rPr>
+              <w:t>Processed Bytes</w:t>
+            </w:r>
+          </w:p>
+        </w:tc>
+        <w:tc>
+          <w:tcPr>
+            <w:tcW w:type="dxa" w:w="1080"/>
+          </w:tcPr>
+          <w:p>
+            <w:r>
+              <w:rPr>
+                <w:b/>
+              </w:rPr>
+              <w:t>Target Response Time (AVG)</w:t>
+            </w:r>
+          </w:p>
+        </w:tc>
+      </w:tr>
+      <w:tr>
+        <w:tc>
+          <w:tcPr>
+            <w:tcW w:type="dxa" w:w="1080"/>
+          </w:tcPr>
+          <w:p>
+            <w:r>
+              <w:t>Stage-Fly91-ALB</w:t>
+            </w:r>
+          </w:p>
+        </w:tc>
+        <w:tc>
+          <w:tcPr>
+            <w:tcW w:type="dxa" w:w="1080"/>
+          </w:tcPr>
+          <w:p>
+            <w:r>
+              <w:t>1.12k</w:t>
+            </w:r>
+          </w:p>
+        </w:tc>
+        <w:tc>
+          <w:tcPr>
+            <w:tcW w:type="dxa" w:w="1080"/>
+          </w:tcPr>
+          <w:p>
+            <w:r>
+              <w:t>2.24k</w:t>
+            </w:r>
+          </w:p>
+        </w:tc>
+        <w:tc>
+          <w:tcPr>
+            <w:tcW w:type="dxa" w:w="1080"/>
+          </w:tcPr>
+          <w:p>
+            <w:r>
+              <w:t>1.60k</w:t>
+            </w:r>
+          </w:p>
+        </w:tc>
+        <w:tc>
+          <w:tcPr>
+            <w:tcW w:type="dxa" w:w="1080"/>
+          </w:tcPr>
+          <w:p>
+            <w:r>
+              <w:t>2.41</w:t>
+            </w:r>
+          </w:p>
+        </w:tc>
+        <w:tc>
+          <w:tcPr>
+            <w:tcW w:type="dxa" w:w="1080"/>
+          </w:tcPr>
+          <w:p>
+            <w:r>
+              <w:t>30</w:t>
+            </w:r>
+          </w:p>
+        </w:tc>
+        <w:tc>
+          <w:tcPr>
+            <w:tcW w:type="dxa" w:w="1080"/>
+          </w:tcPr>
+          <w:p>
+            <w:r>
+              <w:t>2.41 GB</w:t>
+            </w:r>
+          </w:p>
+        </w:tc>
+        <w:tc>
+          <w:tcPr>
+            <w:tcW w:type="dxa" w:w="1080"/>
+          </w:tcPr>
+          <w:p>
+            <w:r>
+              <w:t>1.109 s</w:t>
+            </w:r>
+          </w:p>
+        </w:tc>
+      </w:tr>
+      <w:tr>
+        <w:tc>
+          <w:tcPr>
+            <w:tcW w:type="dxa" w:w="1080"/>
+          </w:tcPr>
+          <w:p>
+            <w:r>
+              <w:t>Prod-Fly91-ALB</w:t>
+            </w:r>
+          </w:p>
+        </w:tc>
+        <w:tc>
+          <w:tcPr>
+            <w:tcW w:type="dxa" w:w="1080"/>
+          </w:tcPr>
+          <w:p>
+            <w:r>
+              <w:t>25.00k</w:t>
+            </w:r>
+          </w:p>
+        </w:tc>
+        <w:tc>
+          <w:tcPr>
+            <w:tcW w:type="dxa" w:w="1080"/>
+          </w:tcPr>
+          <w:p>
+            <w:r>
+              <w:t>4.36k</w:t>
+            </w:r>
+          </w:p>
+        </w:tc>
+        <w:tc>
+          <w:tcPr>
+            <w:tcW w:type="dxa" w:w="1080"/>
+          </w:tcPr>
+          <w:p>
+            <w:r>
+              <w:t>8.56k</w:t>
+            </w:r>
+          </w:p>
+        </w:tc>
+        <w:tc>
+          <w:tcPr>
+            <w:tcW w:type="dxa" w:w="1080"/>
+          </w:tcPr>
+          <w:p>
+            <w:r>
+              <w:t>3.08</w:t>
+            </w:r>
+          </w:p>
+        </w:tc>
+        <w:tc>
+          <w:tcPr>
+            <w:tcW w:type="dxa" w:w="1080"/>
+          </w:tcPr>
+          <w:p>
+            <w:r>
+              <w:t>218</w:t>
+            </w:r>
+          </w:p>
+        </w:tc>
+        <w:tc>
+          <w:tcPr>
+            <w:tcW w:type="dxa" w:w="1080"/>
+          </w:tcPr>
+          <w:p>
+            <w:r>
+              <w:t>3.08 GB</w:t>
+            </w:r>
+          </w:p>
+        </w:tc>
+        <w:tc>
+          <w:tcPr>
+            <w:tcW w:type="dxa" w:w="1080"/>
+          </w:tcPr>
+          <w:p>
+            <w:r>
+              <w:t>322.8 ms</w:t>
+            </w:r>
+          </w:p>
+        </w:tc>
+      </w:tr>
+      <w:tr>
+        <w:tc>
+          <w:tcPr>
+            <w:tcW w:type="dxa" w:w="1080"/>
+          </w:tcPr>
+          <w:p>
+            <w:r>
+              <w:t>Fly91-Development-ALB</w:t>
+            </w:r>
+          </w:p>
+        </w:tc>
+        <w:tc>
+          <w:tcPr>
+            <w:tcW w:type="dxa" w:w="1080"/>
+          </w:tcPr>
+          <w:p>
+            <w:r>
+              <w:t>2.34k</w:t>
+            </w:r>
+          </w:p>
+        </w:tc>
+        <w:tc>
+          <w:tcPr>
+            <w:tcW w:type="dxa" w:w="1080"/>
+          </w:tcPr>
+          <w:p>
+            <w:r>
+              <w:t>843</w:t>
+            </w:r>
+          </w:p>
+        </w:tc>
+        <w:tc>
+          <w:tcPr>
+            <w:tcW w:type="dxa" w:w="1080"/>
+          </w:tcPr>
+          <w:p>
+            <w:r>
+              <w:t>3.37k</w:t>
+            </w:r>
+          </w:p>
+        </w:tc>
+        <w:tc>
+          <w:tcPr>
+            <w:tcW w:type="dxa" w:w="1080"/>
+          </w:tcPr>
+          <w:p>
+            <w:r>
+              <w:t>0.04</w:t>
+            </w:r>
+          </w:p>
+        </w:tc>
+        <w:tc>
+          <w:tcPr>
+            <w:tcW w:type="dxa" w:w="1080"/>
+          </w:tcPr>
+          <w:p>
+            <w:r>
+              <w:t>2.09k</w:t>
+            </w:r>
+          </w:p>
+        </w:tc>
+        <w:tc>
+          <w:tcPr>
+            <w:tcW w:type="dxa" w:w="1080"/>
+          </w:tcPr>
+          <w:p>
+            <w:r>
+              <w:t>17.70 MB</w:t>
+            </w:r>
+          </w:p>
+        </w:tc>
+        <w:tc>
+          <w:tcPr>
+            <w:tcW w:type="dxa" w:w="1080"/>
+          </w:tcPr>
+          <w:p>
+            <w:r>
+              <w:t>274.7 ms</w:t>
+            </w:r>
+          </w:p>
+        </w:tc>
+      </w:tr>
+    </w:tbl>
+    <w:p>
+      <w:pPr>
+        <w:pStyle w:val="Heading2"/>
+      </w:pPr>
+      <w:r>
+        <w:t>4. AWS WAF</w:t>
+      </w:r>
+    </w:p>
+    <w:p>
+      <w:pPr>
+        <w:pStyle w:val="ListBullet"/>
+      </w:pPr>
+      <w:r>
+        <w:t>We have 2 web ACL WAF in Mumbai region, 1 production, 1 staging.</w:t>
+      </w:r>
+    </w:p>
+    <w:p>
+      <w:r>
+        <w:t>The requests data for the WAF is below (14th September – 20th September 2026):</w:t>
+      </w:r>
+    </w:p>
+    <w:tbl>
+      <w:tblPr>
+        <w:tblStyle w:val="TableGrid"/>
+        <w:tblW w:type="auto" w:w="0"/>
+        <w:tblLook w:firstColumn="1" w:firstRow="1" w:lastColumn="0" w:lastRow="0" w:noHBand="0" w:noVBand="1" w:val="04A0"/>
+      </w:tblPr>
+      <w:tblGrid>
+        <w:gridCol w:w="2160"/>
+        <w:gridCol w:w="2160"/>
+        <w:gridCol w:w="2160"/>
+        <w:gridCol w:w="2160"/>
+      </w:tblGrid>
+      <w:tr>
+        <w:tc>
+          <w:tcPr>
+            <w:tcW w:type="dxa" w:w="2160"/>
+          </w:tcPr>
+          <w:p>
+            <w:r>
+              <w:rPr>
+                <w:b/>
+              </w:rPr>
+              <w:t>WAF Name</w:t>
+            </w:r>
+          </w:p>
+        </w:tc>
+        <w:tc>
+          <w:tcPr>
+            <w:tcW w:type="dxa" w:w="2160"/>
+          </w:tcPr>
+          <w:p>
+            <w:r>
+              <w:rPr>
+                <w:b/>
+              </w:rPr>
+              <w:t>Total Request</w:t>
+            </w:r>
+          </w:p>
+        </w:tc>
+        <w:tc>
+          <w:tcPr>
+            <w:tcW w:type="dxa" w:w="2160"/>
+          </w:tcPr>
+          <w:p>
+            <w:r>
+              <w:rPr>
+                <w:b/>
+              </w:rPr>
+              <w:t>Blocked Request</w:t>
+            </w:r>
+          </w:p>
+        </w:tc>
+        <w:tc>
+          <w:tcPr>
+            <w:tcW w:type="dxa" w:w="2160"/>
+          </w:tcPr>
+          <w:p>
+            <w:r>
+              <w:rPr>
+                <w:b/>
+              </w:rPr>
+              <w:t>Allowed Request</w:t>
+            </w:r>
+          </w:p>
+        </w:tc>
+      </w:tr>
+      <w:tr>
+        <w:tc>
+          <w:tcPr>
+            <w:tcW w:type="dxa" w:w="2160"/>
+          </w:tcPr>
+          <w:p>
+            <w:r>
+              <w:t>Prod-WAF-Fly-91</w:t>
+            </w:r>
+          </w:p>
+        </w:tc>
+        <w:tc>
+          <w:tcPr>
+            <w:tcW w:type="dxa" w:w="2160"/>
+          </w:tcPr>
+          <w:p>
+            <w:r>
+              <w:t>9.15M</w:t>
+            </w:r>
+          </w:p>
+        </w:tc>
+        <w:tc>
+          <w:tcPr>
+            <w:tcW w:type="dxa" w:w="2160"/>
+          </w:tcPr>
+          <w:p>
+            <w:r>
+              <w:t>88.72k</w:t>
+            </w:r>
+          </w:p>
+        </w:tc>
+        <w:tc>
+          <w:tcPr>
+            <w:tcW w:type="dxa" w:w="2160"/>
+          </w:tcPr>
+          <w:p>
+            <w:r>
+              <w:t>9.06M</w:t>
+            </w:r>
+          </w:p>
+        </w:tc>
+      </w:tr>
+      <w:tr>
+        <w:tc>
+          <w:tcPr>
+            <w:tcW w:type="dxa" w:w="2160"/>
+          </w:tcPr>
+          <w:p>
+            <w:r>
+              <w:t>Stag-WAF-Fly-91</w:t>
+            </w:r>
+          </w:p>
+        </w:tc>
+        <w:tc>
+          <w:tcPr>
+            <w:tcW w:type="dxa" w:w="2160"/>
+          </w:tcPr>
+          <w:p>
+            <w:r>
+              <w:t>246.45k</w:t>
+            </w:r>
+          </w:p>
+        </w:tc>
+        <w:tc>
+          <w:tcPr>
+            <w:tcW w:type="dxa" w:w="2160"/>
+          </w:tcPr>
+          <w:p>
+            <w:r>
+              <w:t>5.04k</w:t>
+            </w:r>
+          </w:p>
+        </w:tc>
+        <w:tc>
+          <w:tcPr>
+            <w:tcW w:type="dxa" w:w="2160"/>
+          </w:tcPr>
+          <w:p>
+            <w:r>
+              <w:t>241.41k</w:t>
+            </w:r>
+          </w:p>
+        </w:tc>
+      </w:tr>
+    </w:tbl>
+    <w:p>
+      <w:pPr>
+        <w:pStyle w:val="Heading2"/>
+      </w:pPr>
+      <w:r>
+        <w:t>5. Amazon Inspector</w:t>
+      </w:r>
+    </w:p>
+    <w:p>
+      <w:r>
+        <w:t>There are 464+ findings for the last week categorized as follows: 39 Critical, 200 High, 200 medium and 15 low and 10 untriaged.</w:t>
+      </w:r>
+    </w:p>
     <w:p>
       <w:r>
         <w:drawing>
           <wp:inline xmlns:a="http://schemas.openxmlformats.org/drawingml/2006/main" xmlns:pic="http://schemas.openxmlformats.org/drawingml/2006/picture">
-            <wp:extent cx="5486400" cy="2194560"/>
+            <wp:extent cx="5486400" cy="1040278"/>
             <wp:docPr id="1" name="Picture 1"/>
             <wp:cNvGraphicFramePr>
               <a:graphicFrameLocks noChangeAspect="1"/>
@@ -530,7 +4997,7 @@
                   <pic:spPr>
                     <a:xfrm>
                       <a:off x="0" y="0"/>
-                      <a:ext cx="5486400" cy="2194560"/>
+                      <a:ext cx="5486400" cy="1040278"/>
                     </a:xfrm>
                     <a:prstGeom prst="rect"/>
                   </pic:spPr>
@@ -547,14 +5014,14 @@
           <w:i/>
           <w:sz w:val="16"/>
         </w:rPr>
-        <w:t>CloudWatch metrics for fly91-app-prod(i-0a1b2c3d4e5f60718) - 14th September – 20th September 2026</w:t>
+        <w:t>Critical Findings</w:t>
       </w:r>
     </w:p>
     <w:p>
       <w:r>
         <w:drawing>
           <wp:inline xmlns:a="http://schemas.openxmlformats.org/drawingml/2006/main" xmlns:pic="http://schemas.openxmlformats.org/drawingml/2006/picture">
-            <wp:extent cx="5486400" cy="2194560"/>
+            <wp:extent cx="5486400" cy="1623195"/>
             <wp:docPr id="2" name="Picture 2"/>
             <wp:cNvGraphicFramePr>
               <a:graphicFrameLocks noChangeAspect="1"/>
@@ -575,7 +5042,7 @@
                   <pic:spPr>
                     <a:xfrm>
                       <a:off x="0" y="0"/>
-                      <a:ext cx="5486400" cy="2194560"/>
+                      <a:ext cx="5486400" cy="1623195"/>
                     </a:xfrm>
                     <a:prstGeom prst="rect"/>
                   </pic:spPr>
@@ -592,7 +5059,146 @@
           <w:i/>
           <w:sz w:val="16"/>
         </w:rPr>
-        <w:t>CloudWatch metrics for fly91-db-prod(i-0b2c3d4e5f6071829) - 14th September – 20th September 2026</w:t>
+        <w:t>High Findings</w:t>
+      </w:r>
+    </w:p>
+    <w:p>
+      <w:r>
+        <w:drawing>
+          <wp:inline xmlns:a="http://schemas.openxmlformats.org/drawingml/2006/main" xmlns:pic="http://schemas.openxmlformats.org/drawingml/2006/picture">
+            <wp:extent cx="5486400" cy="1785668"/>
+            <wp:docPr id="3" name="Picture 3"/>
+            <wp:cNvGraphicFramePr>
+              <a:graphicFrameLocks noChangeAspect="1"/>
+            </wp:cNvGraphicFramePr>
+            <a:graphic>
+              <a:graphicData uri="http://schemas.openxmlformats.org/drawingml/2006/picture">
+                <pic:pic>
+                  <pic:nvPicPr>
+                    <pic:cNvPr id="0" name="image.png"/>
+                    <pic:cNvPicPr/>
+                  </pic:nvPicPr>
+                  <pic:blipFill>
+                    <a:blip r:embed="rId11"/>
+                    <a:stretch>
+                      <a:fillRect/>
+                    </a:stretch>
+                  </pic:blipFill>
+                  <pic:spPr>
+                    <a:xfrm>
+                      <a:off x="0" y="0"/>
+                      <a:ext cx="5486400" cy="1785668"/>
+                    </a:xfrm>
+                    <a:prstGeom prst="rect"/>
+                  </pic:spPr>
+                </pic:pic>
+              </a:graphicData>
+            </a:graphic>
+          </wp:inline>
+        </w:drawing>
+      </w:r>
+    </w:p>
+    <w:p>
+      <w:r>
+        <w:rPr>
+          <w:i/>
+          <w:sz w:val="16"/>
+        </w:rPr>
+        <w:t>Medium Findings</w:t>
+      </w:r>
+    </w:p>
+    <w:p>
+      <w:r>
+        <w:drawing>
+          <wp:inline xmlns:a="http://schemas.openxmlformats.org/drawingml/2006/main" xmlns:pic="http://schemas.openxmlformats.org/drawingml/2006/picture">
+            <wp:extent cx="5486400" cy="1310383"/>
+            <wp:docPr id="4" name="Picture 4"/>
+            <wp:cNvGraphicFramePr>
+              <a:graphicFrameLocks noChangeAspect="1"/>
+            </wp:cNvGraphicFramePr>
+            <a:graphic>
+              <a:graphicData uri="http://schemas.openxmlformats.org/drawingml/2006/picture">
+                <pic:pic>
+                  <pic:nvPicPr>
+                    <pic:cNvPr id="0" name="image.png"/>
+                    <pic:cNvPicPr/>
+                  </pic:nvPicPr>
+                  <pic:blipFill>
+                    <a:blip r:embed="rId12"/>
+                    <a:stretch>
+                      <a:fillRect/>
+                    </a:stretch>
+                  </pic:blipFill>
+                  <pic:spPr>
+                    <a:xfrm>
+                      <a:off x="0" y="0"/>
+                      <a:ext cx="5486400" cy="1310383"/>
+                    </a:xfrm>
+                    <a:prstGeom prst="rect"/>
+                  </pic:spPr>
+                </pic:pic>
+              </a:graphicData>
+            </a:graphic>
+          </wp:inline>
+        </w:drawing>
+      </w:r>
+    </w:p>
+    <w:p>
+      <w:r>
+        <w:rPr>
+          <w:i/>
+          <w:sz w:val="16"/>
+        </w:rPr>
+        <w:t>Low Findings</w:t>
+      </w:r>
+    </w:p>
+    <w:p>
+      <w:pPr>
+        <w:pStyle w:val="Heading2"/>
+      </w:pPr>
+      <w:r>
+        <w:t>6. Guard Duty</w:t>
+      </w:r>
+    </w:p>
+    <w:p>
+      <w:r>
+        <w:t>There are 66 new findings this week, categorized as 3 lows, 0 Medium and 0 High as displayed in the console.</w:t>
+      </w:r>
+    </w:p>
+    <w:p>
+      <w:r>
+        <w:drawing>
+          <wp:inline xmlns:a="http://schemas.openxmlformats.org/drawingml/2006/main" xmlns:pic="http://schemas.openxmlformats.org/drawingml/2006/picture">
+            <wp:extent cx="5486400" cy="1996256"/>
+            <wp:docPr id="5" name="Picture 5"/>
+            <wp:cNvGraphicFramePr>
+              <a:graphicFrameLocks noChangeAspect="1"/>
+            </wp:cNvGraphicFramePr>
+            <a:graphic>
+              <a:graphicData uri="http://schemas.openxmlformats.org/drawingml/2006/picture">
+                <pic:pic>
+                  <pic:nvPicPr>
+                    <pic:cNvPr id="0" name="image.png"/>
+                    <pic:cNvPicPr/>
+                  </pic:nvPicPr>
+                  <pic:blipFill>
+                    <a:blip r:embed="rId13"/>
+                    <a:stretch>
+                      <a:fillRect/>
+                    </a:stretch>
+                  </pic:blipFill>
+                  <pic:spPr>
+                    <a:xfrm>
+                      <a:off x="0" y="0"/>
+                      <a:ext cx="5486400" cy="1996256"/>
+                    </a:xfrm>
+                    <a:prstGeom prst="rect"/>
+                  </pic:spPr>
+                </pic:pic>
+              </a:graphicData>
+            </a:graphic>
+          </wp:inline>
+        </w:drawing>
       </w:r>
     </w:p>
     <w:p>
@@ -603,7 +5209,7 @@
         <w:rPr>
           <w:b/>
         </w:rPr>
-        <w:t>-- End Of Document --</w:t>
+        <w:t>-- End of Document --</w:t>
       </w:r>
     </w:p>
     <w:sectPr>

--- a/demo/Fly91_Weekly_Status_Report_14-20_Sep_2026.docx
+++ b/demo/Fly91_Weekly_Status_Report_14-20_Sep_2026.docx
@@ -1760,7 +1760,7 @@
         <w:pStyle w:val="ListBullet"/>
       </w:pPr>
       <w:r>
-        <w:t>The overall decrease is primarily due to lower usage/cost in: Elastic Load Balancing: -$13.65, Relational Database Service: -$6.83, CloudWatch: -$1.10, WAF: -$0.96, EC2-Instances: -$0.65, VPC: -$0.43, GuardDuty: -$0.12, S3: -$0.02</w:t>
+        <w:t>The overall decrease is primarily due to lower usage/cost in: Elastic Load Balancing: -$13.65, Relational Database Service: -$6.83, CloudWatch: -$1.10, WAF: -$0.96, EC2-Instances: -$0.65, VPC: -$0.43</w:t>
       </w:r>
     </w:p>
     <w:p>
@@ -1887,7 +1887,7 @@
         <w:pStyle w:val="ListBullet"/>
       </w:pPr>
       <w:r>
-        <w:t>FLY91-Website-testing (i-0d0653d04b9306f42) has been put to "Stopped" state.</w:t>
+        <w:t>FLY91-Website-testing (i-0d0653d04b9306f42) has been put to "Stopped" state from 30/10/2025 3:25 PM.</w:t>
       </w:r>
     </w:p>
     <w:p>
@@ -2916,7 +2916,7 @@
           </w:tcPr>
           <w:p>
             <w:r>
-              <w:t>952.35k</w:t>
+              <w:t>952.35K</w:t>
             </w:r>
           </w:p>
         </w:tc>
@@ -2926,7 +2926,7 @@
           </w:tcPr>
           <w:p>
             <w:r>
-              <w:t>955.08k</w:t>
+              <w:t>955.08K</w:t>
             </w:r>
           </w:p>
         </w:tc>
@@ -3040,7 +3040,7 @@
           </w:tcPr>
           <w:p>
             <w:r>
-              <w:t>446.27k</w:t>
+              <w:t>446.27K</w:t>
             </w:r>
           </w:p>
         </w:tc>
@@ -3050,7 +3050,7 @@
           </w:tcPr>
           <w:p>
             <w:r>
-              <w:t>169.12k</w:t>
+              <w:t>169.12K</w:t>
             </w:r>
           </w:p>
         </w:tc>
@@ -3102,7 +3102,7 @@
           </w:tcPr>
           <w:p>
             <w:r>
-              <w:t>58.77k</w:t>
+              <w:t>58.77K</w:t>
             </w:r>
           </w:p>
         </w:tc>
@@ -3112,7 +3112,7 @@
           </w:tcPr>
           <w:p>
             <w:r>
-              <w:t>17.50k</w:t>
+              <w:t>17.50K</w:t>
             </w:r>
           </w:p>
         </w:tc>
@@ -3164,7 +3164,7 @@
           </w:tcPr>
           <w:p>
             <w:r>
-              <w:t>58.60k</w:t>
+              <w:t>58.60K</w:t>
             </w:r>
           </w:p>
         </w:tc>
@@ -3174,7 +3174,7 @@
           </w:tcPr>
           <w:p>
             <w:r>
-              <w:t>3.64k</w:t>
+              <w:t>3.64K</w:t>
             </w:r>
           </w:p>
         </w:tc>
@@ -3288,7 +3288,7 @@
           </w:tcPr>
           <w:p>
             <w:r>
-              <w:t>42.44k</w:t>
+              <w:t>42.44K</w:t>
             </w:r>
           </w:p>
         </w:tc>
@@ -3298,7 +3298,7 @@
           </w:tcPr>
           <w:p>
             <w:r>
-              <w:t>16.41k</w:t>
+              <w:t>16.41K</w:t>
             </w:r>
           </w:p>
         </w:tc>
@@ -3350,7 +3350,7 @@
           </w:tcPr>
           <w:p>
             <w:r>
-              <w:t>136.22k</w:t>
+              <w:t>136.22K</w:t>
             </w:r>
           </w:p>
         </w:tc>
@@ -3360,7 +3360,7 @@
           </w:tcPr>
           <w:p>
             <w:r>
-              <w:t>97.71k</w:t>
+              <w:t>97.71K</w:t>
             </w:r>
           </w:p>
         </w:tc>
@@ -3412,7 +3412,7 @@
           </w:tcPr>
           <w:p>
             <w:r>
-              <w:t>75.59k</w:t>
+              <w:t>75.59K</w:t>
             </w:r>
           </w:p>
         </w:tc>
@@ -3422,7 +3422,7 @@
           </w:tcPr>
           <w:p>
             <w:r>
-              <w:t>33.80k</w:t>
+              <w:t>33.80K</w:t>
             </w:r>
           </w:p>
         </w:tc>
@@ -4557,7 +4557,7 @@
           </w:tcPr>
           <w:p>
             <w:r>
-              <w:t>1.12k</w:t>
+              <w:t>1.12K</w:t>
             </w:r>
           </w:p>
         </w:tc>
@@ -4567,7 +4567,7 @@
           </w:tcPr>
           <w:p>
             <w:r>
-              <w:t>2.24k</w:t>
+              <w:t>2.24K</w:t>
             </w:r>
           </w:p>
         </w:tc>
@@ -4577,7 +4577,7 @@
           </w:tcPr>
           <w:p>
             <w:r>
-              <w:t>1.60k</w:t>
+              <w:t>1.60K</w:t>
             </w:r>
           </w:p>
         </w:tc>
@@ -4639,7 +4639,7 @@
           </w:tcPr>
           <w:p>
             <w:r>
-              <w:t>25.00k</w:t>
+              <w:t>25.00K</w:t>
             </w:r>
           </w:p>
         </w:tc>
@@ -4649,7 +4649,7 @@
           </w:tcPr>
           <w:p>
             <w:r>
-              <w:t>4.36k</w:t>
+              <w:t>4.36K</w:t>
             </w:r>
           </w:p>
         </w:tc>
@@ -4659,7 +4659,7 @@
           </w:tcPr>
           <w:p>
             <w:r>
-              <w:t>8.56k</w:t>
+              <w:t>8.56K</w:t>
             </w:r>
           </w:p>
         </w:tc>
@@ -4721,7 +4721,7 @@
           </w:tcPr>
           <w:p>
             <w:r>
-              <w:t>2.34k</w:t>
+              <w:t>2.34K</w:t>
             </w:r>
           </w:p>
         </w:tc>
@@ -4741,7 +4741,7 @@
           </w:tcPr>
           <w:p>
             <w:r>
-              <w:t>3.37k</w:t>
+              <w:t>3.37K</w:t>
             </w:r>
           </w:p>
         </w:tc>
@@ -4761,7 +4761,7 @@
           </w:tcPr>
           <w:p>
             <w:r>
-              <w:t>2.09k</w:t>
+              <w:t>2.09K</w:t>
             </w:r>
           </w:p>
         </w:tc>
@@ -4901,7 +4901,7 @@
           </w:tcPr>
           <w:p>
             <w:r>
-              <w:t>88.72k</w:t>
+              <w:t>88.72K</w:t>
             </w:r>
           </w:p>
         </w:tc>
@@ -4933,7 +4933,7 @@
           </w:tcPr>
           <w:p>
             <w:r>
-              <w:t>246.45k</w:t>
+              <w:t>246.45K</w:t>
             </w:r>
           </w:p>
         </w:tc>
@@ -4943,7 +4943,7 @@
           </w:tcPr>
           <w:p>
             <w:r>
-              <w:t>5.04k</w:t>
+              <w:t>5.04K</w:t>
             </w:r>
           </w:p>
         </w:tc>
@@ -4953,7 +4953,7 @@
           </w:tcPr>
           <w:p>
             <w:r>
-              <w:t>241.41k</w:t>
+              <w:t>241.41K</w:t>
             </w:r>
           </w:p>
         </w:tc>
@@ -4969,7 +4969,7 @@
     </w:p>
     <w:p>
       <w:r>
-        <w:t>There are 464+ findings for the last week categorized as follows: 39 Critical, 200 High, 200 medium and 15 low and 10 untriaged.</w:t>
+        <w:t>There are 400+ findings for the last week categorized as follows: 39 Critical, 200+ High, 200+ medium and 15 low and 10 untriaged.</w:t>
       </w:r>
     </w:p>
     <w:p>

--- a/demo/Fly91_Weekly_Status_Report_14-20_Sep_2026.docx
+++ b/demo/Fly91_Weekly_Status_Report_14-20_Sep_2026.docx
@@ -2,6 +2,74 @@
 <file path=word/document.xml><?xml version="1.0" encoding="utf-8"?>
 <w:document xmlns:wpc="http://schemas.microsoft.com/office/word/2010/wordprocessingCanvas" xmlns:mo="http://schemas.microsoft.com/office/mac/office/2008/main" xmlns:mc="http://schemas.openxmlformats.org/markup-compatibility/2006" xmlns:mv="urn:schemas-microsoft-com:mac:vml" xmlns:o="urn:schemas-microsoft-com:office:office" xmlns:r="http://schemas.openxmlformats.org/officeDocument/2006/relationships" xmlns:m="http://schemas.openxmlformats.org/officeDocument/2006/math" xmlns:v="urn:schemas-microsoft-com:vml" xmlns:wp14="http://schemas.microsoft.com/office/word/2010/wordprocessingDrawing" xmlns:wp="http://schemas.openxmlformats.org/drawingml/2006/wordprocessingDrawing" xmlns:w10="urn:schemas-microsoft-com:office:word" xmlns:w="http://schemas.openxmlformats.org/wordprocessingml/2006/main" xmlns:w14="http://schemas.microsoft.com/office/word/2010/wordml" xmlns:wpg="http://schemas.microsoft.com/office/word/2010/wordprocessingGroup" xmlns:wpi="http://schemas.microsoft.com/office/word/2010/wordprocessingInk" xmlns:wne="http://schemas.microsoft.com/office/word/2006/wordml" xmlns:wps="http://schemas.microsoft.com/office/word/2010/wordprocessingShape" mc:Ignorable="w14 wp14">
   <w:body>
+    <w:tbl>
+      <w:tblPr>
+        <w:tblW w:type="auto" w:w="0"/>
+        <w:tblLayout w:type="fixed"/>
+        <w:tblLook w:firstColumn="1" w:firstRow="1" w:lastColumn="0" w:lastRow="0" w:noHBand="0" w:noVBand="1" w:val="04A0"/>
+      </w:tblPr>
+      <w:tblGrid>
+        <w:gridCol w:w="5724"/>
+        <w:gridCol w:w="5724"/>
+      </w:tblGrid>
+      <w:tr>
+        <w:tc>
+          <w:tcPr>
+            <w:tcW w:type="dxa" w:w="360"/>
+            <w:shd w:val="clear" w:color="auto" w:fill="1F4E79"/>
+          </w:tcPr>
+          <w:p/>
+        </w:tc>
+        <w:tc>
+          <w:tcPr>
+            <w:tcW w:type="dxa" w:w="10656"/>
+          </w:tcPr>
+          <w:p>
+            <w:pPr>
+              <w:jc w:val="right"/>
+            </w:pPr>
+            <w:r>
+              <w:drawing>
+                <wp:inline xmlns:a="http://schemas.openxmlformats.org/drawingml/2006/main" xmlns:pic="http://schemas.openxmlformats.org/drawingml/2006/picture">
+                  <wp:extent cx="1645920" cy="749860"/>
+                  <wp:docPr id="1" name="Picture 1"/>
+                  <wp:cNvGraphicFramePr>
+                    <a:graphicFrameLocks noChangeAspect="1"/>
+                  </wp:cNvGraphicFramePr>
+                  <a:graphic>
+                    <a:graphicData uri="http://schemas.openxmlformats.org/drawingml/2006/picture">
+                      <pic:pic>
+                        <pic:nvPicPr>
+                          <pic:cNvPr id="0" name="logo.png"/>
+                          <pic:cNvPicPr/>
+                        </pic:nvPicPr>
+                        <pic:blipFill>
+                          <a:blip r:embed="rId9"/>
+                          <a:stretch>
+                            <a:fillRect/>
+                          </a:stretch>
+                        </pic:blipFill>
+                        <pic:spPr>
+                          <a:xfrm>
+                            <a:off x="0" y="0"/>
+                            <a:ext cx="1645920" cy="749860"/>
+                          </a:xfrm>
+                          <a:prstGeom prst="rect"/>
+                        </pic:spPr>
+                      </pic:pic>
+                    </a:graphicData>
+                  </a:graphic>
+                </wp:inline>
+              </w:drawing>
+            </w:r>
+          </w:p>
+        </w:tc>
+      </w:tr>
+    </w:tbl>
+    <w:p/>
+    <w:p/>
+    <w:p/>
+    <w:p/>
     <w:p>
       <w:pPr>
         <w:jc w:val="center"/>
@@ -9,7 +77,8 @@
       <w:r>
         <w:rPr>
           <w:b/>
-          <w:sz w:val="52"/>
+          <w:color w:val="1F4E79"/>
+          <w:sz w:val="64"/>
         </w:rPr>
         <w:t>Weekly Status Report</w:t>
       </w:r>
@@ -46,10 +115,20 @@
       </w:r>
     </w:p>
     <w:p>
+      <w:r>
+        <w:br w:type="page"/>
+      </w:r>
+    </w:p>
+    <w:p>
       <w:pPr>
-        <w:pStyle w:val="Heading1"/>
+        <w:jc w:val="center"/>
       </w:pPr>
       <w:r>
+        <w:rPr>
+          <w:b/>
+          <w:sz w:val="32"/>
+          <w:u w:val="single"/>
+        </w:rPr>
         <w:t>Cost Summary Differences</w:t>
       </w:r>
     </w:p>
@@ -60,32 +139,49 @@
         <w:tblLook w:firstColumn="1" w:firstRow="1" w:lastColumn="0" w:lastRow="0" w:noHBand="0" w:noVBand="1" w:val="04A0"/>
       </w:tblPr>
       <w:tblGrid>
-        <w:gridCol w:w="1440"/>
-        <w:gridCol w:w="1440"/>
-        <w:gridCol w:w="1440"/>
-        <w:gridCol w:w="1440"/>
-        <w:gridCol w:w="1440"/>
-        <w:gridCol w:w="1440"/>
+        <w:gridCol w:w="1908"/>
+        <w:gridCol w:w="1908"/>
+        <w:gridCol w:w="1908"/>
+        <w:gridCol w:w="1908"/>
+        <w:gridCol w:w="1908"/>
+        <w:gridCol w:w="1908"/>
       </w:tblGrid>
       <w:tr>
         <w:tc>
           <w:tcPr>
-            <w:tcW w:type="dxa" w:w="1440"/>
-          </w:tcPr>
-          <w:p>
+            <w:tcW w:type="dxa" w:w="1908"/>
+            <w:vAlign w:val="center"/>
+          </w:tcPr>
+          <w:p>
+            <w:pPr>
+              <w:jc w:val="center"/>
+            </w:pPr>
+            <w:r/>
             <w:r>
               <w:rPr>
                 <w:b/>
               </w:rPr>
-              <w:t>No</w:t>
-            </w:r>
-          </w:p>
-        </w:tc>
-        <w:tc>
-          <w:tcPr>
-            <w:tcW w:type="dxa" w:w="1440"/>
-          </w:tcPr>
-          <w:p>
+              <w:t>N</w:t>
+              <w:br/>
+            </w:r>
+            <w:r>
+              <w:rPr>
+                <w:b/>
+              </w:rPr>
+              <w:t>o</w:t>
+            </w:r>
+          </w:p>
+        </w:tc>
+        <w:tc>
+          <w:tcPr>
+            <w:tcW w:type="dxa" w:w="1908"/>
+            <w:vAlign w:val="center"/>
+          </w:tcPr>
+          <w:p>
+            <w:pPr>
+              <w:jc w:val="center"/>
+            </w:pPr>
+            <w:r/>
             <w:r>
               <w:rPr>
                 <w:b/>
@@ -96,9 +192,14 @@
         </w:tc>
         <w:tc>
           <w:tcPr>
-            <w:tcW w:type="dxa" w:w="1440"/>
-          </w:tcPr>
-          <w:p>
+            <w:tcW w:type="dxa" w:w="1908"/>
+            <w:vAlign w:val="center"/>
+          </w:tcPr>
+          <w:p>
+            <w:pPr>
+              <w:jc w:val="center"/>
+            </w:pPr>
+            <w:r/>
             <w:r>
               <w:rPr>
                 <w:b/>
@@ -109,9 +210,14 @@
         </w:tc>
         <w:tc>
           <w:tcPr>
-            <w:tcW w:type="dxa" w:w="1440"/>
-          </w:tcPr>
-          <w:p>
+            <w:tcW w:type="dxa" w:w="1908"/>
+            <w:vAlign w:val="center"/>
+          </w:tcPr>
+          <w:p>
+            <w:pPr>
+              <w:jc w:val="center"/>
+            </w:pPr>
+            <w:r/>
             <w:r>
               <w:rPr>
                 <w:b/>
@@ -122,27 +228,53 @@
         </w:tc>
         <w:tc>
           <w:tcPr>
-            <w:tcW w:type="dxa" w:w="1440"/>
-          </w:tcPr>
-          <w:p>
+            <w:tcW w:type="dxa" w:w="1908"/>
+            <w:vAlign w:val="center"/>
+          </w:tcPr>
+          <w:p>
+            <w:pPr>
+              <w:jc w:val="center"/>
+            </w:pPr>
+            <w:r/>
             <w:r>
               <w:rPr>
                 <w:b/>
               </w:rPr>
-              <w:t>Last Week (7th September – 13th September 2026)</w:t>
-            </w:r>
-          </w:p>
-        </w:tc>
-        <w:tc>
-          <w:tcPr>
-            <w:tcW w:type="dxa" w:w="1440"/>
-          </w:tcPr>
-          <w:p>
+              <w:t>Last Week</w:t>
+              <w:br/>
+            </w:r>
+            <w:r>
+              <w:rPr>
+                <w:b/>
+                <w:sz w:val="18"/>
+              </w:rPr>
+              <w:t>(7th September – 13th September 2026)</w:t>
+            </w:r>
+          </w:p>
+        </w:tc>
+        <w:tc>
+          <w:tcPr>
+            <w:tcW w:type="dxa" w:w="1908"/>
+            <w:vAlign w:val="center"/>
+          </w:tcPr>
+          <w:p>
+            <w:pPr>
+              <w:jc w:val="center"/>
+            </w:pPr>
+            <w:r/>
             <w:r>
               <w:rPr>
                 <w:b/>
               </w:rPr>
-              <w:t>Current Week (14th September – 20th September 2026)</w:t>
+              <w:t>Current Week</w:t>
+              <w:br/>
+            </w:r>
+            <w:r>
+              <w:rPr>
+                <w:b/>
+                <w:sz w:val="18"/>
+              </w:rPr>
+              <w:t>(14th September – 20th September 2026)</w:t>
             </w:r>
           </w:p>
         </w:tc>
@@ -150,9 +282,14 @@
       <w:tr>
         <w:tc>
           <w:tcPr>
-            <w:tcW w:type="dxa" w:w="1440"/>
-          </w:tcPr>
-          <w:p>
+            <w:tcW w:type="dxa" w:w="1908"/>
+            <w:vMerge w:val="restart"/>
+            <w:vAlign w:val="center"/>
+          </w:tcPr>
+          <w:p>
+            <w:pPr>
+              <w:jc w:val="center"/>
+            </w:pPr>
             <w:r>
               <w:t>1</w:t>
             </w:r>
@@ -160,9 +297,14 @@
         </w:tc>
         <w:tc>
           <w:tcPr>
-            <w:tcW w:type="dxa" w:w="1440"/>
-          </w:tcPr>
-          <w:p>
+            <w:tcW w:type="dxa" w:w="1908"/>
+            <w:vMerge w:val="restart"/>
+            <w:vAlign w:val="center"/>
+          </w:tcPr>
+          <w:p>
+            <w:pPr>
+              <w:jc w:val="center"/>
+            </w:pPr>
             <w:r>
               <w:t>JUST UDO AVIATION PRIVATE LIMITED (Fly91)/ Greatworx</w:t>
             </w:r>
@@ -170,9 +312,14 @@
         </w:tc>
         <w:tc>
           <w:tcPr>
-            <w:tcW w:type="dxa" w:w="1440"/>
-          </w:tcPr>
-          <w:p>
+            <w:tcW w:type="dxa" w:w="1908"/>
+            <w:vMerge w:val="restart"/>
+            <w:vAlign w:val="center"/>
+          </w:tcPr>
+          <w:p>
+            <w:pPr>
+              <w:jc w:val="center"/>
+            </w:pPr>
             <w:r>
               <w:t>674351849978</w:t>
             </w:r>
@@ -180,7 +327,7 @@
         </w:tc>
         <w:tc>
           <w:tcPr>
-            <w:tcW w:type="dxa" w:w="1440"/>
+            <w:tcW w:type="dxa" w:w="1908"/>
           </w:tcPr>
           <w:p>
             <w:r>
@@ -190,9 +337,13 @@
         </w:tc>
         <w:tc>
           <w:tcPr>
-            <w:tcW w:type="dxa" w:w="1440"/>
-          </w:tcPr>
-          <w:p>
+            <w:tcW w:type="dxa" w:w="1908"/>
+            <w:vAlign w:val="center"/>
+          </w:tcPr>
+          <w:p>
+            <w:pPr>
+              <w:jc w:val="center"/>
+            </w:pPr>
             <w:r>
               <w:t>$80.51</w:t>
             </w:r>
@@ -200,9 +351,13 @@
         </w:tc>
         <w:tc>
           <w:tcPr>
-            <w:tcW w:type="dxa" w:w="1440"/>
-          </w:tcPr>
-          <w:p>
+            <w:tcW w:type="dxa" w:w="1908"/>
+            <w:vAlign w:val="center"/>
+          </w:tcPr>
+          <w:p>
+            <w:pPr>
+              <w:jc w:val="center"/>
+            </w:pPr>
             <w:r>
               <w:t>$73.68</w:t>
             </w:r>
@@ -212,31 +367,28 @@
       <w:tr>
         <w:tc>
           <w:tcPr>
-            <w:tcW w:type="dxa" w:w="1440"/>
-          </w:tcPr>
-          <w:p>
-            <w:r/>
-          </w:p>
-        </w:tc>
-        <w:tc>
-          <w:tcPr>
-            <w:tcW w:type="dxa" w:w="1440"/>
-          </w:tcPr>
-          <w:p>
-            <w:r/>
-          </w:p>
-        </w:tc>
-        <w:tc>
-          <w:tcPr>
-            <w:tcW w:type="dxa" w:w="1440"/>
-          </w:tcPr>
-          <w:p>
-            <w:r/>
-          </w:p>
-        </w:tc>
-        <w:tc>
-          <w:tcPr>
-            <w:tcW w:type="dxa" w:w="1440"/>
+            <w:tcW w:type="dxa" w:w="1908"/>
+            <w:vMerge/>
+          </w:tcPr>
+          <w:p/>
+        </w:tc>
+        <w:tc>
+          <w:tcPr>
+            <w:tcW w:type="dxa" w:w="1908"/>
+            <w:vMerge/>
+          </w:tcPr>
+          <w:p/>
+        </w:tc>
+        <w:tc>
+          <w:tcPr>
+            <w:tcW w:type="dxa" w:w="1908"/>
+            <w:vMerge/>
+          </w:tcPr>
+          <w:p/>
+        </w:tc>
+        <w:tc>
+          <w:tcPr>
+            <w:tcW w:type="dxa" w:w="1908"/>
           </w:tcPr>
           <w:p>
             <w:r>
@@ -246,9 +398,13 @@
         </w:tc>
         <w:tc>
           <w:tcPr>
-            <w:tcW w:type="dxa" w:w="1440"/>
-          </w:tcPr>
-          <w:p>
+            <w:tcW w:type="dxa" w:w="1908"/>
+            <w:vAlign w:val="center"/>
+          </w:tcPr>
+          <w:p>
+            <w:pPr>
+              <w:jc w:val="center"/>
+            </w:pPr>
             <w:r>
               <w:t>$171.36</w:t>
             </w:r>
@@ -256,9 +412,13 @@
         </w:tc>
         <w:tc>
           <w:tcPr>
-            <w:tcW w:type="dxa" w:w="1440"/>
-          </w:tcPr>
-          <w:p>
+            <w:tcW w:type="dxa" w:w="1908"/>
+            <w:vAlign w:val="center"/>
+          </w:tcPr>
+          <w:p>
+            <w:pPr>
+              <w:jc w:val="center"/>
+            </w:pPr>
             <w:r>
               <w:t>$171.36</w:t>
             </w:r>
@@ -268,31 +428,28 @@
       <w:tr>
         <w:tc>
           <w:tcPr>
-            <w:tcW w:type="dxa" w:w="1440"/>
-          </w:tcPr>
-          <w:p>
-            <w:r/>
-          </w:p>
-        </w:tc>
-        <w:tc>
-          <w:tcPr>
-            <w:tcW w:type="dxa" w:w="1440"/>
-          </w:tcPr>
-          <w:p>
-            <w:r/>
-          </w:p>
-        </w:tc>
-        <w:tc>
-          <w:tcPr>
-            <w:tcW w:type="dxa" w:w="1440"/>
-          </w:tcPr>
-          <w:p>
-            <w:r/>
-          </w:p>
-        </w:tc>
-        <w:tc>
-          <w:tcPr>
-            <w:tcW w:type="dxa" w:w="1440"/>
+            <w:tcW w:type="dxa" w:w="1908"/>
+            <w:vMerge/>
+          </w:tcPr>
+          <w:p/>
+        </w:tc>
+        <w:tc>
+          <w:tcPr>
+            <w:tcW w:type="dxa" w:w="1908"/>
+            <w:vMerge/>
+          </w:tcPr>
+          <w:p/>
+        </w:tc>
+        <w:tc>
+          <w:tcPr>
+            <w:tcW w:type="dxa" w:w="1908"/>
+            <w:vMerge/>
+          </w:tcPr>
+          <w:p/>
+        </w:tc>
+        <w:tc>
+          <w:tcPr>
+            <w:tcW w:type="dxa" w:w="1908"/>
           </w:tcPr>
           <w:p>
             <w:r>
@@ -302,9 +459,13 @@
         </w:tc>
         <w:tc>
           <w:tcPr>
-            <w:tcW w:type="dxa" w:w="1440"/>
-          </w:tcPr>
-          <w:p>
+            <w:tcW w:type="dxa" w:w="1908"/>
+            <w:vAlign w:val="center"/>
+          </w:tcPr>
+          <w:p>
+            <w:pPr>
+              <w:jc w:val="center"/>
+            </w:pPr>
             <w:r>
               <w:t>$84.00</w:t>
             </w:r>
@@ -312,9 +473,13 @@
         </w:tc>
         <w:tc>
           <w:tcPr>
-            <w:tcW w:type="dxa" w:w="1440"/>
-          </w:tcPr>
-          <w:p>
+            <w:tcW w:type="dxa" w:w="1908"/>
+            <w:vAlign w:val="center"/>
+          </w:tcPr>
+          <w:p>
+            <w:pPr>
+              <w:jc w:val="center"/>
+            </w:pPr>
             <w:r>
               <w:t>$84.00</w:t>
             </w:r>
@@ -324,31 +489,28 @@
       <w:tr>
         <w:tc>
           <w:tcPr>
-            <w:tcW w:type="dxa" w:w="1440"/>
-          </w:tcPr>
-          <w:p>
-            <w:r/>
-          </w:p>
-        </w:tc>
-        <w:tc>
-          <w:tcPr>
-            <w:tcW w:type="dxa" w:w="1440"/>
-          </w:tcPr>
-          <w:p>
-            <w:r/>
-          </w:p>
-        </w:tc>
-        <w:tc>
-          <w:tcPr>
-            <w:tcW w:type="dxa" w:w="1440"/>
-          </w:tcPr>
-          <w:p>
-            <w:r/>
-          </w:p>
-        </w:tc>
-        <w:tc>
-          <w:tcPr>
-            <w:tcW w:type="dxa" w:w="1440"/>
+            <w:tcW w:type="dxa" w:w="1908"/>
+            <w:vMerge/>
+          </w:tcPr>
+          <w:p/>
+        </w:tc>
+        <w:tc>
+          <w:tcPr>
+            <w:tcW w:type="dxa" w:w="1908"/>
+            <w:vMerge/>
+          </w:tcPr>
+          <w:p/>
+        </w:tc>
+        <w:tc>
+          <w:tcPr>
+            <w:tcW w:type="dxa" w:w="1908"/>
+            <w:vMerge/>
+          </w:tcPr>
+          <w:p/>
+        </w:tc>
+        <w:tc>
+          <w:tcPr>
+            <w:tcW w:type="dxa" w:w="1908"/>
           </w:tcPr>
           <w:p>
             <w:r>
@@ -358,9 +520,13 @@
         </w:tc>
         <w:tc>
           <w:tcPr>
-            <w:tcW w:type="dxa" w:w="1440"/>
-          </w:tcPr>
-          <w:p>
+            <w:tcW w:type="dxa" w:w="1908"/>
+            <w:vAlign w:val="center"/>
+          </w:tcPr>
+          <w:p>
+            <w:pPr>
+              <w:jc w:val="center"/>
+            </w:pPr>
             <w:r>
               <w:t>$86.19</w:t>
             </w:r>
@@ -368,9 +534,13 @@
         </w:tc>
         <w:tc>
           <w:tcPr>
-            <w:tcW w:type="dxa" w:w="1440"/>
-          </w:tcPr>
-          <w:p>
+            <w:tcW w:type="dxa" w:w="1908"/>
+            <w:vAlign w:val="center"/>
+          </w:tcPr>
+          <w:p>
+            <w:pPr>
+              <w:jc w:val="center"/>
+            </w:pPr>
             <w:r>
               <w:t>$86.43</w:t>
             </w:r>
@@ -380,31 +550,28 @@
       <w:tr>
         <w:tc>
           <w:tcPr>
-            <w:tcW w:type="dxa" w:w="1440"/>
-          </w:tcPr>
-          <w:p>
-            <w:r/>
-          </w:p>
-        </w:tc>
-        <w:tc>
-          <w:tcPr>
-            <w:tcW w:type="dxa" w:w="1440"/>
-          </w:tcPr>
-          <w:p>
-            <w:r/>
-          </w:p>
-        </w:tc>
-        <w:tc>
-          <w:tcPr>
-            <w:tcW w:type="dxa" w:w="1440"/>
-          </w:tcPr>
-          <w:p>
-            <w:r/>
-          </w:p>
-        </w:tc>
-        <w:tc>
-          <w:tcPr>
-            <w:tcW w:type="dxa" w:w="1440"/>
+            <w:tcW w:type="dxa" w:w="1908"/>
+            <w:vMerge/>
+          </w:tcPr>
+          <w:p/>
+        </w:tc>
+        <w:tc>
+          <w:tcPr>
+            <w:tcW w:type="dxa" w:w="1908"/>
+            <w:vMerge/>
+          </w:tcPr>
+          <w:p/>
+        </w:tc>
+        <w:tc>
+          <w:tcPr>
+            <w:tcW w:type="dxa" w:w="1908"/>
+            <w:vMerge/>
+          </w:tcPr>
+          <w:p/>
+        </w:tc>
+        <w:tc>
+          <w:tcPr>
+            <w:tcW w:type="dxa" w:w="1908"/>
           </w:tcPr>
           <w:p>
             <w:r>
@@ -414,9 +581,13 @@
         </w:tc>
         <w:tc>
           <w:tcPr>
-            <w:tcW w:type="dxa" w:w="1440"/>
-          </w:tcPr>
-          <w:p>
+            <w:tcW w:type="dxa" w:w="1908"/>
+            <w:vAlign w:val="center"/>
+          </w:tcPr>
+          <w:p>
+            <w:pPr>
+              <w:jc w:val="center"/>
+            </w:pPr>
             <w:r>
               <w:t>$120.62</w:t>
             </w:r>
@@ -424,9 +595,13 @@
         </w:tc>
         <w:tc>
           <w:tcPr>
-            <w:tcW w:type="dxa" w:w="1440"/>
-          </w:tcPr>
-          <w:p>
+            <w:tcW w:type="dxa" w:w="1908"/>
+            <w:vAlign w:val="center"/>
+          </w:tcPr>
+          <w:p>
+            <w:pPr>
+              <w:jc w:val="center"/>
+            </w:pPr>
             <w:r>
               <w:t>$106.97</w:t>
             </w:r>
@@ -436,31 +611,28 @@
       <w:tr>
         <w:tc>
           <w:tcPr>
-            <w:tcW w:type="dxa" w:w="1440"/>
-          </w:tcPr>
-          <w:p>
-            <w:r/>
-          </w:p>
-        </w:tc>
-        <w:tc>
-          <w:tcPr>
-            <w:tcW w:type="dxa" w:w="1440"/>
-          </w:tcPr>
-          <w:p>
-            <w:r/>
-          </w:p>
-        </w:tc>
-        <w:tc>
-          <w:tcPr>
-            <w:tcW w:type="dxa" w:w="1440"/>
-          </w:tcPr>
-          <w:p>
-            <w:r/>
-          </w:p>
-        </w:tc>
-        <w:tc>
-          <w:tcPr>
-            <w:tcW w:type="dxa" w:w="1440"/>
+            <w:tcW w:type="dxa" w:w="1908"/>
+            <w:vMerge/>
+          </w:tcPr>
+          <w:p/>
+        </w:tc>
+        <w:tc>
+          <w:tcPr>
+            <w:tcW w:type="dxa" w:w="1908"/>
+            <w:vMerge/>
+          </w:tcPr>
+          <w:p/>
+        </w:tc>
+        <w:tc>
+          <w:tcPr>
+            <w:tcW w:type="dxa" w:w="1908"/>
+            <w:vMerge/>
+          </w:tcPr>
+          <w:p/>
+        </w:tc>
+        <w:tc>
+          <w:tcPr>
+            <w:tcW w:type="dxa" w:w="1908"/>
           </w:tcPr>
           <w:p>
             <w:r>
@@ -470,9 +642,13 @@
         </w:tc>
         <w:tc>
           <w:tcPr>
-            <w:tcW w:type="dxa" w:w="1440"/>
-          </w:tcPr>
-          <w:p>
+            <w:tcW w:type="dxa" w:w="1908"/>
+            <w:vAlign w:val="center"/>
+          </w:tcPr>
+          <w:p>
+            <w:pPr>
+              <w:jc w:val="center"/>
+            </w:pPr>
             <w:r>
               <w:t>$78.74</w:t>
             </w:r>
@@ -480,9 +656,13 @@
         </w:tc>
         <w:tc>
           <w:tcPr>
-            <w:tcW w:type="dxa" w:w="1440"/>
-          </w:tcPr>
-          <w:p>
+            <w:tcW w:type="dxa" w:w="1908"/>
+            <w:vAlign w:val="center"/>
+          </w:tcPr>
+          <w:p>
+            <w:pPr>
+              <w:jc w:val="center"/>
+            </w:pPr>
             <w:r>
               <w:t>$77.64</w:t>
             </w:r>
@@ -492,31 +672,28 @@
       <w:tr>
         <w:tc>
           <w:tcPr>
-            <w:tcW w:type="dxa" w:w="1440"/>
-          </w:tcPr>
-          <w:p>
-            <w:r/>
-          </w:p>
-        </w:tc>
-        <w:tc>
-          <w:tcPr>
-            <w:tcW w:type="dxa" w:w="1440"/>
-          </w:tcPr>
-          <w:p>
-            <w:r/>
-          </w:p>
-        </w:tc>
-        <w:tc>
-          <w:tcPr>
-            <w:tcW w:type="dxa" w:w="1440"/>
-          </w:tcPr>
-          <w:p>
-            <w:r/>
-          </w:p>
-        </w:tc>
-        <w:tc>
-          <w:tcPr>
-            <w:tcW w:type="dxa" w:w="1440"/>
+            <w:tcW w:type="dxa" w:w="1908"/>
+            <w:vMerge/>
+          </w:tcPr>
+          <w:p/>
+        </w:tc>
+        <w:tc>
+          <w:tcPr>
+            <w:tcW w:type="dxa" w:w="1908"/>
+            <w:vMerge/>
+          </w:tcPr>
+          <w:p/>
+        </w:tc>
+        <w:tc>
+          <w:tcPr>
+            <w:tcW w:type="dxa" w:w="1908"/>
+            <w:vMerge/>
+          </w:tcPr>
+          <w:p/>
+        </w:tc>
+        <w:tc>
+          <w:tcPr>
+            <w:tcW w:type="dxa" w:w="1908"/>
           </w:tcPr>
           <w:p>
             <w:r>
@@ -526,9 +703,13 @@
         </w:tc>
         <w:tc>
           <w:tcPr>
-            <w:tcW w:type="dxa" w:w="1440"/>
-          </w:tcPr>
-          <w:p>
+            <w:tcW w:type="dxa" w:w="1908"/>
+            <w:vAlign w:val="center"/>
+          </w:tcPr>
+          <w:p>
+            <w:pPr>
+              <w:jc w:val="center"/>
+            </w:pPr>
             <w:r>
               <w:t>$22.36</w:t>
             </w:r>
@@ -536,9 +717,13 @@
         </w:tc>
         <w:tc>
           <w:tcPr>
-            <w:tcW w:type="dxa" w:w="1440"/>
-          </w:tcPr>
-          <w:p>
+            <w:tcW w:type="dxa" w:w="1908"/>
+            <w:vAlign w:val="center"/>
+          </w:tcPr>
+          <w:p>
+            <w:pPr>
+              <w:jc w:val="center"/>
+            </w:pPr>
             <w:r>
               <w:t>$21.93</w:t>
             </w:r>
@@ -548,31 +733,28 @@
       <w:tr>
         <w:tc>
           <w:tcPr>
-            <w:tcW w:type="dxa" w:w="1440"/>
-          </w:tcPr>
-          <w:p>
-            <w:r/>
-          </w:p>
-        </w:tc>
-        <w:tc>
-          <w:tcPr>
-            <w:tcW w:type="dxa" w:w="1440"/>
-          </w:tcPr>
-          <w:p>
-            <w:r/>
-          </w:p>
-        </w:tc>
-        <w:tc>
-          <w:tcPr>
-            <w:tcW w:type="dxa" w:w="1440"/>
-          </w:tcPr>
-          <w:p>
-            <w:r/>
-          </w:p>
-        </w:tc>
-        <w:tc>
-          <w:tcPr>
-            <w:tcW w:type="dxa" w:w="1440"/>
+            <w:tcW w:type="dxa" w:w="1908"/>
+            <w:vMerge/>
+          </w:tcPr>
+          <w:p/>
+        </w:tc>
+        <w:tc>
+          <w:tcPr>
+            <w:tcW w:type="dxa" w:w="1908"/>
+            <w:vMerge/>
+          </w:tcPr>
+          <w:p/>
+        </w:tc>
+        <w:tc>
+          <w:tcPr>
+            <w:tcW w:type="dxa" w:w="1908"/>
+            <w:vMerge/>
+          </w:tcPr>
+          <w:p/>
+        </w:tc>
+        <w:tc>
+          <w:tcPr>
+            <w:tcW w:type="dxa" w:w="1908"/>
           </w:tcPr>
           <w:p>
             <w:r>
@@ -582,9 +764,13 @@
         </w:tc>
         <w:tc>
           <w:tcPr>
-            <w:tcW w:type="dxa" w:w="1440"/>
-          </w:tcPr>
-          <w:p>
+            <w:tcW w:type="dxa" w:w="1908"/>
+            <w:vAlign w:val="center"/>
+          </w:tcPr>
+          <w:p>
+            <w:pPr>
+              <w:jc w:val="center"/>
+            </w:pPr>
             <w:r>
               <w:t>$20.66</w:t>
             </w:r>
@@ -592,9 +778,13 @@
         </w:tc>
         <w:tc>
           <w:tcPr>
-            <w:tcW w:type="dxa" w:w="1440"/>
-          </w:tcPr>
-          <w:p>
+            <w:tcW w:type="dxa" w:w="1908"/>
+            <w:vAlign w:val="center"/>
+          </w:tcPr>
+          <w:p>
+            <w:pPr>
+              <w:jc w:val="center"/>
+            </w:pPr>
             <w:r>
               <w:t>$20.01</w:t>
             </w:r>
@@ -604,31 +794,28 @@
       <w:tr>
         <w:tc>
           <w:tcPr>
-            <w:tcW w:type="dxa" w:w="1440"/>
-          </w:tcPr>
-          <w:p>
-            <w:r/>
-          </w:p>
-        </w:tc>
-        <w:tc>
-          <w:tcPr>
-            <w:tcW w:type="dxa" w:w="1440"/>
-          </w:tcPr>
-          <w:p>
-            <w:r/>
-          </w:p>
-        </w:tc>
-        <w:tc>
-          <w:tcPr>
-            <w:tcW w:type="dxa" w:w="1440"/>
-          </w:tcPr>
-          <w:p>
-            <w:r/>
-          </w:p>
-        </w:tc>
-        <w:tc>
-          <w:tcPr>
-            <w:tcW w:type="dxa" w:w="1440"/>
+            <w:tcW w:type="dxa" w:w="1908"/>
+            <w:vMerge/>
+          </w:tcPr>
+          <w:p/>
+        </w:tc>
+        <w:tc>
+          <w:tcPr>
+            <w:tcW w:type="dxa" w:w="1908"/>
+            <w:vMerge/>
+          </w:tcPr>
+          <w:p/>
+        </w:tc>
+        <w:tc>
+          <w:tcPr>
+            <w:tcW w:type="dxa" w:w="1908"/>
+            <w:vMerge/>
+          </w:tcPr>
+          <w:p/>
+        </w:tc>
+        <w:tc>
+          <w:tcPr>
+            <w:tcW w:type="dxa" w:w="1908"/>
           </w:tcPr>
           <w:p>
             <w:r>
@@ -638,9 +825,13 @@
         </w:tc>
         <w:tc>
           <w:tcPr>
-            <w:tcW w:type="dxa" w:w="1440"/>
-          </w:tcPr>
-          <w:p>
+            <w:tcW w:type="dxa" w:w="1908"/>
+            <w:vAlign w:val="center"/>
+          </w:tcPr>
+          <w:p>
+            <w:pPr>
+              <w:jc w:val="center"/>
+            </w:pPr>
             <w:r>
               <w:t>$27.98</w:t>
             </w:r>
@@ -648,9 +839,13 @@
         </w:tc>
         <w:tc>
           <w:tcPr>
-            <w:tcW w:type="dxa" w:w="1440"/>
-          </w:tcPr>
-          <w:p>
+            <w:tcW w:type="dxa" w:w="1908"/>
+            <w:vAlign w:val="center"/>
+          </w:tcPr>
+          <w:p>
+            <w:pPr>
+              <w:jc w:val="center"/>
+            </w:pPr>
             <w:r>
               <w:t>$28.11</w:t>
             </w:r>
@@ -660,31 +855,28 @@
       <w:tr>
         <w:tc>
           <w:tcPr>
-            <w:tcW w:type="dxa" w:w="1440"/>
-          </w:tcPr>
-          <w:p>
-            <w:r/>
-          </w:p>
-        </w:tc>
-        <w:tc>
-          <w:tcPr>
-            <w:tcW w:type="dxa" w:w="1440"/>
-          </w:tcPr>
-          <w:p>
-            <w:r/>
-          </w:p>
-        </w:tc>
-        <w:tc>
-          <w:tcPr>
-            <w:tcW w:type="dxa" w:w="1440"/>
-          </w:tcPr>
-          <w:p>
-            <w:r/>
-          </w:p>
-        </w:tc>
-        <w:tc>
-          <w:tcPr>
-            <w:tcW w:type="dxa" w:w="1440"/>
+            <w:tcW w:type="dxa" w:w="1908"/>
+            <w:vMerge/>
+          </w:tcPr>
+          <w:p/>
+        </w:tc>
+        <w:tc>
+          <w:tcPr>
+            <w:tcW w:type="dxa" w:w="1908"/>
+            <w:vMerge/>
+          </w:tcPr>
+          <w:p/>
+        </w:tc>
+        <w:tc>
+          <w:tcPr>
+            <w:tcW w:type="dxa" w:w="1908"/>
+            <w:vMerge/>
+          </w:tcPr>
+          <w:p/>
+        </w:tc>
+        <w:tc>
+          <w:tcPr>
+            <w:tcW w:type="dxa" w:w="1908"/>
           </w:tcPr>
           <w:p>
             <w:r>
@@ -694,9 +886,13 @@
         </w:tc>
         <w:tc>
           <w:tcPr>
-            <w:tcW w:type="dxa" w:w="1440"/>
-          </w:tcPr>
-          <w:p>
+            <w:tcW w:type="dxa" w:w="1908"/>
+            <w:vAlign w:val="center"/>
+          </w:tcPr>
+          <w:p>
+            <w:pPr>
+              <w:jc w:val="center"/>
+            </w:pPr>
             <w:r>
               <w:t>$12.66</w:t>
             </w:r>
@@ -704,9 +900,13 @@
         </w:tc>
         <w:tc>
           <w:tcPr>
-            <w:tcW w:type="dxa" w:w="1440"/>
-          </w:tcPr>
-          <w:p>
+            <w:tcW w:type="dxa" w:w="1908"/>
+            <w:vAlign w:val="center"/>
+          </w:tcPr>
+          <w:p>
+            <w:pPr>
+              <w:jc w:val="center"/>
+            </w:pPr>
             <w:r>
               <w:t>$11.70</w:t>
             </w:r>
@@ -716,31 +916,28 @@
       <w:tr>
         <w:tc>
           <w:tcPr>
-            <w:tcW w:type="dxa" w:w="1440"/>
-          </w:tcPr>
-          <w:p>
-            <w:r/>
-          </w:p>
-        </w:tc>
-        <w:tc>
-          <w:tcPr>
-            <w:tcW w:type="dxa" w:w="1440"/>
-          </w:tcPr>
-          <w:p>
-            <w:r/>
-          </w:p>
-        </w:tc>
-        <w:tc>
-          <w:tcPr>
-            <w:tcW w:type="dxa" w:w="1440"/>
-          </w:tcPr>
-          <w:p>
-            <w:r/>
-          </w:p>
-        </w:tc>
-        <w:tc>
-          <w:tcPr>
-            <w:tcW w:type="dxa" w:w="1440"/>
+            <w:tcW w:type="dxa" w:w="1908"/>
+            <w:vMerge/>
+          </w:tcPr>
+          <w:p/>
+        </w:tc>
+        <w:tc>
+          <w:tcPr>
+            <w:tcW w:type="dxa" w:w="1908"/>
+            <w:vMerge/>
+          </w:tcPr>
+          <w:p/>
+        </w:tc>
+        <w:tc>
+          <w:tcPr>
+            <w:tcW w:type="dxa" w:w="1908"/>
+            <w:vMerge/>
+          </w:tcPr>
+          <w:p/>
+        </w:tc>
+        <w:tc>
+          <w:tcPr>
+            <w:tcW w:type="dxa" w:w="1908"/>
           </w:tcPr>
           <w:p>
             <w:r>
@@ -750,9 +947,13 @@
         </w:tc>
         <w:tc>
           <w:tcPr>
-            <w:tcW w:type="dxa" w:w="1440"/>
-          </w:tcPr>
-          <w:p>
+            <w:tcW w:type="dxa" w:w="1908"/>
+            <w:vAlign w:val="center"/>
+          </w:tcPr>
+          <w:p>
+            <w:pPr>
+              <w:jc w:val="center"/>
+            </w:pPr>
             <w:r>
               <w:t>$7.85</w:t>
             </w:r>
@@ -760,9 +961,13 @@
         </w:tc>
         <w:tc>
           <w:tcPr>
-            <w:tcW w:type="dxa" w:w="1440"/>
-          </w:tcPr>
-          <w:p>
+            <w:tcW w:type="dxa" w:w="1908"/>
+            <w:vAlign w:val="center"/>
+          </w:tcPr>
+          <w:p>
+            <w:pPr>
+              <w:jc w:val="center"/>
+            </w:pPr>
             <w:r>
               <w:t>$7.85</w:t>
             </w:r>
@@ -772,31 +977,28 @@
       <w:tr>
         <w:tc>
           <w:tcPr>
-            <w:tcW w:type="dxa" w:w="1440"/>
-          </w:tcPr>
-          <w:p>
-            <w:r/>
-          </w:p>
-        </w:tc>
-        <w:tc>
-          <w:tcPr>
-            <w:tcW w:type="dxa" w:w="1440"/>
-          </w:tcPr>
-          <w:p>
-            <w:r/>
-          </w:p>
-        </w:tc>
-        <w:tc>
-          <w:tcPr>
-            <w:tcW w:type="dxa" w:w="1440"/>
-          </w:tcPr>
-          <w:p>
-            <w:r/>
-          </w:p>
-        </w:tc>
-        <w:tc>
-          <w:tcPr>
-            <w:tcW w:type="dxa" w:w="1440"/>
+            <w:tcW w:type="dxa" w:w="1908"/>
+            <w:vMerge/>
+          </w:tcPr>
+          <w:p/>
+        </w:tc>
+        <w:tc>
+          <w:tcPr>
+            <w:tcW w:type="dxa" w:w="1908"/>
+            <w:vMerge/>
+          </w:tcPr>
+          <w:p/>
+        </w:tc>
+        <w:tc>
+          <w:tcPr>
+            <w:tcW w:type="dxa" w:w="1908"/>
+            <w:vMerge/>
+          </w:tcPr>
+          <w:p/>
+        </w:tc>
+        <w:tc>
+          <w:tcPr>
+            <w:tcW w:type="dxa" w:w="1908"/>
           </w:tcPr>
           <w:p>
             <w:r>
@@ -806,9 +1008,13 @@
         </w:tc>
         <w:tc>
           <w:tcPr>
-            <w:tcW w:type="dxa" w:w="1440"/>
-          </w:tcPr>
-          <w:p>
+            <w:tcW w:type="dxa" w:w="1908"/>
+            <w:vAlign w:val="center"/>
+          </w:tcPr>
+          <w:p>
+            <w:pPr>
+              <w:jc w:val="center"/>
+            </w:pPr>
             <w:r>
               <w:t>$12.64</w:t>
             </w:r>
@@ -816,9 +1022,13 @@
         </w:tc>
         <w:tc>
           <w:tcPr>
-            <w:tcW w:type="dxa" w:w="1440"/>
-          </w:tcPr>
-          <w:p>
+            <w:tcW w:type="dxa" w:w="1908"/>
+            <w:vAlign w:val="center"/>
+          </w:tcPr>
+          <w:p>
+            <w:pPr>
+              <w:jc w:val="center"/>
+            </w:pPr>
             <w:r>
               <w:t>$12.52</w:t>
             </w:r>
@@ -828,31 +1038,28 @@
       <w:tr>
         <w:tc>
           <w:tcPr>
-            <w:tcW w:type="dxa" w:w="1440"/>
-          </w:tcPr>
-          <w:p>
-            <w:r/>
-          </w:p>
-        </w:tc>
-        <w:tc>
-          <w:tcPr>
-            <w:tcW w:type="dxa" w:w="1440"/>
-          </w:tcPr>
-          <w:p>
-            <w:r/>
-          </w:p>
-        </w:tc>
-        <w:tc>
-          <w:tcPr>
-            <w:tcW w:type="dxa" w:w="1440"/>
-          </w:tcPr>
-          <w:p>
-            <w:r/>
-          </w:p>
-        </w:tc>
-        <w:tc>
-          <w:tcPr>
-            <w:tcW w:type="dxa" w:w="1440"/>
+            <w:tcW w:type="dxa" w:w="1908"/>
+            <w:vMerge/>
+          </w:tcPr>
+          <w:p/>
+        </w:tc>
+        <w:tc>
+          <w:tcPr>
+            <w:tcW w:type="dxa" w:w="1908"/>
+            <w:vMerge/>
+          </w:tcPr>
+          <w:p/>
+        </w:tc>
+        <w:tc>
+          <w:tcPr>
+            <w:tcW w:type="dxa" w:w="1908"/>
+            <w:vMerge/>
+          </w:tcPr>
+          <w:p/>
+        </w:tc>
+        <w:tc>
+          <w:tcPr>
+            <w:tcW w:type="dxa" w:w="1908"/>
           </w:tcPr>
           <w:p>
             <w:r>
@@ -862,9 +1069,13 @@
         </w:tc>
         <w:tc>
           <w:tcPr>
-            <w:tcW w:type="dxa" w:w="1440"/>
-          </w:tcPr>
-          <w:p>
+            <w:tcW w:type="dxa" w:w="1908"/>
+            <w:vAlign w:val="center"/>
+          </w:tcPr>
+          <w:p>
+            <w:pPr>
+              <w:jc w:val="center"/>
+            </w:pPr>
             <w:r>
               <w:t>$0.34</w:t>
             </w:r>
@@ -872,9 +1083,13 @@
         </w:tc>
         <w:tc>
           <w:tcPr>
-            <w:tcW w:type="dxa" w:w="1440"/>
-          </w:tcPr>
-          <w:p>
+            <w:tcW w:type="dxa" w:w="1908"/>
+            <w:vAlign w:val="center"/>
+          </w:tcPr>
+          <w:p>
+            <w:pPr>
+              <w:jc w:val="center"/>
+            </w:pPr>
             <w:r>
               <w:t>$0.35</w:t>
             </w:r>
@@ -884,31 +1099,28 @@
       <w:tr>
         <w:tc>
           <w:tcPr>
-            <w:tcW w:type="dxa" w:w="1440"/>
-          </w:tcPr>
-          <w:p>
-            <w:r/>
-          </w:p>
-        </w:tc>
-        <w:tc>
-          <w:tcPr>
-            <w:tcW w:type="dxa" w:w="1440"/>
-          </w:tcPr>
-          <w:p>
-            <w:r/>
-          </w:p>
-        </w:tc>
-        <w:tc>
-          <w:tcPr>
-            <w:tcW w:type="dxa" w:w="1440"/>
-          </w:tcPr>
-          <w:p>
-            <w:r/>
-          </w:p>
-        </w:tc>
-        <w:tc>
-          <w:tcPr>
-            <w:tcW w:type="dxa" w:w="1440"/>
+            <w:tcW w:type="dxa" w:w="1908"/>
+            <w:vMerge/>
+          </w:tcPr>
+          <w:p/>
+        </w:tc>
+        <w:tc>
+          <w:tcPr>
+            <w:tcW w:type="dxa" w:w="1908"/>
+            <w:vMerge/>
+          </w:tcPr>
+          <w:p/>
+        </w:tc>
+        <w:tc>
+          <w:tcPr>
+            <w:tcW w:type="dxa" w:w="1908"/>
+            <w:vMerge/>
+          </w:tcPr>
+          <w:p/>
+        </w:tc>
+        <w:tc>
+          <w:tcPr>
+            <w:tcW w:type="dxa" w:w="1908"/>
           </w:tcPr>
           <w:p>
             <w:r>
@@ -918,9 +1130,13 @@
         </w:tc>
         <w:tc>
           <w:tcPr>
-            <w:tcW w:type="dxa" w:w="1440"/>
-          </w:tcPr>
-          <w:p>
+            <w:tcW w:type="dxa" w:w="1908"/>
+            <w:vAlign w:val="center"/>
+          </w:tcPr>
+          <w:p>
+            <w:pPr>
+              <w:jc w:val="center"/>
+            </w:pPr>
             <w:r>
               <w:t>$0.10</w:t>
             </w:r>
@@ -928,9 +1144,13 @@
         </w:tc>
         <w:tc>
           <w:tcPr>
-            <w:tcW w:type="dxa" w:w="1440"/>
-          </w:tcPr>
-          <w:p>
+            <w:tcW w:type="dxa" w:w="1908"/>
+            <w:vAlign w:val="center"/>
+          </w:tcPr>
+          <w:p>
+            <w:pPr>
+              <w:jc w:val="center"/>
+            </w:pPr>
             <w:r>
               <w:t>$0.24</w:t>
             </w:r>
@@ -940,31 +1160,28 @@
       <w:tr>
         <w:tc>
           <w:tcPr>
-            <w:tcW w:type="dxa" w:w="1440"/>
-          </w:tcPr>
-          <w:p>
-            <w:r/>
-          </w:p>
-        </w:tc>
-        <w:tc>
-          <w:tcPr>
-            <w:tcW w:type="dxa" w:w="1440"/>
-          </w:tcPr>
-          <w:p>
-            <w:r/>
-          </w:p>
-        </w:tc>
-        <w:tc>
-          <w:tcPr>
-            <w:tcW w:type="dxa" w:w="1440"/>
-          </w:tcPr>
-          <w:p>
-            <w:r/>
-          </w:p>
-        </w:tc>
-        <w:tc>
-          <w:tcPr>
-            <w:tcW w:type="dxa" w:w="1440"/>
+            <w:tcW w:type="dxa" w:w="1908"/>
+            <w:vMerge/>
+          </w:tcPr>
+          <w:p/>
+        </w:tc>
+        <w:tc>
+          <w:tcPr>
+            <w:tcW w:type="dxa" w:w="1908"/>
+            <w:vMerge/>
+          </w:tcPr>
+          <w:p/>
+        </w:tc>
+        <w:tc>
+          <w:tcPr>
+            <w:tcW w:type="dxa" w:w="1908"/>
+            <w:vMerge/>
+          </w:tcPr>
+          <w:p/>
+        </w:tc>
+        <w:tc>
+          <w:tcPr>
+            <w:tcW w:type="dxa" w:w="1908"/>
           </w:tcPr>
           <w:p>
             <w:r>
@@ -974,9 +1191,13 @@
         </w:tc>
         <w:tc>
           <w:tcPr>
-            <w:tcW w:type="dxa" w:w="1440"/>
-          </w:tcPr>
-          <w:p>
+            <w:tcW w:type="dxa" w:w="1908"/>
+            <w:vAlign w:val="center"/>
+          </w:tcPr>
+          <w:p>
+            <w:pPr>
+              <w:jc w:val="center"/>
+            </w:pPr>
             <w:r>
               <w:t>$0.30</w:t>
             </w:r>
@@ -984,9 +1205,13 @@
         </w:tc>
         <w:tc>
           <w:tcPr>
-            <w:tcW w:type="dxa" w:w="1440"/>
-          </w:tcPr>
-          <w:p>
+            <w:tcW w:type="dxa" w:w="1908"/>
+            <w:vAlign w:val="center"/>
+          </w:tcPr>
+          <w:p>
+            <w:pPr>
+              <w:jc w:val="center"/>
+            </w:pPr>
             <w:r>
               <w:t>$0.30</w:t>
             </w:r>
@@ -996,31 +1221,28 @@
       <w:tr>
         <w:tc>
           <w:tcPr>
-            <w:tcW w:type="dxa" w:w="1440"/>
-          </w:tcPr>
-          <w:p>
-            <w:r/>
-          </w:p>
-        </w:tc>
-        <w:tc>
-          <w:tcPr>
-            <w:tcW w:type="dxa" w:w="1440"/>
-          </w:tcPr>
-          <w:p>
-            <w:r/>
-          </w:p>
-        </w:tc>
-        <w:tc>
-          <w:tcPr>
-            <w:tcW w:type="dxa" w:w="1440"/>
-          </w:tcPr>
-          <w:p>
-            <w:r/>
-          </w:p>
-        </w:tc>
-        <w:tc>
-          <w:tcPr>
-            <w:tcW w:type="dxa" w:w="1440"/>
+            <w:tcW w:type="dxa" w:w="1908"/>
+            <w:vMerge/>
+          </w:tcPr>
+          <w:p/>
+        </w:tc>
+        <w:tc>
+          <w:tcPr>
+            <w:tcW w:type="dxa" w:w="1908"/>
+            <w:vMerge/>
+          </w:tcPr>
+          <w:p/>
+        </w:tc>
+        <w:tc>
+          <w:tcPr>
+            <w:tcW w:type="dxa" w:w="1908"/>
+            <w:vMerge/>
+          </w:tcPr>
+          <w:p/>
+        </w:tc>
+        <w:tc>
+          <w:tcPr>
+            <w:tcW w:type="dxa" w:w="1908"/>
           </w:tcPr>
           <w:p>
             <w:r>
@@ -1030,9 +1252,13 @@
         </w:tc>
         <w:tc>
           <w:tcPr>
-            <w:tcW w:type="dxa" w:w="1440"/>
-          </w:tcPr>
-          <w:p>
+            <w:tcW w:type="dxa" w:w="1908"/>
+            <w:vAlign w:val="center"/>
+          </w:tcPr>
+          <w:p>
+            <w:pPr>
+              <w:jc w:val="center"/>
+            </w:pPr>
             <w:r>
               <w:t>$1.23</w:t>
             </w:r>
@@ -1040,9 +1266,13 @@
         </w:tc>
         <w:tc>
           <w:tcPr>
-            <w:tcW w:type="dxa" w:w="1440"/>
-          </w:tcPr>
-          <w:p>
+            <w:tcW w:type="dxa" w:w="1908"/>
+            <w:vAlign w:val="center"/>
+          </w:tcPr>
+          <w:p>
+            <w:pPr>
+              <w:jc w:val="center"/>
+            </w:pPr>
             <w:r>
               <w:t>$1.21</w:t>
             </w:r>
@@ -1052,31 +1282,28 @@
       <w:tr>
         <w:tc>
           <w:tcPr>
-            <w:tcW w:type="dxa" w:w="1440"/>
-          </w:tcPr>
-          <w:p>
-            <w:r/>
-          </w:p>
-        </w:tc>
-        <w:tc>
-          <w:tcPr>
-            <w:tcW w:type="dxa" w:w="1440"/>
-          </w:tcPr>
-          <w:p>
-            <w:r/>
-          </w:p>
-        </w:tc>
-        <w:tc>
-          <w:tcPr>
-            <w:tcW w:type="dxa" w:w="1440"/>
-          </w:tcPr>
-          <w:p>
-            <w:r/>
-          </w:p>
-        </w:tc>
-        <w:tc>
-          <w:tcPr>
-            <w:tcW w:type="dxa" w:w="1440"/>
+            <w:tcW w:type="dxa" w:w="1908"/>
+            <w:vMerge/>
+          </w:tcPr>
+          <w:p/>
+        </w:tc>
+        <w:tc>
+          <w:tcPr>
+            <w:tcW w:type="dxa" w:w="1908"/>
+            <w:vMerge/>
+          </w:tcPr>
+          <w:p/>
+        </w:tc>
+        <w:tc>
+          <w:tcPr>
+            <w:tcW w:type="dxa" w:w="1908"/>
+            <w:vMerge/>
+          </w:tcPr>
+          <w:p/>
+        </w:tc>
+        <w:tc>
+          <w:tcPr>
+            <w:tcW w:type="dxa" w:w="1908"/>
           </w:tcPr>
           <w:p>
             <w:r>
@@ -1086,9 +1313,13 @@
         </w:tc>
         <w:tc>
           <w:tcPr>
-            <w:tcW w:type="dxa" w:w="1440"/>
-          </w:tcPr>
-          <w:p>
+            <w:tcW w:type="dxa" w:w="1908"/>
+            <w:vAlign w:val="center"/>
+          </w:tcPr>
+          <w:p>
+            <w:pPr>
+              <w:jc w:val="center"/>
+            </w:pPr>
             <w:r>
               <w:t>$0.59</w:t>
             </w:r>
@@ -1096,9 +1327,13 @@
         </w:tc>
         <w:tc>
           <w:tcPr>
-            <w:tcW w:type="dxa" w:w="1440"/>
-          </w:tcPr>
-          <w:p>
+            <w:tcW w:type="dxa" w:w="1908"/>
+            <w:vAlign w:val="center"/>
+          </w:tcPr>
+          <w:p>
+            <w:pPr>
+              <w:jc w:val="center"/>
+            </w:pPr>
             <w:r>
               <w:t>$0.72</w:t>
             </w:r>
@@ -1108,31 +1343,28 @@
       <w:tr>
         <w:tc>
           <w:tcPr>
-            <w:tcW w:type="dxa" w:w="1440"/>
-          </w:tcPr>
-          <w:p>
-            <w:r/>
-          </w:p>
-        </w:tc>
-        <w:tc>
-          <w:tcPr>
-            <w:tcW w:type="dxa" w:w="1440"/>
-          </w:tcPr>
-          <w:p>
-            <w:r/>
-          </w:p>
-        </w:tc>
-        <w:tc>
-          <w:tcPr>
-            <w:tcW w:type="dxa" w:w="1440"/>
-          </w:tcPr>
-          <w:p>
-            <w:r/>
-          </w:p>
-        </w:tc>
-        <w:tc>
-          <w:tcPr>
-            <w:tcW w:type="dxa" w:w="1440"/>
+            <w:tcW w:type="dxa" w:w="1908"/>
+            <w:vMerge/>
+          </w:tcPr>
+          <w:p/>
+        </w:tc>
+        <w:tc>
+          <w:tcPr>
+            <w:tcW w:type="dxa" w:w="1908"/>
+            <w:vMerge/>
+          </w:tcPr>
+          <w:p/>
+        </w:tc>
+        <w:tc>
+          <w:tcPr>
+            <w:tcW w:type="dxa" w:w="1908"/>
+            <w:vMerge/>
+          </w:tcPr>
+          <w:p/>
+        </w:tc>
+        <w:tc>
+          <w:tcPr>
+            <w:tcW w:type="dxa" w:w="1908"/>
           </w:tcPr>
           <w:p>
             <w:r>
@@ -1142,9 +1374,13 @@
         </w:tc>
         <w:tc>
           <w:tcPr>
-            <w:tcW w:type="dxa" w:w="1440"/>
-          </w:tcPr>
-          <w:p>
+            <w:tcW w:type="dxa" w:w="1908"/>
+            <w:vAlign w:val="center"/>
+          </w:tcPr>
+          <w:p>
+            <w:pPr>
+              <w:jc w:val="center"/>
+            </w:pPr>
             <w:r>
               <w:t>$0.10</w:t>
             </w:r>
@@ -1152,9 +1388,13 @@
         </w:tc>
         <w:tc>
           <w:tcPr>
-            <w:tcW w:type="dxa" w:w="1440"/>
-          </w:tcPr>
-          <w:p>
+            <w:tcW w:type="dxa" w:w="1908"/>
+            <w:vAlign w:val="center"/>
+          </w:tcPr>
+          <w:p>
+            <w:pPr>
+              <w:jc w:val="center"/>
+            </w:pPr>
             <w:r>
               <w:t>$0.10</w:t>
             </w:r>
@@ -1164,31 +1404,28 @@
       <w:tr>
         <w:tc>
           <w:tcPr>
-            <w:tcW w:type="dxa" w:w="1440"/>
-          </w:tcPr>
-          <w:p>
-            <w:r/>
-          </w:p>
-        </w:tc>
-        <w:tc>
-          <w:tcPr>
-            <w:tcW w:type="dxa" w:w="1440"/>
-          </w:tcPr>
-          <w:p>
-            <w:r/>
-          </w:p>
-        </w:tc>
-        <w:tc>
-          <w:tcPr>
-            <w:tcW w:type="dxa" w:w="1440"/>
-          </w:tcPr>
-          <w:p>
-            <w:r/>
-          </w:p>
-        </w:tc>
-        <w:tc>
-          <w:tcPr>
-            <w:tcW w:type="dxa" w:w="1440"/>
+            <w:tcW w:type="dxa" w:w="1908"/>
+            <w:vMerge/>
+          </w:tcPr>
+          <w:p/>
+        </w:tc>
+        <w:tc>
+          <w:tcPr>
+            <w:tcW w:type="dxa" w:w="1908"/>
+            <w:vMerge/>
+          </w:tcPr>
+          <w:p/>
+        </w:tc>
+        <w:tc>
+          <w:tcPr>
+            <w:tcW w:type="dxa" w:w="1908"/>
+            <w:vMerge/>
+          </w:tcPr>
+          <w:p/>
+        </w:tc>
+        <w:tc>
+          <w:tcPr>
+            <w:tcW w:type="dxa" w:w="1908"/>
           </w:tcPr>
           <w:p>
             <w:r>
@@ -1198,9 +1435,13 @@
         </w:tc>
         <w:tc>
           <w:tcPr>
-            <w:tcW w:type="dxa" w:w="1440"/>
-          </w:tcPr>
-          <w:p>
+            <w:tcW w:type="dxa" w:w="1908"/>
+            <w:vAlign w:val="center"/>
+          </w:tcPr>
+          <w:p>
+            <w:pPr>
+              <w:jc w:val="center"/>
+            </w:pPr>
             <w:r>
               <w:t>$0.08</w:t>
             </w:r>
@@ -1208,9 +1449,13 @@
         </w:tc>
         <w:tc>
           <w:tcPr>
-            <w:tcW w:type="dxa" w:w="1440"/>
-          </w:tcPr>
-          <w:p>
+            <w:tcW w:type="dxa" w:w="1908"/>
+            <w:vAlign w:val="center"/>
+          </w:tcPr>
+          <w:p>
+            <w:pPr>
+              <w:jc w:val="center"/>
+            </w:pPr>
             <w:r>
               <w:t>$0.08</w:t>
             </w:r>
@@ -1220,31 +1465,28 @@
       <w:tr>
         <w:tc>
           <w:tcPr>
-            <w:tcW w:type="dxa" w:w="1440"/>
-          </w:tcPr>
-          <w:p>
-            <w:r/>
-          </w:p>
-        </w:tc>
-        <w:tc>
-          <w:tcPr>
-            <w:tcW w:type="dxa" w:w="1440"/>
-          </w:tcPr>
-          <w:p>
-            <w:r/>
-          </w:p>
-        </w:tc>
-        <w:tc>
-          <w:tcPr>
-            <w:tcW w:type="dxa" w:w="1440"/>
-          </w:tcPr>
-          <w:p>
-            <w:r/>
-          </w:p>
-        </w:tc>
-        <w:tc>
-          <w:tcPr>
-            <w:tcW w:type="dxa" w:w="1440"/>
+            <w:tcW w:type="dxa" w:w="1908"/>
+            <w:vMerge/>
+          </w:tcPr>
+          <w:p/>
+        </w:tc>
+        <w:tc>
+          <w:tcPr>
+            <w:tcW w:type="dxa" w:w="1908"/>
+            <w:vMerge/>
+          </w:tcPr>
+          <w:p/>
+        </w:tc>
+        <w:tc>
+          <w:tcPr>
+            <w:tcW w:type="dxa" w:w="1908"/>
+            <w:vMerge/>
+          </w:tcPr>
+          <w:p/>
+        </w:tc>
+        <w:tc>
+          <w:tcPr>
+            <w:tcW w:type="dxa" w:w="1908"/>
           </w:tcPr>
           <w:p>
             <w:r>
@@ -1254,9 +1496,13 @@
         </w:tc>
         <w:tc>
           <w:tcPr>
-            <w:tcW w:type="dxa" w:w="1440"/>
-          </w:tcPr>
-          <w:p>
+            <w:tcW w:type="dxa" w:w="1908"/>
+            <w:vAlign w:val="center"/>
+          </w:tcPr>
+          <w:p>
+            <w:pPr>
+              <w:jc w:val="center"/>
+            </w:pPr>
             <w:r>
               <w:t>$0.00</w:t>
             </w:r>
@@ -1264,9 +1510,13 @@
         </w:tc>
         <w:tc>
           <w:tcPr>
-            <w:tcW w:type="dxa" w:w="1440"/>
-          </w:tcPr>
-          <w:p>
+            <w:tcW w:type="dxa" w:w="1908"/>
+            <w:vAlign w:val="center"/>
+          </w:tcPr>
+          <w:p>
+            <w:pPr>
+              <w:jc w:val="center"/>
+            </w:pPr>
             <w:r>
               <w:t>$0.00</w:t>
             </w:r>
@@ -1276,31 +1526,28 @@
       <w:tr>
         <w:tc>
           <w:tcPr>
-            <w:tcW w:type="dxa" w:w="1440"/>
-          </w:tcPr>
-          <w:p>
-            <w:r/>
-          </w:p>
-        </w:tc>
-        <w:tc>
-          <w:tcPr>
-            <w:tcW w:type="dxa" w:w="1440"/>
-          </w:tcPr>
-          <w:p>
-            <w:r/>
-          </w:p>
-        </w:tc>
-        <w:tc>
-          <w:tcPr>
-            <w:tcW w:type="dxa" w:w="1440"/>
-          </w:tcPr>
-          <w:p>
-            <w:r/>
-          </w:p>
-        </w:tc>
-        <w:tc>
-          <w:tcPr>
-            <w:tcW w:type="dxa" w:w="1440"/>
+            <w:tcW w:type="dxa" w:w="1908"/>
+            <w:vMerge/>
+          </w:tcPr>
+          <w:p/>
+        </w:tc>
+        <w:tc>
+          <w:tcPr>
+            <w:tcW w:type="dxa" w:w="1908"/>
+            <w:vMerge/>
+          </w:tcPr>
+          <w:p/>
+        </w:tc>
+        <w:tc>
+          <w:tcPr>
+            <w:tcW w:type="dxa" w:w="1908"/>
+            <w:vMerge/>
+          </w:tcPr>
+          <w:p/>
+        </w:tc>
+        <w:tc>
+          <w:tcPr>
+            <w:tcW w:type="dxa" w:w="1908"/>
           </w:tcPr>
           <w:p>
             <w:r>
@@ -1310,9 +1557,13 @@
         </w:tc>
         <w:tc>
           <w:tcPr>
-            <w:tcW w:type="dxa" w:w="1440"/>
-          </w:tcPr>
-          <w:p>
+            <w:tcW w:type="dxa" w:w="1908"/>
+            <w:vAlign w:val="center"/>
+          </w:tcPr>
+          <w:p>
+            <w:pPr>
+              <w:jc w:val="center"/>
+            </w:pPr>
             <w:r>
               <w:t>$0.03</w:t>
             </w:r>
@@ -1320,9 +1571,13 @@
         </w:tc>
         <w:tc>
           <w:tcPr>
-            <w:tcW w:type="dxa" w:w="1440"/>
-          </w:tcPr>
-          <w:p>
+            <w:tcW w:type="dxa" w:w="1908"/>
+            <w:vAlign w:val="center"/>
+          </w:tcPr>
+          <w:p>
+            <w:pPr>
+              <w:jc w:val="center"/>
+            </w:pPr>
             <w:r>
               <w:t>$0.06</w:t>
             </w:r>
@@ -1332,31 +1587,28 @@
       <w:tr>
         <w:tc>
           <w:tcPr>
-            <w:tcW w:type="dxa" w:w="1440"/>
-          </w:tcPr>
-          <w:p>
-            <w:r/>
-          </w:p>
-        </w:tc>
-        <w:tc>
-          <w:tcPr>
-            <w:tcW w:type="dxa" w:w="1440"/>
-          </w:tcPr>
-          <w:p>
-            <w:r/>
-          </w:p>
-        </w:tc>
-        <w:tc>
-          <w:tcPr>
-            <w:tcW w:type="dxa" w:w="1440"/>
-          </w:tcPr>
-          <w:p>
-            <w:r/>
-          </w:p>
-        </w:tc>
-        <w:tc>
-          <w:tcPr>
-            <w:tcW w:type="dxa" w:w="1440"/>
+            <w:tcW w:type="dxa" w:w="1908"/>
+            <w:vMerge/>
+          </w:tcPr>
+          <w:p/>
+        </w:tc>
+        <w:tc>
+          <w:tcPr>
+            <w:tcW w:type="dxa" w:w="1908"/>
+            <w:vMerge/>
+          </w:tcPr>
+          <w:p/>
+        </w:tc>
+        <w:tc>
+          <w:tcPr>
+            <w:tcW w:type="dxa" w:w="1908"/>
+            <w:vMerge/>
+          </w:tcPr>
+          <w:p/>
+        </w:tc>
+        <w:tc>
+          <w:tcPr>
+            <w:tcW w:type="dxa" w:w="1908"/>
           </w:tcPr>
           <w:p>
             <w:r>
@@ -1366,9 +1618,13 @@
         </w:tc>
         <w:tc>
           <w:tcPr>
-            <w:tcW w:type="dxa" w:w="1440"/>
-          </w:tcPr>
-          <w:p>
+            <w:tcW w:type="dxa" w:w="1908"/>
+            <w:vAlign w:val="center"/>
+          </w:tcPr>
+          <w:p>
+            <w:pPr>
+              <w:jc w:val="center"/>
+            </w:pPr>
             <w:r>
               <w:t>$0.00</w:t>
             </w:r>
@@ -1376,9 +1632,13 @@
         </w:tc>
         <w:tc>
           <w:tcPr>
-            <w:tcW w:type="dxa" w:w="1440"/>
-          </w:tcPr>
-          <w:p>
+            <w:tcW w:type="dxa" w:w="1908"/>
+            <w:vAlign w:val="center"/>
+          </w:tcPr>
+          <w:p>
+            <w:pPr>
+              <w:jc w:val="center"/>
+            </w:pPr>
             <w:r>
               <w:t>$0.00</w:t>
             </w:r>
@@ -1388,31 +1648,28 @@
       <w:tr>
         <w:tc>
           <w:tcPr>
-            <w:tcW w:type="dxa" w:w="1440"/>
-          </w:tcPr>
-          <w:p>
-            <w:r/>
-          </w:p>
-        </w:tc>
-        <w:tc>
-          <w:tcPr>
-            <w:tcW w:type="dxa" w:w="1440"/>
-          </w:tcPr>
-          <w:p>
-            <w:r/>
-          </w:p>
-        </w:tc>
-        <w:tc>
-          <w:tcPr>
-            <w:tcW w:type="dxa" w:w="1440"/>
-          </w:tcPr>
-          <w:p>
-            <w:r/>
-          </w:p>
-        </w:tc>
-        <w:tc>
-          <w:tcPr>
-            <w:tcW w:type="dxa" w:w="1440"/>
+            <w:tcW w:type="dxa" w:w="1908"/>
+            <w:vMerge/>
+          </w:tcPr>
+          <w:p/>
+        </w:tc>
+        <w:tc>
+          <w:tcPr>
+            <w:tcW w:type="dxa" w:w="1908"/>
+            <w:vMerge/>
+          </w:tcPr>
+          <w:p/>
+        </w:tc>
+        <w:tc>
+          <w:tcPr>
+            <w:tcW w:type="dxa" w:w="1908"/>
+            <w:vMerge/>
+          </w:tcPr>
+          <w:p/>
+        </w:tc>
+        <w:tc>
+          <w:tcPr>
+            <w:tcW w:type="dxa" w:w="1908"/>
           </w:tcPr>
           <w:p>
             <w:r>
@@ -1422,9 +1679,13 @@
         </w:tc>
         <w:tc>
           <w:tcPr>
-            <w:tcW w:type="dxa" w:w="1440"/>
-          </w:tcPr>
-          <w:p>
+            <w:tcW w:type="dxa" w:w="1908"/>
+            <w:vAlign w:val="center"/>
+          </w:tcPr>
+          <w:p>
+            <w:pPr>
+              <w:jc w:val="center"/>
+            </w:pPr>
             <w:r>
               <w:t>$0.00</w:t>
             </w:r>
@@ -1432,9 +1693,13 @@
         </w:tc>
         <w:tc>
           <w:tcPr>
-            <w:tcW w:type="dxa" w:w="1440"/>
-          </w:tcPr>
-          <w:p>
+            <w:tcW w:type="dxa" w:w="1908"/>
+            <w:vAlign w:val="center"/>
+          </w:tcPr>
+          <w:p>
+            <w:pPr>
+              <w:jc w:val="center"/>
+            </w:pPr>
             <w:r>
               <w:t>$0.00</w:t>
             </w:r>
@@ -1444,31 +1709,28 @@
       <w:tr>
         <w:tc>
           <w:tcPr>
-            <w:tcW w:type="dxa" w:w="1440"/>
-          </w:tcPr>
-          <w:p>
-            <w:r/>
-          </w:p>
-        </w:tc>
-        <w:tc>
-          <w:tcPr>
-            <w:tcW w:type="dxa" w:w="1440"/>
-          </w:tcPr>
-          <w:p>
-            <w:r/>
-          </w:p>
-        </w:tc>
-        <w:tc>
-          <w:tcPr>
-            <w:tcW w:type="dxa" w:w="1440"/>
-          </w:tcPr>
-          <w:p>
-            <w:r/>
-          </w:p>
-        </w:tc>
-        <w:tc>
-          <w:tcPr>
-            <w:tcW w:type="dxa" w:w="1440"/>
+            <w:tcW w:type="dxa" w:w="1908"/>
+            <w:vMerge/>
+          </w:tcPr>
+          <w:p/>
+        </w:tc>
+        <w:tc>
+          <w:tcPr>
+            <w:tcW w:type="dxa" w:w="1908"/>
+            <w:vMerge/>
+          </w:tcPr>
+          <w:p/>
+        </w:tc>
+        <w:tc>
+          <w:tcPr>
+            <w:tcW w:type="dxa" w:w="1908"/>
+            <w:vMerge/>
+          </w:tcPr>
+          <w:p/>
+        </w:tc>
+        <w:tc>
+          <w:tcPr>
+            <w:tcW w:type="dxa" w:w="1908"/>
           </w:tcPr>
           <w:p>
             <w:r>
@@ -1478,9 +1740,13 @@
         </w:tc>
         <w:tc>
           <w:tcPr>
-            <w:tcW w:type="dxa" w:w="1440"/>
-          </w:tcPr>
-          <w:p>
+            <w:tcW w:type="dxa" w:w="1908"/>
+            <w:vAlign w:val="center"/>
+          </w:tcPr>
+          <w:p>
+            <w:pPr>
+              <w:jc w:val="center"/>
+            </w:pPr>
             <w:r>
               <w:t>$0.00</w:t>
             </w:r>
@@ -1488,9 +1754,13 @@
         </w:tc>
         <w:tc>
           <w:tcPr>
-            <w:tcW w:type="dxa" w:w="1440"/>
-          </w:tcPr>
-          <w:p>
+            <w:tcW w:type="dxa" w:w="1908"/>
+            <w:vAlign w:val="center"/>
+          </w:tcPr>
+          <w:p>
+            <w:pPr>
+              <w:jc w:val="center"/>
+            </w:pPr>
             <w:r>
               <w:t>$0.00</w:t>
             </w:r>
@@ -1500,31 +1770,28 @@
       <w:tr>
         <w:tc>
           <w:tcPr>
-            <w:tcW w:type="dxa" w:w="1440"/>
-          </w:tcPr>
-          <w:p>
-            <w:r/>
-          </w:p>
-        </w:tc>
-        <w:tc>
-          <w:tcPr>
-            <w:tcW w:type="dxa" w:w="1440"/>
-          </w:tcPr>
-          <w:p>
-            <w:r/>
-          </w:p>
-        </w:tc>
-        <w:tc>
-          <w:tcPr>
-            <w:tcW w:type="dxa" w:w="1440"/>
-          </w:tcPr>
-          <w:p>
-            <w:r/>
-          </w:p>
-        </w:tc>
-        <w:tc>
-          <w:tcPr>
-            <w:tcW w:type="dxa" w:w="1440"/>
+            <w:tcW w:type="dxa" w:w="1908"/>
+            <w:vMerge/>
+          </w:tcPr>
+          <w:p/>
+        </w:tc>
+        <w:tc>
+          <w:tcPr>
+            <w:tcW w:type="dxa" w:w="1908"/>
+            <w:vMerge/>
+          </w:tcPr>
+          <w:p/>
+        </w:tc>
+        <w:tc>
+          <w:tcPr>
+            <w:tcW w:type="dxa" w:w="1908"/>
+            <w:vMerge/>
+          </w:tcPr>
+          <w:p/>
+        </w:tc>
+        <w:tc>
+          <w:tcPr>
+            <w:tcW w:type="dxa" w:w="1908"/>
           </w:tcPr>
           <w:p>
             <w:r>
@@ -1534,9 +1801,13 @@
         </w:tc>
         <w:tc>
           <w:tcPr>
-            <w:tcW w:type="dxa" w:w="1440"/>
-          </w:tcPr>
-          <w:p>
+            <w:tcW w:type="dxa" w:w="1908"/>
+            <w:vAlign w:val="center"/>
+          </w:tcPr>
+          <w:p>
+            <w:pPr>
+              <w:jc w:val="center"/>
+            </w:pPr>
             <w:r>
               <w:t>$0.00</w:t>
             </w:r>
@@ -1544,9 +1815,13 @@
         </w:tc>
         <w:tc>
           <w:tcPr>
-            <w:tcW w:type="dxa" w:w="1440"/>
-          </w:tcPr>
-          <w:p>
+            <w:tcW w:type="dxa" w:w="1908"/>
+            <w:vAlign w:val="center"/>
+          </w:tcPr>
+          <w:p>
+            <w:pPr>
+              <w:jc w:val="center"/>
+            </w:pPr>
             <w:r>
               <w:t>$0.00</w:t>
             </w:r>
@@ -1556,31 +1831,28 @@
       <w:tr>
         <w:tc>
           <w:tcPr>
-            <w:tcW w:type="dxa" w:w="1440"/>
-          </w:tcPr>
-          <w:p>
-            <w:r/>
-          </w:p>
-        </w:tc>
-        <w:tc>
-          <w:tcPr>
-            <w:tcW w:type="dxa" w:w="1440"/>
-          </w:tcPr>
-          <w:p>
-            <w:r/>
-          </w:p>
-        </w:tc>
-        <w:tc>
-          <w:tcPr>
-            <w:tcW w:type="dxa" w:w="1440"/>
-          </w:tcPr>
-          <w:p>
-            <w:r/>
-          </w:p>
-        </w:tc>
-        <w:tc>
-          <w:tcPr>
-            <w:tcW w:type="dxa" w:w="1440"/>
+            <w:tcW w:type="dxa" w:w="1908"/>
+            <w:vMerge/>
+          </w:tcPr>
+          <w:p/>
+        </w:tc>
+        <w:tc>
+          <w:tcPr>
+            <w:tcW w:type="dxa" w:w="1908"/>
+            <w:vMerge/>
+          </w:tcPr>
+          <w:p/>
+        </w:tc>
+        <w:tc>
+          <w:tcPr>
+            <w:tcW w:type="dxa" w:w="1908"/>
+            <w:vMerge/>
+          </w:tcPr>
+          <w:p/>
+        </w:tc>
+        <w:tc>
+          <w:tcPr>
+            <w:tcW w:type="dxa" w:w="1908"/>
           </w:tcPr>
           <w:p>
             <w:r>
@@ -1590,9 +1862,13 @@
         </w:tc>
         <w:tc>
           <w:tcPr>
-            <w:tcW w:type="dxa" w:w="1440"/>
-          </w:tcPr>
-          <w:p>
+            <w:tcW w:type="dxa" w:w="1908"/>
+            <w:vAlign w:val="center"/>
+          </w:tcPr>
+          <w:p>
+            <w:pPr>
+              <w:jc w:val="center"/>
+            </w:pPr>
             <w:r>
               <w:t>$0.00</w:t>
             </w:r>
@@ -1600,9 +1876,13 @@
         </w:tc>
         <w:tc>
           <w:tcPr>
-            <w:tcW w:type="dxa" w:w="1440"/>
-          </w:tcPr>
-          <w:p>
+            <w:tcW w:type="dxa" w:w="1908"/>
+            <w:vAlign w:val="center"/>
+          </w:tcPr>
+          <w:p>
+            <w:pPr>
+              <w:jc w:val="center"/>
+            </w:pPr>
             <w:r>
               <w:t>$0.00</w:t>
             </w:r>
@@ -1612,31 +1892,28 @@
       <w:tr>
         <w:tc>
           <w:tcPr>
-            <w:tcW w:type="dxa" w:w="1440"/>
-          </w:tcPr>
-          <w:p>
-            <w:r/>
-          </w:p>
-        </w:tc>
-        <w:tc>
-          <w:tcPr>
-            <w:tcW w:type="dxa" w:w="1440"/>
-          </w:tcPr>
-          <w:p>
-            <w:r/>
-          </w:p>
-        </w:tc>
-        <w:tc>
-          <w:tcPr>
-            <w:tcW w:type="dxa" w:w="1440"/>
-          </w:tcPr>
-          <w:p>
-            <w:r/>
-          </w:p>
-        </w:tc>
-        <w:tc>
-          <w:tcPr>
-            <w:tcW w:type="dxa" w:w="1440"/>
+            <w:tcW w:type="dxa" w:w="1908"/>
+            <w:vMerge/>
+          </w:tcPr>
+          <w:p/>
+        </w:tc>
+        <w:tc>
+          <w:tcPr>
+            <w:tcW w:type="dxa" w:w="1908"/>
+            <w:vMerge/>
+          </w:tcPr>
+          <w:p/>
+        </w:tc>
+        <w:tc>
+          <w:tcPr>
+            <w:tcW w:type="dxa" w:w="1908"/>
+            <w:vMerge/>
+          </w:tcPr>
+          <w:p/>
+        </w:tc>
+        <w:tc>
+          <w:tcPr>
+            <w:tcW w:type="dxa" w:w="1908"/>
           </w:tcPr>
           <w:p>
             <w:r>
@@ -1646,9 +1923,13 @@
         </w:tc>
         <w:tc>
           <w:tcPr>
-            <w:tcW w:type="dxa" w:w="1440"/>
-          </w:tcPr>
-          <w:p>
+            <w:tcW w:type="dxa" w:w="1908"/>
+            <w:vAlign w:val="center"/>
+          </w:tcPr>
+          <w:p>
+            <w:pPr>
+              <w:jc w:val="center"/>
+            </w:pPr>
             <w:r>
               <w:t>$0.00</w:t>
             </w:r>
@@ -1656,9 +1937,13 @@
         </w:tc>
         <w:tc>
           <w:tcPr>
-            <w:tcW w:type="dxa" w:w="1440"/>
-          </w:tcPr>
-          <w:p>
+            <w:tcW w:type="dxa" w:w="1908"/>
+            <w:vAlign w:val="center"/>
+          </w:tcPr>
+          <w:p>
+            <w:pPr>
+              <w:jc w:val="center"/>
+            </w:pPr>
             <w:r>
               <w:t>—</w:t>
             </w:r>
@@ -1668,33 +1953,14 @@
       <w:tr>
         <w:tc>
           <w:tcPr>
-            <w:tcW w:type="dxa" w:w="1440"/>
-          </w:tcPr>
-          <w:p>
-            <w:r/>
-          </w:p>
-        </w:tc>
-        <w:tc>
-          <w:tcPr>
-            <w:tcW w:type="dxa" w:w="1440"/>
-          </w:tcPr>
-          <w:p>
-            <w:r/>
-          </w:p>
-        </w:tc>
-        <w:tc>
-          <w:tcPr>
-            <w:tcW w:type="dxa" w:w="1440"/>
-          </w:tcPr>
-          <w:p>
-            <w:r/>
-          </w:p>
-        </w:tc>
-        <w:tc>
-          <w:tcPr>
-            <w:tcW w:type="dxa" w:w="1440"/>
-          </w:tcPr>
-          <w:p>
+            <w:tcW w:type="dxa" w:w="7632"/>
+            <w:gridSpan w:val="4"/>
+            <w:vAlign w:val="center"/>
+          </w:tcPr>
+          <w:p>
+            <w:pPr>
+              <w:jc w:val="center"/>
+            </w:pPr>
             <w:r>
               <w:rPr>
                 <w:b/>
@@ -1705,9 +1971,13 @@
         </w:tc>
         <w:tc>
           <w:tcPr>
-            <w:tcW w:type="dxa" w:w="1440"/>
-          </w:tcPr>
-          <w:p>
+            <w:tcW w:type="dxa" w:w="1908"/>
+            <w:vAlign w:val="center"/>
+          </w:tcPr>
+          <w:p>
+            <w:pPr>
+              <w:jc w:val="center"/>
+            </w:pPr>
             <w:r>
               <w:rPr>
                 <w:b/>
@@ -1718,9 +1988,13 @@
         </w:tc>
         <w:tc>
           <w:tcPr>
-            <w:tcW w:type="dxa" w:w="1440"/>
-          </w:tcPr>
-          <w:p>
+            <w:tcW w:type="dxa" w:w="1908"/>
+            <w:vAlign w:val="center"/>
+          </w:tcPr>
+          <w:p>
+            <w:pPr>
+              <w:jc w:val="center"/>
+            </w:pPr>
             <w:r>
               <w:rPr>
                 <w:b/>
@@ -1769,6 +2043,51 @@
       </w:pPr>
       <w:r>
         <w:t>The decrease was partially offset by higher costs in: EC2-Other: +$0.24, CloudFront: +$0.14, Config: +$0.13, Lambda: +$0.13, SNS: +$0.03, Route 53: +$0.01</w:t>
+      </w:r>
+    </w:p>
+    <w:p>
+      <w:r>
+        <w:drawing>
+          <wp:inline xmlns:a="http://schemas.openxmlformats.org/drawingml/2006/main" xmlns:pic="http://schemas.openxmlformats.org/drawingml/2006/picture">
+            <wp:extent cx="5486400" cy="2604093"/>
+            <wp:docPr id="2" name="Picture 2"/>
+            <wp:cNvGraphicFramePr>
+              <a:graphicFrameLocks noChangeAspect="1"/>
+            </wp:cNvGraphicFramePr>
+            <a:graphic>
+              <a:graphicData uri="http://schemas.openxmlformats.org/drawingml/2006/picture">
+                <pic:pic>
+                  <pic:nvPicPr>
+                    <pic:cNvPr id="0" name="screenshots_cost_overview.png"/>
+                    <pic:cNvPicPr/>
+                  </pic:nvPicPr>
+                  <pic:blipFill>
+                    <a:blip r:embed="rId10"/>
+                    <a:stretch>
+                      <a:fillRect/>
+                    </a:stretch>
+                  </pic:blipFill>
+                  <pic:spPr>
+                    <a:xfrm>
+                      <a:off x="0" y="0"/>
+                      <a:ext cx="5486400" cy="2604093"/>
+                    </a:xfrm>
+                    <a:prstGeom prst="rect"/>
+                  </pic:spPr>
+                </pic:pic>
+              </a:graphicData>
+            </a:graphic>
+          </wp:inline>
+        </w:drawing>
+      </w:r>
+    </w:p>
+    <w:p>
+      <w:r>
+        <w:rPr>
+          <w:i/>
+          <w:sz w:val="16"/>
+        </w:rPr>
+        <w:t>Cost Explorer overview - 14th September – 20th September 2026</w:t>
       </w:r>
     </w:p>
     <w:p>
@@ -1913,19 +2232,19 @@
         <w:tblLook w:firstColumn="1" w:firstRow="1" w:lastColumn="0" w:lastRow="0" w:noHBand="0" w:noVBand="1" w:val="04A0"/>
       </w:tblPr>
       <w:tblGrid>
-        <w:gridCol w:w="1080"/>
-        <w:gridCol w:w="1080"/>
-        <w:gridCol w:w="1080"/>
-        <w:gridCol w:w="1080"/>
-        <w:gridCol w:w="1080"/>
-        <w:gridCol w:w="1080"/>
-        <w:gridCol w:w="1080"/>
-        <w:gridCol w:w="1080"/>
+        <w:gridCol w:w="1431"/>
+        <w:gridCol w:w="1431"/>
+        <w:gridCol w:w="1431"/>
+        <w:gridCol w:w="1431"/>
+        <w:gridCol w:w="1431"/>
+        <w:gridCol w:w="1431"/>
+        <w:gridCol w:w="1431"/>
+        <w:gridCol w:w="1431"/>
       </w:tblGrid>
       <w:tr>
         <w:tc>
           <w:tcPr>
-            <w:tcW w:type="dxa" w:w="1080"/>
+            <w:tcW w:type="dxa" w:w="1431"/>
           </w:tcPr>
           <w:p>
             <w:r>
@@ -1938,7 +2257,7 @@
         </w:tc>
         <w:tc>
           <w:tcPr>
-            <w:tcW w:type="dxa" w:w="1080"/>
+            <w:tcW w:type="dxa" w:w="1431"/>
           </w:tcPr>
           <w:p>
             <w:r>
@@ -1951,7 +2270,7 @@
         </w:tc>
         <w:tc>
           <w:tcPr>
-            <w:tcW w:type="dxa" w:w="1080"/>
+            <w:tcW w:type="dxa" w:w="1431"/>
           </w:tcPr>
           <w:p>
             <w:r>
@@ -1964,7 +2283,7 @@
         </w:tc>
         <w:tc>
           <w:tcPr>
-            <w:tcW w:type="dxa" w:w="1080"/>
+            <w:tcW w:type="dxa" w:w="1431"/>
           </w:tcPr>
           <w:p>
             <w:r>
@@ -1977,7 +2296,7 @@
         </w:tc>
         <w:tc>
           <w:tcPr>
-            <w:tcW w:type="dxa" w:w="1080"/>
+            <w:tcW w:type="dxa" w:w="1431"/>
           </w:tcPr>
           <w:p>
             <w:r>
@@ -1990,7 +2309,7 @@
         </w:tc>
         <w:tc>
           <w:tcPr>
-            <w:tcW w:type="dxa" w:w="1080"/>
+            <w:tcW w:type="dxa" w:w="1431"/>
           </w:tcPr>
           <w:p>
             <w:r>
@@ -2003,7 +2322,7 @@
         </w:tc>
         <w:tc>
           <w:tcPr>
-            <w:tcW w:type="dxa" w:w="1080"/>
+            <w:tcW w:type="dxa" w:w="1431"/>
           </w:tcPr>
           <w:p>
             <w:r>
@@ -2016,7 +2335,7 @@
         </w:tc>
         <w:tc>
           <w:tcPr>
-            <w:tcW w:type="dxa" w:w="1080"/>
+            <w:tcW w:type="dxa" w:w="1431"/>
           </w:tcPr>
           <w:p>
             <w:r>
@@ -2031,7 +2350,7 @@
       <w:tr>
         <w:tc>
           <w:tcPr>
-            <w:tcW w:type="dxa" w:w="1080"/>
+            <w:tcW w:type="dxa" w:w="1431"/>
           </w:tcPr>
           <w:p>
             <w:r>
@@ -2041,7 +2360,7 @@
         </w:tc>
         <w:tc>
           <w:tcPr>
-            <w:tcW w:type="dxa" w:w="1080"/>
+            <w:tcW w:type="dxa" w:w="1431"/>
           </w:tcPr>
           <w:p>
             <w:r>
@@ -2051,7 +2370,7 @@
         </w:tc>
         <w:tc>
           <w:tcPr>
-            <w:tcW w:type="dxa" w:w="1080"/>
+            <w:tcW w:type="dxa" w:w="1431"/>
           </w:tcPr>
           <w:p>
             <w:r>
@@ -2061,7 +2380,7 @@
         </w:tc>
         <w:tc>
           <w:tcPr>
-            <w:tcW w:type="dxa" w:w="1080"/>
+            <w:tcW w:type="dxa" w:w="1431"/>
           </w:tcPr>
           <w:p>
             <w:r>
@@ -2071,7 +2390,7 @@
         </w:tc>
         <w:tc>
           <w:tcPr>
-            <w:tcW w:type="dxa" w:w="1080"/>
+            <w:tcW w:type="dxa" w:w="1431"/>
           </w:tcPr>
           <w:p>
             <w:r>
@@ -2081,7 +2400,7 @@
         </w:tc>
         <w:tc>
           <w:tcPr>
-            <w:tcW w:type="dxa" w:w="1080"/>
+            <w:tcW w:type="dxa" w:w="1431"/>
           </w:tcPr>
           <w:p>
             <w:r>
@@ -2091,7 +2410,7 @@
         </w:tc>
         <w:tc>
           <w:tcPr>
-            <w:tcW w:type="dxa" w:w="1080"/>
+            <w:tcW w:type="dxa" w:w="1431"/>
           </w:tcPr>
           <w:p>
             <w:r>
@@ -2101,7 +2420,7 @@
         </w:tc>
         <w:tc>
           <w:tcPr>
-            <w:tcW w:type="dxa" w:w="1080"/>
+            <w:tcW w:type="dxa" w:w="1431"/>
           </w:tcPr>
           <w:p>
             <w:r>
@@ -2113,7 +2432,7 @@
       <w:tr>
         <w:tc>
           <w:tcPr>
-            <w:tcW w:type="dxa" w:w="1080"/>
+            <w:tcW w:type="dxa" w:w="1431"/>
           </w:tcPr>
           <w:p>
             <w:r>
@@ -2123,7 +2442,7 @@
         </w:tc>
         <w:tc>
           <w:tcPr>
-            <w:tcW w:type="dxa" w:w="1080"/>
+            <w:tcW w:type="dxa" w:w="1431"/>
           </w:tcPr>
           <w:p>
             <w:r>
@@ -2133,7 +2452,7 @@
         </w:tc>
         <w:tc>
           <w:tcPr>
-            <w:tcW w:type="dxa" w:w="1080"/>
+            <w:tcW w:type="dxa" w:w="1431"/>
           </w:tcPr>
           <w:p>
             <w:r>
@@ -2143,7 +2462,7 @@
         </w:tc>
         <w:tc>
           <w:tcPr>
-            <w:tcW w:type="dxa" w:w="1080"/>
+            <w:tcW w:type="dxa" w:w="1431"/>
           </w:tcPr>
           <w:p>
             <w:r>
@@ -2153,7 +2472,7 @@
         </w:tc>
         <w:tc>
           <w:tcPr>
-            <w:tcW w:type="dxa" w:w="1080"/>
+            <w:tcW w:type="dxa" w:w="1431"/>
           </w:tcPr>
           <w:p>
             <w:r>
@@ -2163,7 +2482,7 @@
         </w:tc>
         <w:tc>
           <w:tcPr>
-            <w:tcW w:type="dxa" w:w="1080"/>
+            <w:tcW w:type="dxa" w:w="1431"/>
           </w:tcPr>
           <w:p>
             <w:r>
@@ -2173,7 +2492,7 @@
         </w:tc>
         <w:tc>
           <w:tcPr>
-            <w:tcW w:type="dxa" w:w="1080"/>
+            <w:tcW w:type="dxa" w:w="1431"/>
           </w:tcPr>
           <w:p>
             <w:r>
@@ -2183,7 +2502,7 @@
         </w:tc>
         <w:tc>
           <w:tcPr>
-            <w:tcW w:type="dxa" w:w="1080"/>
+            <w:tcW w:type="dxa" w:w="1431"/>
           </w:tcPr>
           <w:p>
             <w:r>
@@ -2195,7 +2514,7 @@
       <w:tr>
         <w:tc>
           <w:tcPr>
-            <w:tcW w:type="dxa" w:w="1080"/>
+            <w:tcW w:type="dxa" w:w="1431"/>
           </w:tcPr>
           <w:p>
             <w:r>
@@ -2205,7 +2524,7 @@
         </w:tc>
         <w:tc>
           <w:tcPr>
-            <w:tcW w:type="dxa" w:w="1080"/>
+            <w:tcW w:type="dxa" w:w="1431"/>
           </w:tcPr>
           <w:p>
             <w:r>
@@ -2215,7 +2534,7 @@
         </w:tc>
         <w:tc>
           <w:tcPr>
-            <w:tcW w:type="dxa" w:w="1080"/>
+            <w:tcW w:type="dxa" w:w="1431"/>
           </w:tcPr>
           <w:p>
             <w:r>
@@ -2225,7 +2544,7 @@
         </w:tc>
         <w:tc>
           <w:tcPr>
-            <w:tcW w:type="dxa" w:w="1080"/>
+            <w:tcW w:type="dxa" w:w="1431"/>
           </w:tcPr>
           <w:p>
             <w:r>
@@ -2235,7 +2554,7 @@
         </w:tc>
         <w:tc>
           <w:tcPr>
-            <w:tcW w:type="dxa" w:w="1080"/>
+            <w:tcW w:type="dxa" w:w="1431"/>
           </w:tcPr>
           <w:p>
             <w:r>
@@ -2245,7 +2564,7 @@
         </w:tc>
         <w:tc>
           <w:tcPr>
-            <w:tcW w:type="dxa" w:w="1080"/>
+            <w:tcW w:type="dxa" w:w="1431"/>
           </w:tcPr>
           <w:p>
             <w:r>
@@ -2255,7 +2574,7 @@
         </w:tc>
         <w:tc>
           <w:tcPr>
-            <w:tcW w:type="dxa" w:w="1080"/>
+            <w:tcW w:type="dxa" w:w="1431"/>
           </w:tcPr>
           <w:p>
             <w:r>
@@ -2265,7 +2584,7 @@
         </w:tc>
         <w:tc>
           <w:tcPr>
-            <w:tcW w:type="dxa" w:w="1080"/>
+            <w:tcW w:type="dxa" w:w="1431"/>
           </w:tcPr>
           <w:p>
             <w:r>
@@ -2277,7 +2596,7 @@
       <w:tr>
         <w:tc>
           <w:tcPr>
-            <w:tcW w:type="dxa" w:w="1080"/>
+            <w:tcW w:type="dxa" w:w="1431"/>
           </w:tcPr>
           <w:p>
             <w:r>
@@ -2287,7 +2606,7 @@
         </w:tc>
         <w:tc>
           <w:tcPr>
-            <w:tcW w:type="dxa" w:w="1080"/>
+            <w:tcW w:type="dxa" w:w="1431"/>
           </w:tcPr>
           <w:p>
             <w:r>
@@ -2297,7 +2616,7 @@
         </w:tc>
         <w:tc>
           <w:tcPr>
-            <w:tcW w:type="dxa" w:w="1080"/>
+            <w:tcW w:type="dxa" w:w="1431"/>
           </w:tcPr>
           <w:p>
             <w:r>
@@ -2307,7 +2626,7 @@
         </w:tc>
         <w:tc>
           <w:tcPr>
-            <w:tcW w:type="dxa" w:w="1080"/>
+            <w:tcW w:type="dxa" w:w="1431"/>
           </w:tcPr>
           <w:p>
             <w:r>
@@ -2317,7 +2636,7 @@
         </w:tc>
         <w:tc>
           <w:tcPr>
-            <w:tcW w:type="dxa" w:w="1080"/>
+            <w:tcW w:type="dxa" w:w="1431"/>
           </w:tcPr>
           <w:p>
             <w:r>
@@ -2327,7 +2646,7 @@
         </w:tc>
         <w:tc>
           <w:tcPr>
-            <w:tcW w:type="dxa" w:w="1080"/>
+            <w:tcW w:type="dxa" w:w="1431"/>
           </w:tcPr>
           <w:p>
             <w:r>
@@ -2337,7 +2656,7 @@
         </w:tc>
         <w:tc>
           <w:tcPr>
-            <w:tcW w:type="dxa" w:w="1080"/>
+            <w:tcW w:type="dxa" w:w="1431"/>
           </w:tcPr>
           <w:p>
             <w:r>
@@ -2347,7 +2666,7 @@
         </w:tc>
         <w:tc>
           <w:tcPr>
-            <w:tcW w:type="dxa" w:w="1080"/>
+            <w:tcW w:type="dxa" w:w="1431"/>
           </w:tcPr>
           <w:p>
             <w:r>
@@ -2359,7 +2678,7 @@
       <w:tr>
         <w:tc>
           <w:tcPr>
-            <w:tcW w:type="dxa" w:w="1080"/>
+            <w:tcW w:type="dxa" w:w="1431"/>
           </w:tcPr>
           <w:p>
             <w:r>
@@ -2369,7 +2688,7 @@
         </w:tc>
         <w:tc>
           <w:tcPr>
-            <w:tcW w:type="dxa" w:w="1080"/>
+            <w:tcW w:type="dxa" w:w="1431"/>
           </w:tcPr>
           <w:p>
             <w:r>
@@ -2379,7 +2698,7 @@
         </w:tc>
         <w:tc>
           <w:tcPr>
-            <w:tcW w:type="dxa" w:w="1080"/>
+            <w:tcW w:type="dxa" w:w="1431"/>
           </w:tcPr>
           <w:p>
             <w:r>
@@ -2389,7 +2708,7 @@
         </w:tc>
         <w:tc>
           <w:tcPr>
-            <w:tcW w:type="dxa" w:w="1080"/>
+            <w:tcW w:type="dxa" w:w="1431"/>
           </w:tcPr>
           <w:p>
             <w:r>
@@ -2399,7 +2718,7 @@
         </w:tc>
         <w:tc>
           <w:tcPr>
-            <w:tcW w:type="dxa" w:w="1080"/>
+            <w:tcW w:type="dxa" w:w="1431"/>
           </w:tcPr>
           <w:p>
             <w:r>
@@ -2409,7 +2728,7 @@
         </w:tc>
         <w:tc>
           <w:tcPr>
-            <w:tcW w:type="dxa" w:w="1080"/>
+            <w:tcW w:type="dxa" w:w="1431"/>
           </w:tcPr>
           <w:p>
             <w:r>
@@ -2419,7 +2738,7 @@
         </w:tc>
         <w:tc>
           <w:tcPr>
-            <w:tcW w:type="dxa" w:w="1080"/>
+            <w:tcW w:type="dxa" w:w="1431"/>
           </w:tcPr>
           <w:p>
             <w:r>
@@ -2429,7 +2748,7 @@
         </w:tc>
         <w:tc>
           <w:tcPr>
-            <w:tcW w:type="dxa" w:w="1080"/>
+            <w:tcW w:type="dxa" w:w="1431"/>
           </w:tcPr>
           <w:p>
             <w:r>
@@ -2441,7 +2760,7 @@
       <w:tr>
         <w:tc>
           <w:tcPr>
-            <w:tcW w:type="dxa" w:w="1080"/>
+            <w:tcW w:type="dxa" w:w="1431"/>
           </w:tcPr>
           <w:p>
             <w:r>
@@ -2451,7 +2770,7 @@
         </w:tc>
         <w:tc>
           <w:tcPr>
-            <w:tcW w:type="dxa" w:w="1080"/>
+            <w:tcW w:type="dxa" w:w="1431"/>
           </w:tcPr>
           <w:p>
             <w:r>
@@ -2461,7 +2780,7 @@
         </w:tc>
         <w:tc>
           <w:tcPr>
-            <w:tcW w:type="dxa" w:w="1080"/>
+            <w:tcW w:type="dxa" w:w="1431"/>
           </w:tcPr>
           <w:p>
             <w:r>
@@ -2471,7 +2790,7 @@
         </w:tc>
         <w:tc>
           <w:tcPr>
-            <w:tcW w:type="dxa" w:w="1080"/>
+            <w:tcW w:type="dxa" w:w="1431"/>
           </w:tcPr>
           <w:p>
             <w:r>
@@ -2481,7 +2800,7 @@
         </w:tc>
         <w:tc>
           <w:tcPr>
-            <w:tcW w:type="dxa" w:w="1080"/>
+            <w:tcW w:type="dxa" w:w="1431"/>
           </w:tcPr>
           <w:p>
             <w:r>
@@ -2491,7 +2810,7 @@
         </w:tc>
         <w:tc>
           <w:tcPr>
-            <w:tcW w:type="dxa" w:w="1080"/>
+            <w:tcW w:type="dxa" w:w="1431"/>
           </w:tcPr>
           <w:p>
             <w:r>
@@ -2501,7 +2820,7 @@
         </w:tc>
         <w:tc>
           <w:tcPr>
-            <w:tcW w:type="dxa" w:w="1080"/>
+            <w:tcW w:type="dxa" w:w="1431"/>
           </w:tcPr>
           <w:p>
             <w:r>
@@ -2511,7 +2830,7 @@
         </w:tc>
         <w:tc>
           <w:tcPr>
-            <w:tcW w:type="dxa" w:w="1080"/>
+            <w:tcW w:type="dxa" w:w="1431"/>
           </w:tcPr>
           <w:p>
             <w:r>
@@ -2523,7 +2842,7 @@
       <w:tr>
         <w:tc>
           <w:tcPr>
-            <w:tcW w:type="dxa" w:w="1080"/>
+            <w:tcW w:type="dxa" w:w="1431"/>
           </w:tcPr>
           <w:p>
             <w:r>
@@ -2533,7 +2852,7 @@
         </w:tc>
         <w:tc>
           <w:tcPr>
-            <w:tcW w:type="dxa" w:w="1080"/>
+            <w:tcW w:type="dxa" w:w="1431"/>
           </w:tcPr>
           <w:p>
             <w:r>
@@ -2543,7 +2862,7 @@
         </w:tc>
         <w:tc>
           <w:tcPr>
-            <w:tcW w:type="dxa" w:w="1080"/>
+            <w:tcW w:type="dxa" w:w="1431"/>
           </w:tcPr>
           <w:p>
             <w:r>
@@ -2553,7 +2872,7 @@
         </w:tc>
         <w:tc>
           <w:tcPr>
-            <w:tcW w:type="dxa" w:w="1080"/>
+            <w:tcW w:type="dxa" w:w="1431"/>
           </w:tcPr>
           <w:p>
             <w:r>
@@ -2563,7 +2882,7 @@
         </w:tc>
         <w:tc>
           <w:tcPr>
-            <w:tcW w:type="dxa" w:w="1080"/>
+            <w:tcW w:type="dxa" w:w="1431"/>
           </w:tcPr>
           <w:p>
             <w:r>
@@ -2573,7 +2892,7 @@
         </w:tc>
         <w:tc>
           <w:tcPr>
-            <w:tcW w:type="dxa" w:w="1080"/>
+            <w:tcW w:type="dxa" w:w="1431"/>
           </w:tcPr>
           <w:p>
             <w:r>
@@ -2583,7 +2902,7 @@
         </w:tc>
         <w:tc>
           <w:tcPr>
-            <w:tcW w:type="dxa" w:w="1080"/>
+            <w:tcW w:type="dxa" w:w="1431"/>
           </w:tcPr>
           <w:p>
             <w:r>
@@ -2593,7 +2912,7 @@
         </w:tc>
         <w:tc>
           <w:tcPr>
-            <w:tcW w:type="dxa" w:w="1080"/>
+            <w:tcW w:type="dxa" w:w="1431"/>
           </w:tcPr>
           <w:p>
             <w:r>
@@ -2605,7 +2924,7 @@
       <w:tr>
         <w:tc>
           <w:tcPr>
-            <w:tcW w:type="dxa" w:w="1080"/>
+            <w:tcW w:type="dxa" w:w="1431"/>
           </w:tcPr>
           <w:p>
             <w:r>
@@ -2615,7 +2934,7 @@
         </w:tc>
         <w:tc>
           <w:tcPr>
-            <w:tcW w:type="dxa" w:w="1080"/>
+            <w:tcW w:type="dxa" w:w="1431"/>
           </w:tcPr>
           <w:p>
             <w:r>
@@ -2625,7 +2944,7 @@
         </w:tc>
         <w:tc>
           <w:tcPr>
-            <w:tcW w:type="dxa" w:w="1080"/>
+            <w:tcW w:type="dxa" w:w="1431"/>
           </w:tcPr>
           <w:p>
             <w:r>
@@ -2635,7 +2954,7 @@
         </w:tc>
         <w:tc>
           <w:tcPr>
-            <w:tcW w:type="dxa" w:w="1080"/>
+            <w:tcW w:type="dxa" w:w="1431"/>
           </w:tcPr>
           <w:p>
             <w:r>
@@ -2645,7 +2964,7 @@
         </w:tc>
         <w:tc>
           <w:tcPr>
-            <w:tcW w:type="dxa" w:w="1080"/>
+            <w:tcW w:type="dxa" w:w="1431"/>
           </w:tcPr>
           <w:p>
             <w:r>
@@ -2655,7 +2974,7 @@
         </w:tc>
         <w:tc>
           <w:tcPr>
-            <w:tcW w:type="dxa" w:w="1080"/>
+            <w:tcW w:type="dxa" w:w="1431"/>
           </w:tcPr>
           <w:p>
             <w:r>
@@ -2665,7 +2984,7 @@
         </w:tc>
         <w:tc>
           <w:tcPr>
-            <w:tcW w:type="dxa" w:w="1080"/>
+            <w:tcW w:type="dxa" w:w="1431"/>
           </w:tcPr>
           <w:p>
             <w:r>
@@ -2675,7 +2994,7 @@
         </w:tc>
         <w:tc>
           <w:tcPr>
-            <w:tcW w:type="dxa" w:w="1080"/>
+            <w:tcW w:type="dxa" w:w="1431"/>
           </w:tcPr>
           <w:p>
             <w:r>
@@ -2687,7 +3006,7 @@
       <w:tr>
         <w:tc>
           <w:tcPr>
-            <w:tcW w:type="dxa" w:w="1080"/>
+            <w:tcW w:type="dxa" w:w="1431"/>
           </w:tcPr>
           <w:p>
             <w:r>
@@ -2697,7 +3016,7 @@
         </w:tc>
         <w:tc>
           <w:tcPr>
-            <w:tcW w:type="dxa" w:w="1080"/>
+            <w:tcW w:type="dxa" w:w="1431"/>
           </w:tcPr>
           <w:p>
             <w:r>
@@ -2707,7 +3026,7 @@
         </w:tc>
         <w:tc>
           <w:tcPr>
-            <w:tcW w:type="dxa" w:w="1080"/>
+            <w:tcW w:type="dxa" w:w="1431"/>
           </w:tcPr>
           <w:p>
             <w:r>
@@ -2717,7 +3036,7 @@
         </w:tc>
         <w:tc>
           <w:tcPr>
-            <w:tcW w:type="dxa" w:w="1080"/>
+            <w:tcW w:type="dxa" w:w="1431"/>
           </w:tcPr>
           <w:p>
             <w:r>
@@ -2727,7 +3046,7 @@
         </w:tc>
         <w:tc>
           <w:tcPr>
-            <w:tcW w:type="dxa" w:w="1080"/>
+            <w:tcW w:type="dxa" w:w="1431"/>
           </w:tcPr>
           <w:p>
             <w:r>
@@ -2737,7 +3056,7 @@
         </w:tc>
         <w:tc>
           <w:tcPr>
-            <w:tcW w:type="dxa" w:w="1080"/>
+            <w:tcW w:type="dxa" w:w="1431"/>
           </w:tcPr>
           <w:p>
             <w:r>
@@ -2747,7 +3066,7 @@
         </w:tc>
         <w:tc>
           <w:tcPr>
-            <w:tcW w:type="dxa" w:w="1080"/>
+            <w:tcW w:type="dxa" w:w="1431"/>
           </w:tcPr>
           <w:p>
             <w:r>
@@ -2757,7 +3076,7 @@
         </w:tc>
         <w:tc>
           <w:tcPr>
-            <w:tcW w:type="dxa" w:w="1080"/>
+            <w:tcW w:type="dxa" w:w="1431"/>
           </w:tcPr>
           <w:p>
             <w:r>
@@ -2782,17 +3101,17 @@
         <w:tblLook w:firstColumn="1" w:firstRow="1" w:lastColumn="0" w:lastRow="0" w:noHBand="0" w:noVBand="1" w:val="04A0"/>
       </w:tblPr>
       <w:tblGrid>
-        <w:gridCol w:w="1440"/>
-        <w:gridCol w:w="1440"/>
-        <w:gridCol w:w="1440"/>
-        <w:gridCol w:w="1440"/>
-        <w:gridCol w:w="1440"/>
-        <w:gridCol w:w="1440"/>
+        <w:gridCol w:w="1908"/>
+        <w:gridCol w:w="1908"/>
+        <w:gridCol w:w="1908"/>
+        <w:gridCol w:w="1908"/>
+        <w:gridCol w:w="1908"/>
+        <w:gridCol w:w="1908"/>
       </w:tblGrid>
       <w:tr>
         <w:tc>
           <w:tcPr>
-            <w:tcW w:type="dxa" w:w="1440"/>
+            <w:tcW w:type="dxa" w:w="1908"/>
           </w:tcPr>
           <w:p>
             <w:r>
@@ -2805,7 +3124,7 @@
         </w:tc>
         <w:tc>
           <w:tcPr>
-            <w:tcW w:type="dxa" w:w="1440"/>
+            <w:tcW w:type="dxa" w:w="1908"/>
           </w:tcPr>
           <w:p>
             <w:r>
@@ -2818,7 +3137,7 @@
         </w:tc>
         <w:tc>
           <w:tcPr>
-            <w:tcW w:type="dxa" w:w="1440"/>
+            <w:tcW w:type="dxa" w:w="1908"/>
           </w:tcPr>
           <w:p>
             <w:r>
@@ -2831,7 +3150,7 @@
         </w:tc>
         <w:tc>
           <w:tcPr>
-            <w:tcW w:type="dxa" w:w="1440"/>
+            <w:tcW w:type="dxa" w:w="1908"/>
           </w:tcPr>
           <w:p>
             <w:r>
@@ -2844,7 +3163,7 @@
         </w:tc>
         <w:tc>
           <w:tcPr>
-            <w:tcW w:type="dxa" w:w="1440"/>
+            <w:tcW w:type="dxa" w:w="1908"/>
           </w:tcPr>
           <w:p>
             <w:r>
@@ -2857,7 +3176,7 @@
         </w:tc>
         <w:tc>
           <w:tcPr>
-            <w:tcW w:type="dxa" w:w="1440"/>
+            <w:tcW w:type="dxa" w:w="1908"/>
           </w:tcPr>
           <w:p>
             <w:r>
@@ -2872,7 +3191,7 @@
       <w:tr>
         <w:tc>
           <w:tcPr>
-            <w:tcW w:type="dxa" w:w="1440"/>
+            <w:tcW w:type="dxa" w:w="1908"/>
           </w:tcPr>
           <w:p>
             <w:r>
@@ -2882,7 +3201,7 @@
         </w:tc>
         <w:tc>
           <w:tcPr>
-            <w:tcW w:type="dxa" w:w="1440"/>
+            <w:tcW w:type="dxa" w:w="1908"/>
           </w:tcPr>
           <w:p>
             <w:r>
@@ -2892,7 +3211,7 @@
         </w:tc>
         <w:tc>
           <w:tcPr>
-            <w:tcW w:type="dxa" w:w="1440"/>
+            <w:tcW w:type="dxa" w:w="1908"/>
           </w:tcPr>
           <w:p>
             <w:r>
@@ -2902,7 +3221,7 @@
         </w:tc>
         <w:tc>
           <w:tcPr>
-            <w:tcW w:type="dxa" w:w="1440"/>
+            <w:tcW w:type="dxa" w:w="1908"/>
           </w:tcPr>
           <w:p>
             <w:r>
@@ -2912,7 +3231,7 @@
         </w:tc>
         <w:tc>
           <w:tcPr>
-            <w:tcW w:type="dxa" w:w="1440"/>
+            <w:tcW w:type="dxa" w:w="1908"/>
           </w:tcPr>
           <w:p>
             <w:r>
@@ -2922,7 +3241,7 @@
         </w:tc>
         <w:tc>
           <w:tcPr>
-            <w:tcW w:type="dxa" w:w="1440"/>
+            <w:tcW w:type="dxa" w:w="1908"/>
           </w:tcPr>
           <w:p>
             <w:r>
@@ -2934,7 +3253,7 @@
       <w:tr>
         <w:tc>
           <w:tcPr>
-            <w:tcW w:type="dxa" w:w="1440"/>
+            <w:tcW w:type="dxa" w:w="1908"/>
           </w:tcPr>
           <w:p>
             <w:r>
@@ -2944,7 +3263,7 @@
         </w:tc>
         <w:tc>
           <w:tcPr>
-            <w:tcW w:type="dxa" w:w="1440"/>
+            <w:tcW w:type="dxa" w:w="1908"/>
           </w:tcPr>
           <w:p>
             <w:r>
@@ -2954,7 +3273,7 @@
         </w:tc>
         <w:tc>
           <w:tcPr>
-            <w:tcW w:type="dxa" w:w="1440"/>
+            <w:tcW w:type="dxa" w:w="1908"/>
           </w:tcPr>
           <w:p>
             <w:r>
@@ -2964,7 +3283,7 @@
         </w:tc>
         <w:tc>
           <w:tcPr>
-            <w:tcW w:type="dxa" w:w="1440"/>
+            <w:tcW w:type="dxa" w:w="1908"/>
           </w:tcPr>
           <w:p>
             <w:r>
@@ -2974,7 +3293,7 @@
         </w:tc>
         <w:tc>
           <w:tcPr>
-            <w:tcW w:type="dxa" w:w="1440"/>
+            <w:tcW w:type="dxa" w:w="1908"/>
           </w:tcPr>
           <w:p>
             <w:r>
@@ -2984,7 +3303,7 @@
         </w:tc>
         <w:tc>
           <w:tcPr>
-            <w:tcW w:type="dxa" w:w="1440"/>
+            <w:tcW w:type="dxa" w:w="1908"/>
           </w:tcPr>
           <w:p>
             <w:r>
@@ -2996,7 +3315,7 @@
       <w:tr>
         <w:tc>
           <w:tcPr>
-            <w:tcW w:type="dxa" w:w="1440"/>
+            <w:tcW w:type="dxa" w:w="1908"/>
           </w:tcPr>
           <w:p>
             <w:r>
@@ -3006,7 +3325,7 @@
         </w:tc>
         <w:tc>
           <w:tcPr>
-            <w:tcW w:type="dxa" w:w="1440"/>
+            <w:tcW w:type="dxa" w:w="1908"/>
           </w:tcPr>
           <w:p>
             <w:r>
@@ -3016,7 +3335,7 @@
         </w:tc>
         <w:tc>
           <w:tcPr>
-            <w:tcW w:type="dxa" w:w="1440"/>
+            <w:tcW w:type="dxa" w:w="1908"/>
           </w:tcPr>
           <w:p>
             <w:r>
@@ -3026,7 +3345,7 @@
         </w:tc>
         <w:tc>
           <w:tcPr>
-            <w:tcW w:type="dxa" w:w="1440"/>
+            <w:tcW w:type="dxa" w:w="1908"/>
           </w:tcPr>
           <w:p>
             <w:r>
@@ -3036,7 +3355,7 @@
         </w:tc>
         <w:tc>
           <w:tcPr>
-            <w:tcW w:type="dxa" w:w="1440"/>
+            <w:tcW w:type="dxa" w:w="1908"/>
           </w:tcPr>
           <w:p>
             <w:r>
@@ -3046,7 +3365,7 @@
         </w:tc>
         <w:tc>
           <w:tcPr>
-            <w:tcW w:type="dxa" w:w="1440"/>
+            <w:tcW w:type="dxa" w:w="1908"/>
           </w:tcPr>
           <w:p>
             <w:r>
@@ -3058,7 +3377,7 @@
       <w:tr>
         <w:tc>
           <w:tcPr>
-            <w:tcW w:type="dxa" w:w="1440"/>
+            <w:tcW w:type="dxa" w:w="1908"/>
           </w:tcPr>
           <w:p>
             <w:r>
@@ -3068,7 +3387,7 @@
         </w:tc>
         <w:tc>
           <w:tcPr>
-            <w:tcW w:type="dxa" w:w="1440"/>
+            <w:tcW w:type="dxa" w:w="1908"/>
           </w:tcPr>
           <w:p>
             <w:r>
@@ -3078,7 +3397,7 @@
         </w:tc>
         <w:tc>
           <w:tcPr>
-            <w:tcW w:type="dxa" w:w="1440"/>
+            <w:tcW w:type="dxa" w:w="1908"/>
           </w:tcPr>
           <w:p>
             <w:r>
@@ -3088,7 +3407,7 @@
         </w:tc>
         <w:tc>
           <w:tcPr>
-            <w:tcW w:type="dxa" w:w="1440"/>
+            <w:tcW w:type="dxa" w:w="1908"/>
           </w:tcPr>
           <w:p>
             <w:r>
@@ -3098,7 +3417,7 @@
         </w:tc>
         <w:tc>
           <w:tcPr>
-            <w:tcW w:type="dxa" w:w="1440"/>
+            <w:tcW w:type="dxa" w:w="1908"/>
           </w:tcPr>
           <w:p>
             <w:r>
@@ -3108,7 +3427,7 @@
         </w:tc>
         <w:tc>
           <w:tcPr>
-            <w:tcW w:type="dxa" w:w="1440"/>
+            <w:tcW w:type="dxa" w:w="1908"/>
           </w:tcPr>
           <w:p>
             <w:r>
@@ -3120,7 +3439,7 @@
       <w:tr>
         <w:tc>
           <w:tcPr>
-            <w:tcW w:type="dxa" w:w="1440"/>
+            <w:tcW w:type="dxa" w:w="1908"/>
           </w:tcPr>
           <w:p>
             <w:r>
@@ -3130,7 +3449,7 @@
         </w:tc>
         <w:tc>
           <w:tcPr>
-            <w:tcW w:type="dxa" w:w="1440"/>
+            <w:tcW w:type="dxa" w:w="1908"/>
           </w:tcPr>
           <w:p>
             <w:r>
@@ -3140,7 +3459,7 @@
         </w:tc>
         <w:tc>
           <w:tcPr>
-            <w:tcW w:type="dxa" w:w="1440"/>
+            <w:tcW w:type="dxa" w:w="1908"/>
           </w:tcPr>
           <w:p>
             <w:r>
@@ -3150,7 +3469,7 @@
         </w:tc>
         <w:tc>
           <w:tcPr>
-            <w:tcW w:type="dxa" w:w="1440"/>
+            <w:tcW w:type="dxa" w:w="1908"/>
           </w:tcPr>
           <w:p>
             <w:r>
@@ -3160,7 +3479,7 @@
         </w:tc>
         <w:tc>
           <w:tcPr>
-            <w:tcW w:type="dxa" w:w="1440"/>
+            <w:tcW w:type="dxa" w:w="1908"/>
           </w:tcPr>
           <w:p>
             <w:r>
@@ -3170,7 +3489,7 @@
         </w:tc>
         <w:tc>
           <w:tcPr>
-            <w:tcW w:type="dxa" w:w="1440"/>
+            <w:tcW w:type="dxa" w:w="1908"/>
           </w:tcPr>
           <w:p>
             <w:r>
@@ -3182,7 +3501,7 @@
       <w:tr>
         <w:tc>
           <w:tcPr>
-            <w:tcW w:type="dxa" w:w="1440"/>
+            <w:tcW w:type="dxa" w:w="1908"/>
           </w:tcPr>
           <w:p>
             <w:r>
@@ -3192,7 +3511,7 @@
         </w:tc>
         <w:tc>
           <w:tcPr>
-            <w:tcW w:type="dxa" w:w="1440"/>
+            <w:tcW w:type="dxa" w:w="1908"/>
           </w:tcPr>
           <w:p>
             <w:r>
@@ -3202,7 +3521,7 @@
         </w:tc>
         <w:tc>
           <w:tcPr>
-            <w:tcW w:type="dxa" w:w="1440"/>
+            <w:tcW w:type="dxa" w:w="1908"/>
           </w:tcPr>
           <w:p>
             <w:r>
@@ -3212,7 +3531,7 @@
         </w:tc>
         <w:tc>
           <w:tcPr>
-            <w:tcW w:type="dxa" w:w="1440"/>
+            <w:tcW w:type="dxa" w:w="1908"/>
           </w:tcPr>
           <w:p>
             <w:r>
@@ -3222,7 +3541,7 @@
         </w:tc>
         <w:tc>
           <w:tcPr>
-            <w:tcW w:type="dxa" w:w="1440"/>
+            <w:tcW w:type="dxa" w:w="1908"/>
           </w:tcPr>
           <w:p>
             <w:r>
@@ -3232,7 +3551,7 @@
         </w:tc>
         <w:tc>
           <w:tcPr>
-            <w:tcW w:type="dxa" w:w="1440"/>
+            <w:tcW w:type="dxa" w:w="1908"/>
           </w:tcPr>
           <w:p>
             <w:r>
@@ -3244,7 +3563,7 @@
       <w:tr>
         <w:tc>
           <w:tcPr>
-            <w:tcW w:type="dxa" w:w="1440"/>
+            <w:tcW w:type="dxa" w:w="1908"/>
           </w:tcPr>
           <w:p>
             <w:r>
@@ -3254,7 +3573,7 @@
         </w:tc>
         <w:tc>
           <w:tcPr>
-            <w:tcW w:type="dxa" w:w="1440"/>
+            <w:tcW w:type="dxa" w:w="1908"/>
           </w:tcPr>
           <w:p>
             <w:r>
@@ -3264,7 +3583,7 @@
         </w:tc>
         <w:tc>
           <w:tcPr>
-            <w:tcW w:type="dxa" w:w="1440"/>
+            <w:tcW w:type="dxa" w:w="1908"/>
           </w:tcPr>
           <w:p>
             <w:r>
@@ -3274,7 +3593,7 @@
         </w:tc>
         <w:tc>
           <w:tcPr>
-            <w:tcW w:type="dxa" w:w="1440"/>
+            <w:tcW w:type="dxa" w:w="1908"/>
           </w:tcPr>
           <w:p>
             <w:r>
@@ -3284,7 +3603,7 @@
         </w:tc>
         <w:tc>
           <w:tcPr>
-            <w:tcW w:type="dxa" w:w="1440"/>
+            <w:tcW w:type="dxa" w:w="1908"/>
           </w:tcPr>
           <w:p>
             <w:r>
@@ -3294,7 +3613,7 @@
         </w:tc>
         <w:tc>
           <w:tcPr>
-            <w:tcW w:type="dxa" w:w="1440"/>
+            <w:tcW w:type="dxa" w:w="1908"/>
           </w:tcPr>
           <w:p>
             <w:r>
@@ -3306,7 +3625,7 @@
       <w:tr>
         <w:tc>
           <w:tcPr>
-            <w:tcW w:type="dxa" w:w="1440"/>
+            <w:tcW w:type="dxa" w:w="1908"/>
           </w:tcPr>
           <w:p>
             <w:r>
@@ -3316,7 +3635,7 @@
         </w:tc>
         <w:tc>
           <w:tcPr>
-            <w:tcW w:type="dxa" w:w="1440"/>
+            <w:tcW w:type="dxa" w:w="1908"/>
           </w:tcPr>
           <w:p>
             <w:r>
@@ -3326,7 +3645,7 @@
         </w:tc>
         <w:tc>
           <w:tcPr>
-            <w:tcW w:type="dxa" w:w="1440"/>
+            <w:tcW w:type="dxa" w:w="1908"/>
           </w:tcPr>
           <w:p>
             <w:r>
@@ -3336,7 +3655,7 @@
         </w:tc>
         <w:tc>
           <w:tcPr>
-            <w:tcW w:type="dxa" w:w="1440"/>
+            <w:tcW w:type="dxa" w:w="1908"/>
           </w:tcPr>
           <w:p>
             <w:r>
@@ -3346,7 +3665,7 @@
         </w:tc>
         <w:tc>
           <w:tcPr>
-            <w:tcW w:type="dxa" w:w="1440"/>
+            <w:tcW w:type="dxa" w:w="1908"/>
           </w:tcPr>
           <w:p>
             <w:r>
@@ -3356,7 +3675,7 @@
         </w:tc>
         <w:tc>
           <w:tcPr>
-            <w:tcW w:type="dxa" w:w="1440"/>
+            <w:tcW w:type="dxa" w:w="1908"/>
           </w:tcPr>
           <w:p>
             <w:r>
@@ -3368,7 +3687,7 @@
       <w:tr>
         <w:tc>
           <w:tcPr>
-            <w:tcW w:type="dxa" w:w="1440"/>
+            <w:tcW w:type="dxa" w:w="1908"/>
           </w:tcPr>
           <w:p>
             <w:r>
@@ -3378,7 +3697,7 @@
         </w:tc>
         <w:tc>
           <w:tcPr>
-            <w:tcW w:type="dxa" w:w="1440"/>
+            <w:tcW w:type="dxa" w:w="1908"/>
           </w:tcPr>
           <w:p>
             <w:r>
@@ -3388,7 +3707,7 @@
         </w:tc>
         <w:tc>
           <w:tcPr>
-            <w:tcW w:type="dxa" w:w="1440"/>
+            <w:tcW w:type="dxa" w:w="1908"/>
           </w:tcPr>
           <w:p>
             <w:r>
@@ -3398,7 +3717,7 @@
         </w:tc>
         <w:tc>
           <w:tcPr>
-            <w:tcW w:type="dxa" w:w="1440"/>
+            <w:tcW w:type="dxa" w:w="1908"/>
           </w:tcPr>
           <w:p>
             <w:r>
@@ -3408,7 +3727,7 @@
         </w:tc>
         <w:tc>
           <w:tcPr>
-            <w:tcW w:type="dxa" w:w="1440"/>
+            <w:tcW w:type="dxa" w:w="1908"/>
           </w:tcPr>
           <w:p>
             <w:r>
@@ -3418,7 +3737,7 @@
         </w:tc>
         <w:tc>
           <w:tcPr>
-            <w:tcW w:type="dxa" w:w="1440"/>
+            <w:tcW w:type="dxa" w:w="1908"/>
           </w:tcPr>
           <w:p>
             <w:r>
@@ -3459,19 +3778,19 @@
         <w:tblLook w:firstColumn="1" w:firstRow="1" w:lastColumn="0" w:lastRow="0" w:noHBand="0" w:noVBand="1" w:val="04A0"/>
       </w:tblPr>
       <w:tblGrid>
-        <w:gridCol w:w="1080"/>
-        <w:gridCol w:w="1080"/>
-        <w:gridCol w:w="1080"/>
-        <w:gridCol w:w="1080"/>
-        <w:gridCol w:w="1080"/>
-        <w:gridCol w:w="1080"/>
-        <w:gridCol w:w="1080"/>
-        <w:gridCol w:w="1080"/>
+        <w:gridCol w:w="1431"/>
+        <w:gridCol w:w="1431"/>
+        <w:gridCol w:w="1431"/>
+        <w:gridCol w:w="1431"/>
+        <w:gridCol w:w="1431"/>
+        <w:gridCol w:w="1431"/>
+        <w:gridCol w:w="1431"/>
+        <w:gridCol w:w="1431"/>
       </w:tblGrid>
       <w:tr>
         <w:tc>
           <w:tcPr>
-            <w:tcW w:type="dxa" w:w="1080"/>
+            <w:tcW w:type="dxa" w:w="1431"/>
           </w:tcPr>
           <w:p>
             <w:r>
@@ -3484,7 +3803,7 @@
         </w:tc>
         <w:tc>
           <w:tcPr>
-            <w:tcW w:type="dxa" w:w="1080"/>
+            <w:tcW w:type="dxa" w:w="1431"/>
           </w:tcPr>
           <w:p>
             <w:r>
@@ -3497,7 +3816,7 @@
         </w:tc>
         <w:tc>
           <w:tcPr>
-            <w:tcW w:type="dxa" w:w="1080"/>
+            <w:tcW w:type="dxa" w:w="1431"/>
           </w:tcPr>
           <w:p>
             <w:r>
@@ -3510,7 +3829,7 @@
         </w:tc>
         <w:tc>
           <w:tcPr>
-            <w:tcW w:type="dxa" w:w="1080"/>
+            <w:tcW w:type="dxa" w:w="1431"/>
           </w:tcPr>
           <w:p>
             <w:r>
@@ -3523,7 +3842,7 @@
         </w:tc>
         <w:tc>
           <w:tcPr>
-            <w:tcW w:type="dxa" w:w="1080"/>
+            <w:tcW w:type="dxa" w:w="1431"/>
           </w:tcPr>
           <w:p>
             <w:r>
@@ -3536,7 +3855,7 @@
         </w:tc>
         <w:tc>
           <w:tcPr>
-            <w:tcW w:type="dxa" w:w="1080"/>
+            <w:tcW w:type="dxa" w:w="1431"/>
           </w:tcPr>
           <w:p>
             <w:r>
@@ -3549,7 +3868,7 @@
         </w:tc>
         <w:tc>
           <w:tcPr>
-            <w:tcW w:type="dxa" w:w="1080"/>
+            <w:tcW w:type="dxa" w:w="1431"/>
           </w:tcPr>
           <w:p>
             <w:r>
@@ -3562,7 +3881,7 @@
         </w:tc>
         <w:tc>
           <w:tcPr>
-            <w:tcW w:type="dxa" w:w="1080"/>
+            <w:tcW w:type="dxa" w:w="1431"/>
           </w:tcPr>
           <w:p>
             <w:r>
@@ -3577,7 +3896,7 @@
       <w:tr>
         <w:tc>
           <w:tcPr>
-            <w:tcW w:type="dxa" w:w="1080"/>
+            <w:tcW w:type="dxa" w:w="1431"/>
           </w:tcPr>
           <w:p>
             <w:r>
@@ -3587,7 +3906,7 @@
         </w:tc>
         <w:tc>
           <w:tcPr>
-            <w:tcW w:type="dxa" w:w="1080"/>
+            <w:tcW w:type="dxa" w:w="1431"/>
           </w:tcPr>
           <w:p>
             <w:r>
@@ -3597,7 +3916,7 @@
         </w:tc>
         <w:tc>
           <w:tcPr>
-            <w:tcW w:type="dxa" w:w="1080"/>
+            <w:tcW w:type="dxa" w:w="1431"/>
           </w:tcPr>
           <w:p>
             <w:r>
@@ -3607,7 +3926,7 @@
         </w:tc>
         <w:tc>
           <w:tcPr>
-            <w:tcW w:type="dxa" w:w="1080"/>
+            <w:tcW w:type="dxa" w:w="1431"/>
           </w:tcPr>
           <w:p>
             <w:r>
@@ -3617,7 +3936,7 @@
         </w:tc>
         <w:tc>
           <w:tcPr>
-            <w:tcW w:type="dxa" w:w="1080"/>
+            <w:tcW w:type="dxa" w:w="1431"/>
           </w:tcPr>
           <w:p>
             <w:r>
@@ -3627,7 +3946,7 @@
         </w:tc>
         <w:tc>
           <w:tcPr>
-            <w:tcW w:type="dxa" w:w="1080"/>
+            <w:tcW w:type="dxa" w:w="1431"/>
           </w:tcPr>
           <w:p>
             <w:r>
@@ -3637,7 +3956,7 @@
         </w:tc>
         <w:tc>
           <w:tcPr>
-            <w:tcW w:type="dxa" w:w="1080"/>
+            <w:tcW w:type="dxa" w:w="1431"/>
           </w:tcPr>
           <w:p>
             <w:r>
@@ -3647,7 +3966,7 @@
         </w:tc>
         <w:tc>
           <w:tcPr>
-            <w:tcW w:type="dxa" w:w="1080"/>
+            <w:tcW w:type="dxa" w:w="1431"/>
           </w:tcPr>
           <w:p>
             <w:r>
@@ -3659,7 +3978,7 @@
       <w:tr>
         <w:tc>
           <w:tcPr>
-            <w:tcW w:type="dxa" w:w="1080"/>
+            <w:tcW w:type="dxa" w:w="1431"/>
           </w:tcPr>
           <w:p>
             <w:r>
@@ -3669,7 +3988,7 @@
         </w:tc>
         <w:tc>
           <w:tcPr>
-            <w:tcW w:type="dxa" w:w="1080"/>
+            <w:tcW w:type="dxa" w:w="1431"/>
           </w:tcPr>
           <w:p>
             <w:r>
@@ -3679,7 +3998,7 @@
         </w:tc>
         <w:tc>
           <w:tcPr>
-            <w:tcW w:type="dxa" w:w="1080"/>
+            <w:tcW w:type="dxa" w:w="1431"/>
           </w:tcPr>
           <w:p>
             <w:r>
@@ -3689,7 +4008,7 @@
         </w:tc>
         <w:tc>
           <w:tcPr>
-            <w:tcW w:type="dxa" w:w="1080"/>
+            <w:tcW w:type="dxa" w:w="1431"/>
           </w:tcPr>
           <w:p>
             <w:r>
@@ -3699,7 +4018,7 @@
         </w:tc>
         <w:tc>
           <w:tcPr>
-            <w:tcW w:type="dxa" w:w="1080"/>
+            <w:tcW w:type="dxa" w:w="1431"/>
           </w:tcPr>
           <w:p>
             <w:r>
@@ -3709,7 +4028,7 @@
         </w:tc>
         <w:tc>
           <w:tcPr>
-            <w:tcW w:type="dxa" w:w="1080"/>
+            <w:tcW w:type="dxa" w:w="1431"/>
           </w:tcPr>
           <w:p>
             <w:r>
@@ -3719,7 +4038,7 @@
         </w:tc>
         <w:tc>
           <w:tcPr>
-            <w:tcW w:type="dxa" w:w="1080"/>
+            <w:tcW w:type="dxa" w:w="1431"/>
           </w:tcPr>
           <w:p>
             <w:r>
@@ -3729,7 +4048,7 @@
         </w:tc>
         <w:tc>
           <w:tcPr>
-            <w:tcW w:type="dxa" w:w="1080"/>
+            <w:tcW w:type="dxa" w:w="1431"/>
           </w:tcPr>
           <w:p>
             <w:r>
@@ -3741,7 +4060,7 @@
       <w:tr>
         <w:tc>
           <w:tcPr>
-            <w:tcW w:type="dxa" w:w="1080"/>
+            <w:tcW w:type="dxa" w:w="1431"/>
           </w:tcPr>
           <w:p>
             <w:r>
@@ -3751,7 +4070,7 @@
         </w:tc>
         <w:tc>
           <w:tcPr>
-            <w:tcW w:type="dxa" w:w="1080"/>
+            <w:tcW w:type="dxa" w:w="1431"/>
           </w:tcPr>
           <w:p>
             <w:r>
@@ -3761,7 +4080,7 @@
         </w:tc>
         <w:tc>
           <w:tcPr>
-            <w:tcW w:type="dxa" w:w="1080"/>
+            <w:tcW w:type="dxa" w:w="1431"/>
           </w:tcPr>
           <w:p>
             <w:r>
@@ -3771,7 +4090,7 @@
         </w:tc>
         <w:tc>
           <w:tcPr>
-            <w:tcW w:type="dxa" w:w="1080"/>
+            <w:tcW w:type="dxa" w:w="1431"/>
           </w:tcPr>
           <w:p>
             <w:r>
@@ -3781,7 +4100,7 @@
         </w:tc>
         <w:tc>
           <w:tcPr>
-            <w:tcW w:type="dxa" w:w="1080"/>
+            <w:tcW w:type="dxa" w:w="1431"/>
           </w:tcPr>
           <w:p>
             <w:r>
@@ -3791,7 +4110,7 @@
         </w:tc>
         <w:tc>
           <w:tcPr>
-            <w:tcW w:type="dxa" w:w="1080"/>
+            <w:tcW w:type="dxa" w:w="1431"/>
           </w:tcPr>
           <w:p>
             <w:r>
@@ -3801,7 +4120,7 @@
         </w:tc>
         <w:tc>
           <w:tcPr>
-            <w:tcW w:type="dxa" w:w="1080"/>
+            <w:tcW w:type="dxa" w:w="1431"/>
           </w:tcPr>
           <w:p>
             <w:r>
@@ -3811,7 +4130,7 @@
         </w:tc>
         <w:tc>
           <w:tcPr>
-            <w:tcW w:type="dxa" w:w="1080"/>
+            <w:tcW w:type="dxa" w:w="1431"/>
           </w:tcPr>
           <w:p>
             <w:r>
@@ -3823,7 +4142,7 @@
       <w:tr>
         <w:tc>
           <w:tcPr>
-            <w:tcW w:type="dxa" w:w="1080"/>
+            <w:tcW w:type="dxa" w:w="1431"/>
           </w:tcPr>
           <w:p>
             <w:r>
@@ -3833,7 +4152,7 @@
         </w:tc>
         <w:tc>
           <w:tcPr>
-            <w:tcW w:type="dxa" w:w="1080"/>
+            <w:tcW w:type="dxa" w:w="1431"/>
           </w:tcPr>
           <w:p>
             <w:r>
@@ -3843,7 +4162,7 @@
         </w:tc>
         <w:tc>
           <w:tcPr>
-            <w:tcW w:type="dxa" w:w="1080"/>
+            <w:tcW w:type="dxa" w:w="1431"/>
           </w:tcPr>
           <w:p>
             <w:r>
@@ -3853,7 +4172,7 @@
         </w:tc>
         <w:tc>
           <w:tcPr>
-            <w:tcW w:type="dxa" w:w="1080"/>
+            <w:tcW w:type="dxa" w:w="1431"/>
           </w:tcPr>
           <w:p>
             <w:r>
@@ -3863,7 +4182,7 @@
         </w:tc>
         <w:tc>
           <w:tcPr>
-            <w:tcW w:type="dxa" w:w="1080"/>
+            <w:tcW w:type="dxa" w:w="1431"/>
           </w:tcPr>
           <w:p>
             <w:r>
@@ -3873,7 +4192,7 @@
         </w:tc>
         <w:tc>
           <w:tcPr>
-            <w:tcW w:type="dxa" w:w="1080"/>
+            <w:tcW w:type="dxa" w:w="1431"/>
           </w:tcPr>
           <w:p>
             <w:r>
@@ -3883,7 +4202,7 @@
         </w:tc>
         <w:tc>
           <w:tcPr>
-            <w:tcW w:type="dxa" w:w="1080"/>
+            <w:tcW w:type="dxa" w:w="1431"/>
           </w:tcPr>
           <w:p>
             <w:r>
@@ -3893,7 +4212,7 @@
         </w:tc>
         <w:tc>
           <w:tcPr>
-            <w:tcW w:type="dxa" w:w="1080"/>
+            <w:tcW w:type="dxa" w:w="1431"/>
           </w:tcPr>
           <w:p>
             <w:r>
@@ -3905,7 +4224,7 @@
       <w:tr>
         <w:tc>
           <w:tcPr>
-            <w:tcW w:type="dxa" w:w="1080"/>
+            <w:tcW w:type="dxa" w:w="1431"/>
           </w:tcPr>
           <w:p>
             <w:r>
@@ -3915,7 +4234,7 @@
         </w:tc>
         <w:tc>
           <w:tcPr>
-            <w:tcW w:type="dxa" w:w="1080"/>
+            <w:tcW w:type="dxa" w:w="1431"/>
           </w:tcPr>
           <w:p>
             <w:r>
@@ -3925,7 +4244,7 @@
         </w:tc>
         <w:tc>
           <w:tcPr>
-            <w:tcW w:type="dxa" w:w="1080"/>
+            <w:tcW w:type="dxa" w:w="1431"/>
           </w:tcPr>
           <w:p>
             <w:r>
@@ -3935,7 +4254,7 @@
         </w:tc>
         <w:tc>
           <w:tcPr>
-            <w:tcW w:type="dxa" w:w="1080"/>
+            <w:tcW w:type="dxa" w:w="1431"/>
           </w:tcPr>
           <w:p>
             <w:r>
@@ -3945,7 +4264,7 @@
         </w:tc>
         <w:tc>
           <w:tcPr>
-            <w:tcW w:type="dxa" w:w="1080"/>
+            <w:tcW w:type="dxa" w:w="1431"/>
           </w:tcPr>
           <w:p>
             <w:r>
@@ -3955,7 +4274,7 @@
         </w:tc>
         <w:tc>
           <w:tcPr>
-            <w:tcW w:type="dxa" w:w="1080"/>
+            <w:tcW w:type="dxa" w:w="1431"/>
           </w:tcPr>
           <w:p>
             <w:r>
@@ -3965,7 +4284,7 @@
         </w:tc>
         <w:tc>
           <w:tcPr>
-            <w:tcW w:type="dxa" w:w="1080"/>
+            <w:tcW w:type="dxa" w:w="1431"/>
           </w:tcPr>
           <w:p>
             <w:r>
@@ -3975,7 +4294,7 @@
         </w:tc>
         <w:tc>
           <w:tcPr>
-            <w:tcW w:type="dxa" w:w="1080"/>
+            <w:tcW w:type="dxa" w:w="1431"/>
           </w:tcPr>
           <w:p>
             <w:r>
@@ -3987,7 +4306,7 @@
       <w:tr>
         <w:tc>
           <w:tcPr>
-            <w:tcW w:type="dxa" w:w="1080"/>
+            <w:tcW w:type="dxa" w:w="1431"/>
           </w:tcPr>
           <w:p>
             <w:r>
@@ -3997,7 +4316,7 @@
         </w:tc>
         <w:tc>
           <w:tcPr>
-            <w:tcW w:type="dxa" w:w="1080"/>
+            <w:tcW w:type="dxa" w:w="1431"/>
           </w:tcPr>
           <w:p>
             <w:r>
@@ -4007,7 +4326,7 @@
         </w:tc>
         <w:tc>
           <w:tcPr>
-            <w:tcW w:type="dxa" w:w="1080"/>
+            <w:tcW w:type="dxa" w:w="1431"/>
           </w:tcPr>
           <w:p>
             <w:r>
@@ -4017,7 +4336,7 @@
         </w:tc>
         <w:tc>
           <w:tcPr>
-            <w:tcW w:type="dxa" w:w="1080"/>
+            <w:tcW w:type="dxa" w:w="1431"/>
           </w:tcPr>
           <w:p>
             <w:r>
@@ -4027,7 +4346,7 @@
         </w:tc>
         <w:tc>
           <w:tcPr>
-            <w:tcW w:type="dxa" w:w="1080"/>
+            <w:tcW w:type="dxa" w:w="1431"/>
           </w:tcPr>
           <w:p>
             <w:r>
@@ -4037,7 +4356,7 @@
         </w:tc>
         <w:tc>
           <w:tcPr>
-            <w:tcW w:type="dxa" w:w="1080"/>
+            <w:tcW w:type="dxa" w:w="1431"/>
           </w:tcPr>
           <w:p>
             <w:r>
@@ -4047,7 +4366,7 @@
         </w:tc>
         <w:tc>
           <w:tcPr>
-            <w:tcW w:type="dxa" w:w="1080"/>
+            <w:tcW w:type="dxa" w:w="1431"/>
           </w:tcPr>
           <w:p>
             <w:r>
@@ -4057,7 +4376,7 @@
         </w:tc>
         <w:tc>
           <w:tcPr>
-            <w:tcW w:type="dxa" w:w="1080"/>
+            <w:tcW w:type="dxa" w:w="1431"/>
           </w:tcPr>
           <w:p>
             <w:r>
@@ -4082,15 +4401,15 @@
         <w:tblLook w:firstColumn="1" w:firstRow="1" w:lastColumn="0" w:lastRow="0" w:noHBand="0" w:noVBand="1" w:val="04A0"/>
       </w:tblPr>
       <w:tblGrid>
-        <w:gridCol w:w="2160"/>
-        <w:gridCol w:w="2160"/>
-        <w:gridCol w:w="2160"/>
-        <w:gridCol w:w="2160"/>
+        <w:gridCol w:w="2862"/>
+        <w:gridCol w:w="2862"/>
+        <w:gridCol w:w="2862"/>
+        <w:gridCol w:w="2862"/>
       </w:tblGrid>
       <w:tr>
         <w:tc>
           <w:tcPr>
-            <w:tcW w:type="dxa" w:w="2160"/>
+            <w:tcW w:type="dxa" w:w="2862"/>
           </w:tcPr>
           <w:p>
             <w:r>
@@ -4103,7 +4422,7 @@
         </w:tc>
         <w:tc>
           <w:tcPr>
-            <w:tcW w:type="dxa" w:w="2160"/>
+            <w:tcW w:type="dxa" w:w="2862"/>
           </w:tcPr>
           <w:p>
             <w:r>
@@ -4116,7 +4435,7 @@
         </w:tc>
         <w:tc>
           <w:tcPr>
-            <w:tcW w:type="dxa" w:w="2160"/>
+            <w:tcW w:type="dxa" w:w="2862"/>
           </w:tcPr>
           <w:p>
             <w:r>
@@ -4129,7 +4448,7 @@
         </w:tc>
         <w:tc>
           <w:tcPr>
-            <w:tcW w:type="dxa" w:w="2160"/>
+            <w:tcW w:type="dxa" w:w="2862"/>
           </w:tcPr>
           <w:p>
             <w:r>
@@ -4144,7 +4463,7 @@
       <w:tr>
         <w:tc>
           <w:tcPr>
-            <w:tcW w:type="dxa" w:w="2160"/>
+            <w:tcW w:type="dxa" w:w="2862"/>
           </w:tcPr>
           <w:p>
             <w:r>
@@ -4154,7 +4473,7 @@
         </w:tc>
         <w:tc>
           <w:tcPr>
-            <w:tcW w:type="dxa" w:w="2160"/>
+            <w:tcW w:type="dxa" w:w="2862"/>
           </w:tcPr>
           <w:p>
             <w:r>
@@ -4164,7 +4483,7 @@
         </w:tc>
         <w:tc>
           <w:tcPr>
-            <w:tcW w:type="dxa" w:w="2160"/>
+            <w:tcW w:type="dxa" w:w="2862"/>
           </w:tcPr>
           <w:p>
             <w:r>
@@ -4174,7 +4493,7 @@
         </w:tc>
         <w:tc>
           <w:tcPr>
-            <w:tcW w:type="dxa" w:w="2160"/>
+            <w:tcW w:type="dxa" w:w="2862"/>
           </w:tcPr>
           <w:p>
             <w:r>
@@ -4186,7 +4505,7 @@
       <w:tr>
         <w:tc>
           <w:tcPr>
-            <w:tcW w:type="dxa" w:w="2160"/>
+            <w:tcW w:type="dxa" w:w="2862"/>
           </w:tcPr>
           <w:p>
             <w:r>
@@ -4196,7 +4515,7 @@
         </w:tc>
         <w:tc>
           <w:tcPr>
-            <w:tcW w:type="dxa" w:w="2160"/>
+            <w:tcW w:type="dxa" w:w="2862"/>
           </w:tcPr>
           <w:p>
             <w:r>
@@ -4206,7 +4525,7 @@
         </w:tc>
         <w:tc>
           <w:tcPr>
-            <w:tcW w:type="dxa" w:w="2160"/>
+            <w:tcW w:type="dxa" w:w="2862"/>
           </w:tcPr>
           <w:p>
             <w:r>
@@ -4216,7 +4535,7 @@
         </w:tc>
         <w:tc>
           <w:tcPr>
-            <w:tcW w:type="dxa" w:w="2160"/>
+            <w:tcW w:type="dxa" w:w="2862"/>
           </w:tcPr>
           <w:p>
             <w:r>
@@ -4228,7 +4547,7 @@
       <w:tr>
         <w:tc>
           <w:tcPr>
-            <w:tcW w:type="dxa" w:w="2160"/>
+            <w:tcW w:type="dxa" w:w="2862"/>
           </w:tcPr>
           <w:p>
             <w:r>
@@ -4238,7 +4557,7 @@
         </w:tc>
         <w:tc>
           <w:tcPr>
-            <w:tcW w:type="dxa" w:w="2160"/>
+            <w:tcW w:type="dxa" w:w="2862"/>
           </w:tcPr>
           <w:p>
             <w:r>
@@ -4248,7 +4567,7 @@
         </w:tc>
         <w:tc>
           <w:tcPr>
-            <w:tcW w:type="dxa" w:w="2160"/>
+            <w:tcW w:type="dxa" w:w="2862"/>
           </w:tcPr>
           <w:p>
             <w:r>
@@ -4258,7 +4577,7 @@
         </w:tc>
         <w:tc>
           <w:tcPr>
-            <w:tcW w:type="dxa" w:w="2160"/>
+            <w:tcW w:type="dxa" w:w="2862"/>
           </w:tcPr>
           <w:p>
             <w:r>
@@ -4270,7 +4589,7 @@
       <w:tr>
         <w:tc>
           <w:tcPr>
-            <w:tcW w:type="dxa" w:w="2160"/>
+            <w:tcW w:type="dxa" w:w="2862"/>
           </w:tcPr>
           <w:p>
             <w:r>
@@ -4280,7 +4599,7 @@
         </w:tc>
         <w:tc>
           <w:tcPr>
-            <w:tcW w:type="dxa" w:w="2160"/>
+            <w:tcW w:type="dxa" w:w="2862"/>
           </w:tcPr>
           <w:p>
             <w:r>
@@ -4290,7 +4609,7 @@
         </w:tc>
         <w:tc>
           <w:tcPr>
-            <w:tcW w:type="dxa" w:w="2160"/>
+            <w:tcW w:type="dxa" w:w="2862"/>
           </w:tcPr>
           <w:p>
             <w:r>
@@ -4300,7 +4619,7 @@
         </w:tc>
         <w:tc>
           <w:tcPr>
-            <w:tcW w:type="dxa" w:w="2160"/>
+            <w:tcW w:type="dxa" w:w="2862"/>
           </w:tcPr>
           <w:p>
             <w:r>
@@ -4312,7 +4631,7 @@
       <w:tr>
         <w:tc>
           <w:tcPr>
-            <w:tcW w:type="dxa" w:w="2160"/>
+            <w:tcW w:type="dxa" w:w="2862"/>
           </w:tcPr>
           <w:p>
             <w:r>
@@ -4322,7 +4641,7 @@
         </w:tc>
         <w:tc>
           <w:tcPr>
-            <w:tcW w:type="dxa" w:w="2160"/>
+            <w:tcW w:type="dxa" w:w="2862"/>
           </w:tcPr>
           <w:p>
             <w:r>
@@ -4332,7 +4651,7 @@
         </w:tc>
         <w:tc>
           <w:tcPr>
-            <w:tcW w:type="dxa" w:w="2160"/>
+            <w:tcW w:type="dxa" w:w="2862"/>
           </w:tcPr>
           <w:p>
             <w:r>
@@ -4342,7 +4661,7 @@
         </w:tc>
         <w:tc>
           <w:tcPr>
-            <w:tcW w:type="dxa" w:w="2160"/>
+            <w:tcW w:type="dxa" w:w="2862"/>
           </w:tcPr>
           <w:p>
             <w:r>
@@ -4354,7 +4673,7 @@
       <w:tr>
         <w:tc>
           <w:tcPr>
-            <w:tcW w:type="dxa" w:w="2160"/>
+            <w:tcW w:type="dxa" w:w="2862"/>
           </w:tcPr>
           <w:p>
             <w:r>
@@ -4364,7 +4683,7 @@
         </w:tc>
         <w:tc>
           <w:tcPr>
-            <w:tcW w:type="dxa" w:w="2160"/>
+            <w:tcW w:type="dxa" w:w="2862"/>
           </w:tcPr>
           <w:p>
             <w:r>
@@ -4374,7 +4693,7 @@
         </w:tc>
         <w:tc>
           <w:tcPr>
-            <w:tcW w:type="dxa" w:w="2160"/>
+            <w:tcW w:type="dxa" w:w="2862"/>
           </w:tcPr>
           <w:p>
             <w:r>
@@ -4384,7 +4703,7 @@
         </w:tc>
         <w:tc>
           <w:tcPr>
-            <w:tcW w:type="dxa" w:w="2160"/>
+            <w:tcW w:type="dxa" w:w="2862"/>
           </w:tcPr>
           <w:p>
             <w:r>
@@ -4425,19 +4744,19 @@
         <w:tblLook w:firstColumn="1" w:firstRow="1" w:lastColumn="0" w:lastRow="0" w:noHBand="0" w:noVBand="1" w:val="04A0"/>
       </w:tblPr>
       <w:tblGrid>
-        <w:gridCol w:w="1080"/>
-        <w:gridCol w:w="1080"/>
-        <w:gridCol w:w="1080"/>
-        <w:gridCol w:w="1080"/>
-        <w:gridCol w:w="1080"/>
-        <w:gridCol w:w="1080"/>
-        <w:gridCol w:w="1080"/>
-        <w:gridCol w:w="1080"/>
+        <w:gridCol w:w="1431"/>
+        <w:gridCol w:w="1431"/>
+        <w:gridCol w:w="1431"/>
+        <w:gridCol w:w="1431"/>
+        <w:gridCol w:w="1431"/>
+        <w:gridCol w:w="1431"/>
+        <w:gridCol w:w="1431"/>
+        <w:gridCol w:w="1431"/>
       </w:tblGrid>
       <w:tr>
         <w:tc>
           <w:tcPr>
-            <w:tcW w:type="dxa" w:w="1080"/>
+            <w:tcW w:type="dxa" w:w="1431"/>
           </w:tcPr>
           <w:p>
             <w:r>
@@ -4450,7 +4769,7 @@
         </w:tc>
         <w:tc>
           <w:tcPr>
-            <w:tcW w:type="dxa" w:w="1080"/>
+            <w:tcW w:type="dxa" w:w="1431"/>
           </w:tcPr>
           <w:p>
             <w:r>
@@ -4463,7 +4782,7 @@
         </w:tc>
         <w:tc>
           <w:tcPr>
-            <w:tcW w:type="dxa" w:w="1080"/>
+            <w:tcW w:type="dxa" w:w="1431"/>
           </w:tcPr>
           <w:p>
             <w:r>
@@ -4476,7 +4795,7 @@
         </w:tc>
         <w:tc>
           <w:tcPr>
-            <w:tcW w:type="dxa" w:w="1080"/>
+            <w:tcW w:type="dxa" w:w="1431"/>
           </w:tcPr>
           <w:p>
             <w:r>
@@ -4489,7 +4808,7 @@
         </w:tc>
         <w:tc>
           <w:tcPr>
-            <w:tcW w:type="dxa" w:w="1080"/>
+            <w:tcW w:type="dxa" w:w="1431"/>
           </w:tcPr>
           <w:p>
             <w:r>
@@ -4502,7 +4821,7 @@
         </w:tc>
         <w:tc>
           <w:tcPr>
-            <w:tcW w:type="dxa" w:w="1080"/>
+            <w:tcW w:type="dxa" w:w="1431"/>
           </w:tcPr>
           <w:p>
             <w:r>
@@ -4515,7 +4834,7 @@
         </w:tc>
         <w:tc>
           <w:tcPr>
-            <w:tcW w:type="dxa" w:w="1080"/>
+            <w:tcW w:type="dxa" w:w="1431"/>
           </w:tcPr>
           <w:p>
             <w:r>
@@ -4528,7 +4847,7 @@
         </w:tc>
         <w:tc>
           <w:tcPr>
-            <w:tcW w:type="dxa" w:w="1080"/>
+            <w:tcW w:type="dxa" w:w="1431"/>
           </w:tcPr>
           <w:p>
             <w:r>
@@ -4543,7 +4862,7 @@
       <w:tr>
         <w:tc>
           <w:tcPr>
-            <w:tcW w:type="dxa" w:w="1080"/>
+            <w:tcW w:type="dxa" w:w="1431"/>
           </w:tcPr>
           <w:p>
             <w:r>
@@ -4553,7 +4872,7 @@
         </w:tc>
         <w:tc>
           <w:tcPr>
-            <w:tcW w:type="dxa" w:w="1080"/>
+            <w:tcW w:type="dxa" w:w="1431"/>
           </w:tcPr>
           <w:p>
             <w:r>
@@ -4563,7 +4882,7 @@
         </w:tc>
         <w:tc>
           <w:tcPr>
-            <w:tcW w:type="dxa" w:w="1080"/>
+            <w:tcW w:type="dxa" w:w="1431"/>
           </w:tcPr>
           <w:p>
             <w:r>
@@ -4573,7 +4892,7 @@
         </w:tc>
         <w:tc>
           <w:tcPr>
-            <w:tcW w:type="dxa" w:w="1080"/>
+            <w:tcW w:type="dxa" w:w="1431"/>
           </w:tcPr>
           <w:p>
             <w:r>
@@ -4583,7 +4902,7 @@
         </w:tc>
         <w:tc>
           <w:tcPr>
-            <w:tcW w:type="dxa" w:w="1080"/>
+            <w:tcW w:type="dxa" w:w="1431"/>
           </w:tcPr>
           <w:p>
             <w:r>
@@ -4593,7 +4912,7 @@
         </w:tc>
         <w:tc>
           <w:tcPr>
-            <w:tcW w:type="dxa" w:w="1080"/>
+            <w:tcW w:type="dxa" w:w="1431"/>
           </w:tcPr>
           <w:p>
             <w:r>
@@ -4603,7 +4922,7 @@
         </w:tc>
         <w:tc>
           <w:tcPr>
-            <w:tcW w:type="dxa" w:w="1080"/>
+            <w:tcW w:type="dxa" w:w="1431"/>
           </w:tcPr>
           <w:p>
             <w:r>
@@ -4613,7 +4932,7 @@
         </w:tc>
         <w:tc>
           <w:tcPr>
-            <w:tcW w:type="dxa" w:w="1080"/>
+            <w:tcW w:type="dxa" w:w="1431"/>
           </w:tcPr>
           <w:p>
             <w:r>
@@ -4625,7 +4944,7 @@
       <w:tr>
         <w:tc>
           <w:tcPr>
-            <w:tcW w:type="dxa" w:w="1080"/>
+            <w:tcW w:type="dxa" w:w="1431"/>
           </w:tcPr>
           <w:p>
             <w:r>
@@ -4635,7 +4954,7 @@
         </w:tc>
         <w:tc>
           <w:tcPr>
-            <w:tcW w:type="dxa" w:w="1080"/>
+            <w:tcW w:type="dxa" w:w="1431"/>
           </w:tcPr>
           <w:p>
             <w:r>
@@ -4645,7 +4964,7 @@
         </w:tc>
         <w:tc>
           <w:tcPr>
-            <w:tcW w:type="dxa" w:w="1080"/>
+            <w:tcW w:type="dxa" w:w="1431"/>
           </w:tcPr>
           <w:p>
             <w:r>
@@ -4655,7 +4974,7 @@
         </w:tc>
         <w:tc>
           <w:tcPr>
-            <w:tcW w:type="dxa" w:w="1080"/>
+            <w:tcW w:type="dxa" w:w="1431"/>
           </w:tcPr>
           <w:p>
             <w:r>
@@ -4665,7 +4984,7 @@
         </w:tc>
         <w:tc>
           <w:tcPr>
-            <w:tcW w:type="dxa" w:w="1080"/>
+            <w:tcW w:type="dxa" w:w="1431"/>
           </w:tcPr>
           <w:p>
             <w:r>
@@ -4675,7 +4994,7 @@
         </w:tc>
         <w:tc>
           <w:tcPr>
-            <w:tcW w:type="dxa" w:w="1080"/>
+            <w:tcW w:type="dxa" w:w="1431"/>
           </w:tcPr>
           <w:p>
             <w:r>
@@ -4685,7 +5004,7 @@
         </w:tc>
         <w:tc>
           <w:tcPr>
-            <w:tcW w:type="dxa" w:w="1080"/>
+            <w:tcW w:type="dxa" w:w="1431"/>
           </w:tcPr>
           <w:p>
             <w:r>
@@ -4695,7 +5014,7 @@
         </w:tc>
         <w:tc>
           <w:tcPr>
-            <w:tcW w:type="dxa" w:w="1080"/>
+            <w:tcW w:type="dxa" w:w="1431"/>
           </w:tcPr>
           <w:p>
             <w:r>
@@ -4707,7 +5026,7 @@
       <w:tr>
         <w:tc>
           <w:tcPr>
-            <w:tcW w:type="dxa" w:w="1080"/>
+            <w:tcW w:type="dxa" w:w="1431"/>
           </w:tcPr>
           <w:p>
             <w:r>
@@ -4717,7 +5036,7 @@
         </w:tc>
         <w:tc>
           <w:tcPr>
-            <w:tcW w:type="dxa" w:w="1080"/>
+            <w:tcW w:type="dxa" w:w="1431"/>
           </w:tcPr>
           <w:p>
             <w:r>
@@ -4727,7 +5046,7 @@
         </w:tc>
         <w:tc>
           <w:tcPr>
-            <w:tcW w:type="dxa" w:w="1080"/>
+            <w:tcW w:type="dxa" w:w="1431"/>
           </w:tcPr>
           <w:p>
             <w:r>
@@ -4737,7 +5056,7 @@
         </w:tc>
         <w:tc>
           <w:tcPr>
-            <w:tcW w:type="dxa" w:w="1080"/>
+            <w:tcW w:type="dxa" w:w="1431"/>
           </w:tcPr>
           <w:p>
             <w:r>
@@ -4747,7 +5066,7 @@
         </w:tc>
         <w:tc>
           <w:tcPr>
-            <w:tcW w:type="dxa" w:w="1080"/>
+            <w:tcW w:type="dxa" w:w="1431"/>
           </w:tcPr>
           <w:p>
             <w:r>
@@ -4757,7 +5076,7 @@
         </w:tc>
         <w:tc>
           <w:tcPr>
-            <w:tcW w:type="dxa" w:w="1080"/>
+            <w:tcW w:type="dxa" w:w="1431"/>
           </w:tcPr>
           <w:p>
             <w:r>
@@ -4767,7 +5086,7 @@
         </w:tc>
         <w:tc>
           <w:tcPr>
-            <w:tcW w:type="dxa" w:w="1080"/>
+            <w:tcW w:type="dxa" w:w="1431"/>
           </w:tcPr>
           <w:p>
             <w:r>
@@ -4777,7 +5096,7 @@
         </w:tc>
         <w:tc>
           <w:tcPr>
-            <w:tcW w:type="dxa" w:w="1080"/>
+            <w:tcW w:type="dxa" w:w="1431"/>
           </w:tcPr>
           <w:p>
             <w:r>
@@ -4815,15 +5134,15 @@
         <w:tblLook w:firstColumn="1" w:firstRow="1" w:lastColumn="0" w:lastRow="0" w:noHBand="0" w:noVBand="1" w:val="04A0"/>
       </w:tblPr>
       <w:tblGrid>
-        <w:gridCol w:w="2160"/>
-        <w:gridCol w:w="2160"/>
-        <w:gridCol w:w="2160"/>
-        <w:gridCol w:w="2160"/>
+        <w:gridCol w:w="2862"/>
+        <w:gridCol w:w="2862"/>
+        <w:gridCol w:w="2862"/>
+        <w:gridCol w:w="2862"/>
       </w:tblGrid>
       <w:tr>
         <w:tc>
           <w:tcPr>
-            <w:tcW w:type="dxa" w:w="2160"/>
+            <w:tcW w:type="dxa" w:w="2862"/>
           </w:tcPr>
           <w:p>
             <w:r>
@@ -4836,7 +5155,7 @@
         </w:tc>
         <w:tc>
           <w:tcPr>
-            <w:tcW w:type="dxa" w:w="2160"/>
+            <w:tcW w:type="dxa" w:w="2862"/>
           </w:tcPr>
           <w:p>
             <w:r>
@@ -4849,7 +5168,7 @@
         </w:tc>
         <w:tc>
           <w:tcPr>
-            <w:tcW w:type="dxa" w:w="2160"/>
+            <w:tcW w:type="dxa" w:w="2862"/>
           </w:tcPr>
           <w:p>
             <w:r>
@@ -4862,7 +5181,7 @@
         </w:tc>
         <w:tc>
           <w:tcPr>
-            <w:tcW w:type="dxa" w:w="2160"/>
+            <w:tcW w:type="dxa" w:w="2862"/>
           </w:tcPr>
           <w:p>
             <w:r>
@@ -4877,7 +5196,7 @@
       <w:tr>
         <w:tc>
           <w:tcPr>
-            <w:tcW w:type="dxa" w:w="2160"/>
+            <w:tcW w:type="dxa" w:w="2862"/>
           </w:tcPr>
           <w:p>
             <w:r>
@@ -4887,7 +5206,7 @@
         </w:tc>
         <w:tc>
           <w:tcPr>
-            <w:tcW w:type="dxa" w:w="2160"/>
+            <w:tcW w:type="dxa" w:w="2862"/>
           </w:tcPr>
           <w:p>
             <w:r>
@@ -4897,7 +5216,7 @@
         </w:tc>
         <w:tc>
           <w:tcPr>
-            <w:tcW w:type="dxa" w:w="2160"/>
+            <w:tcW w:type="dxa" w:w="2862"/>
           </w:tcPr>
           <w:p>
             <w:r>
@@ -4907,7 +5226,7 @@
         </w:tc>
         <w:tc>
           <w:tcPr>
-            <w:tcW w:type="dxa" w:w="2160"/>
+            <w:tcW w:type="dxa" w:w="2862"/>
           </w:tcPr>
           <w:p>
             <w:r>
@@ -4919,7 +5238,7 @@
       <w:tr>
         <w:tc>
           <w:tcPr>
-            <w:tcW w:type="dxa" w:w="2160"/>
+            <w:tcW w:type="dxa" w:w="2862"/>
           </w:tcPr>
           <w:p>
             <w:r>
@@ -4929,7 +5248,7 @@
         </w:tc>
         <w:tc>
           <w:tcPr>
-            <w:tcW w:type="dxa" w:w="2160"/>
+            <w:tcW w:type="dxa" w:w="2862"/>
           </w:tcPr>
           <w:p>
             <w:r>
@@ -4939,7 +5258,7 @@
         </w:tc>
         <w:tc>
           <w:tcPr>
-            <w:tcW w:type="dxa" w:w="2160"/>
+            <w:tcW w:type="dxa" w:w="2862"/>
           </w:tcPr>
           <w:p>
             <w:r>
@@ -4949,7 +5268,7 @@
         </w:tc>
         <w:tc>
           <w:tcPr>
-            <w:tcW w:type="dxa" w:w="2160"/>
+            <w:tcW w:type="dxa" w:w="2862"/>
           </w:tcPr>
           <w:p>
             <w:r>
@@ -4976,8 +5295,8 @@
       <w:r>
         <w:drawing>
           <wp:inline xmlns:a="http://schemas.openxmlformats.org/drawingml/2006/main" xmlns:pic="http://schemas.openxmlformats.org/drawingml/2006/picture">
-            <wp:extent cx="5486400" cy="1040278"/>
-            <wp:docPr id="1" name="Picture 1"/>
+            <wp:extent cx="5486400" cy="2996005"/>
+            <wp:docPr id="3" name="Picture 3"/>
             <wp:cNvGraphicFramePr>
               <a:graphicFrameLocks noChangeAspect="1"/>
             </wp:cNvGraphicFramePr>
@@ -4985,11 +5304,11 @@
               <a:graphicData uri="http://schemas.openxmlformats.org/drawingml/2006/picture">
                 <pic:pic>
                   <pic:nvPicPr>
-                    <pic:cNvPr id="0" name="image.png"/>
+                    <pic:cNvPr id="0" name="screenshots_inspector_critical.png"/>
                     <pic:cNvPicPr/>
                   </pic:nvPicPr>
                   <pic:blipFill>
-                    <a:blip r:embed="rId9"/>
+                    <a:blip r:embed="rId11"/>
                     <a:stretch>
                       <a:fillRect/>
                     </a:stretch>
@@ -4997,7 +5316,7 @@
                   <pic:spPr>
                     <a:xfrm>
                       <a:off x="0" y="0"/>
-                      <a:ext cx="5486400" cy="1040278"/>
+                      <a:ext cx="5486400" cy="2996005"/>
                     </a:xfrm>
                     <a:prstGeom prst="rect"/>
                   </pic:spPr>
@@ -5021,8 +5340,8 @@
       <w:r>
         <w:drawing>
           <wp:inline xmlns:a="http://schemas.openxmlformats.org/drawingml/2006/main" xmlns:pic="http://schemas.openxmlformats.org/drawingml/2006/picture">
-            <wp:extent cx="5486400" cy="1623195"/>
-            <wp:docPr id="2" name="Picture 2"/>
+            <wp:extent cx="5486400" cy="2974312"/>
+            <wp:docPr id="4" name="Picture 4"/>
             <wp:cNvGraphicFramePr>
               <a:graphicFrameLocks noChangeAspect="1"/>
             </wp:cNvGraphicFramePr>
@@ -5030,11 +5349,11 @@
               <a:graphicData uri="http://schemas.openxmlformats.org/drawingml/2006/picture">
                 <pic:pic>
                   <pic:nvPicPr>
-                    <pic:cNvPr id="0" name="image.png"/>
+                    <pic:cNvPr id="0" name="screenshots_inspector_high.png"/>
                     <pic:cNvPicPr/>
                   </pic:nvPicPr>
                   <pic:blipFill>
-                    <a:blip r:embed="rId10"/>
+                    <a:blip r:embed="rId12"/>
                     <a:stretch>
                       <a:fillRect/>
                     </a:stretch>
@@ -5042,7 +5361,7 @@
                   <pic:spPr>
                     <a:xfrm>
                       <a:off x="0" y="0"/>
-                      <a:ext cx="5486400" cy="1623195"/>
+                      <a:ext cx="5486400" cy="2974312"/>
                     </a:xfrm>
                     <a:prstGeom prst="rect"/>
                   </pic:spPr>
@@ -5066,8 +5385,8 @@
       <w:r>
         <w:drawing>
           <wp:inline xmlns:a="http://schemas.openxmlformats.org/drawingml/2006/main" xmlns:pic="http://schemas.openxmlformats.org/drawingml/2006/picture">
-            <wp:extent cx="5486400" cy="1785668"/>
-            <wp:docPr id="3" name="Picture 3"/>
+            <wp:extent cx="5486400" cy="2998309"/>
+            <wp:docPr id="5" name="Picture 5"/>
             <wp:cNvGraphicFramePr>
               <a:graphicFrameLocks noChangeAspect="1"/>
             </wp:cNvGraphicFramePr>
@@ -5075,11 +5394,11 @@
               <a:graphicData uri="http://schemas.openxmlformats.org/drawingml/2006/picture">
                 <pic:pic>
                   <pic:nvPicPr>
-                    <pic:cNvPr id="0" name="image.png"/>
+                    <pic:cNvPr id="0" name="screenshots_inspector_medium.png"/>
                     <pic:cNvPicPr/>
                   </pic:nvPicPr>
                   <pic:blipFill>
-                    <a:blip r:embed="rId11"/>
+                    <a:blip r:embed="rId13"/>
                     <a:stretch>
                       <a:fillRect/>
                     </a:stretch>
@@ -5087,7 +5406,7 @@
                   <pic:spPr>
                     <a:xfrm>
                       <a:off x="0" y="0"/>
-                      <a:ext cx="5486400" cy="1785668"/>
+                      <a:ext cx="5486400" cy="2998309"/>
                     </a:xfrm>
                     <a:prstGeom prst="rect"/>
                   </pic:spPr>
@@ -5111,8 +5430,8 @@
       <w:r>
         <w:drawing>
           <wp:inline xmlns:a="http://schemas.openxmlformats.org/drawingml/2006/main" xmlns:pic="http://schemas.openxmlformats.org/drawingml/2006/picture">
-            <wp:extent cx="5486400" cy="1310383"/>
-            <wp:docPr id="4" name="Picture 4"/>
+            <wp:extent cx="5486400" cy="2989421"/>
+            <wp:docPr id="6" name="Picture 6"/>
             <wp:cNvGraphicFramePr>
               <a:graphicFrameLocks noChangeAspect="1"/>
             </wp:cNvGraphicFramePr>
@@ -5120,11 +5439,11 @@
               <a:graphicData uri="http://schemas.openxmlformats.org/drawingml/2006/picture">
                 <pic:pic>
                   <pic:nvPicPr>
-                    <pic:cNvPr id="0" name="image.png"/>
+                    <pic:cNvPr id="0" name="screenshots_inspector_low.png"/>
                     <pic:cNvPicPr/>
                   </pic:nvPicPr>
                   <pic:blipFill>
-                    <a:blip r:embed="rId12"/>
+                    <a:blip r:embed="rId14"/>
                     <a:stretch>
                       <a:fillRect/>
                     </a:stretch>
@@ -5132,7 +5451,7 @@
                   <pic:spPr>
                     <a:xfrm>
                       <a:off x="0" y="0"/>
-                      <a:ext cx="5486400" cy="1310383"/>
+                      <a:ext cx="5486400" cy="2989421"/>
                     </a:xfrm>
                     <a:prstGeom prst="rect"/>
                   </pic:spPr>
@@ -5169,8 +5488,8 @@
       <w:r>
         <w:drawing>
           <wp:inline xmlns:a="http://schemas.openxmlformats.org/drawingml/2006/main" xmlns:pic="http://schemas.openxmlformats.org/drawingml/2006/picture">
-            <wp:extent cx="5486400" cy="1996256"/>
-            <wp:docPr id="5" name="Picture 5"/>
+            <wp:extent cx="5486400" cy="2985879"/>
+            <wp:docPr id="7" name="Picture 7"/>
             <wp:cNvGraphicFramePr>
               <a:graphicFrameLocks noChangeAspect="1"/>
             </wp:cNvGraphicFramePr>
@@ -5178,11 +5497,11 @@
               <a:graphicData uri="http://schemas.openxmlformats.org/drawingml/2006/picture">
                 <pic:pic>
                   <pic:nvPicPr>
-                    <pic:cNvPr id="0" name="image.png"/>
+                    <pic:cNvPr id="0" name="screenshots_guardduty.png"/>
                     <pic:cNvPicPr/>
                   </pic:nvPicPr>
                   <pic:blipFill>
-                    <a:blip r:embed="rId13"/>
+                    <a:blip r:embed="rId15"/>
                     <a:stretch>
                       <a:fillRect/>
                     </a:stretch>
@@ -5190,7 +5509,7 @@
                   <pic:spPr>
                     <a:xfrm>
                       <a:off x="0" y="0"/>
-                      <a:ext cx="5486400" cy="1996256"/>
+                      <a:ext cx="5486400" cy="2985879"/>
                     </a:xfrm>
                     <a:prstGeom prst="rect"/>
                   </pic:spPr>
@@ -5214,7 +5533,7 @@
     </w:p>
     <w:sectPr>
       <w:pgSz w:w="12240" w:h="15840"/>
-      <w:pgMar w:top="1440" w:right="1800" w:bottom="1440" w:left="1800" w:header="720" w:footer="720" w:gutter="0"/>
+      <w:pgMar w:top="1296" w:right="432" w:bottom="1152" w:left="360" w:header="720" w:footer="720" w:gutter="0"/>
       <w:cols w:space="720"/>
       <w:docGrid w:linePitch="360"/>
     </w:sectPr>
@@ -5585,6 +5904,10 @@
     <w:name w:val="Normal"/>
     <w:qFormat/>
     <w:rsid w:val="00FC693F"/>
+    <w:rPr>
+      <w:rFonts w:ascii="Calibri" w:hAnsi="Calibri"/>
+      <w:sz w:val="20"/>
+    </w:rPr>
   </w:style>
   <w:style w:type="paragraph" w:styleId="Header">
     <w:name w:val="header"/>

--- a/demo/Fly91_Weekly_Status_Report_14-20_Sep_2026.docx
+++ b/demo/Fly91_Weekly_Status_Report_14-20_Sep_2026.docx
@@ -13,6 +13,9 @@
         <w:gridCol w:w="5724"/>
       </w:tblGrid>
       <w:tr>
+        <w:trPr>
+          <w:trHeight w:val="13392" w:hRule="atLeast"/>
+        </w:trPr>
         <w:tc>
           <w:tcPr>
             <w:tcW w:type="dxa" w:w="360"/>

--- a/demo/Fly91_Weekly_Status_Report_14-20_Sep_2026.docx
+++ b/demo/Fly91_Weekly_Status_Report_14-20_Sep_2026.docx
@@ -43,7 +43,7 @@
                     <a:graphicData uri="http://schemas.openxmlformats.org/drawingml/2006/picture">
                       <pic:pic>
                         <pic:nvPicPr>
-                          <pic:cNvPr id="0" name="logo.png"/>
+                          <pic:cNvPr id="0" name="image.png"/>
                           <pic:cNvPicPr/>
                         </pic:nvPicPr>
                         <pic:blipFill>
@@ -2052,7 +2052,7 @@
       <w:r>
         <w:drawing>
           <wp:inline xmlns:a="http://schemas.openxmlformats.org/drawingml/2006/main" xmlns:pic="http://schemas.openxmlformats.org/drawingml/2006/picture">
-            <wp:extent cx="5486400" cy="2604093"/>
+            <wp:extent cx="5486400" cy="2604092"/>
             <wp:docPr id="2" name="Picture 2"/>
             <wp:cNvGraphicFramePr>
               <a:graphicFrameLocks noChangeAspect="1"/>
@@ -2061,7 +2061,7 @@
               <a:graphicData uri="http://schemas.openxmlformats.org/drawingml/2006/picture">
                 <pic:pic>
                   <pic:nvPicPr>
-                    <pic:cNvPr id="0" name="screenshots_cost_overview.png"/>
+                    <pic:cNvPr id="0" name="image.png"/>
                     <pic:cNvPicPr/>
                   </pic:nvPicPr>
                   <pic:blipFill>
@@ -2073,7 +2073,7 @@
                   <pic:spPr>
                     <a:xfrm>
                       <a:off x="0" y="0"/>
-                      <a:ext cx="5486400" cy="2604093"/>
+                      <a:ext cx="5486400" cy="2604092"/>
                     </a:xfrm>
                     <a:prstGeom prst="rect"/>
                   </pic:spPr>
@@ -5307,7 +5307,7 @@
               <a:graphicData uri="http://schemas.openxmlformats.org/drawingml/2006/picture">
                 <pic:pic>
                   <pic:nvPicPr>
-                    <pic:cNvPr id="0" name="screenshots_inspector_critical.png"/>
+                    <pic:cNvPr id="0" name="image.png"/>
                     <pic:cNvPicPr/>
                   </pic:nvPicPr>
                   <pic:blipFill>
@@ -5352,7 +5352,7 @@
               <a:graphicData uri="http://schemas.openxmlformats.org/drawingml/2006/picture">
                 <pic:pic>
                   <pic:nvPicPr>
-                    <pic:cNvPr id="0" name="screenshots_inspector_high.png"/>
+                    <pic:cNvPr id="0" name="image.png"/>
                     <pic:cNvPicPr/>
                   </pic:nvPicPr>
                   <pic:blipFill>
@@ -5388,7 +5388,7 @@
       <w:r>
         <w:drawing>
           <wp:inline xmlns:a="http://schemas.openxmlformats.org/drawingml/2006/main" xmlns:pic="http://schemas.openxmlformats.org/drawingml/2006/picture">
-            <wp:extent cx="5486400" cy="2998309"/>
+            <wp:extent cx="5486400" cy="2998308"/>
             <wp:docPr id="5" name="Picture 5"/>
             <wp:cNvGraphicFramePr>
               <a:graphicFrameLocks noChangeAspect="1"/>
@@ -5397,7 +5397,7 @@
               <a:graphicData uri="http://schemas.openxmlformats.org/drawingml/2006/picture">
                 <pic:pic>
                   <pic:nvPicPr>
-                    <pic:cNvPr id="0" name="screenshots_inspector_medium.png"/>
+                    <pic:cNvPr id="0" name="image.png"/>
                     <pic:cNvPicPr/>
                   </pic:nvPicPr>
                   <pic:blipFill>
@@ -5409,7 +5409,7 @@
                   <pic:spPr>
                     <a:xfrm>
                       <a:off x="0" y="0"/>
-                      <a:ext cx="5486400" cy="2998309"/>
+                      <a:ext cx="5486400" cy="2998308"/>
                     </a:xfrm>
                     <a:prstGeom prst="rect"/>
                   </pic:spPr>
@@ -5433,7 +5433,7 @@
       <w:r>
         <w:drawing>
           <wp:inline xmlns:a="http://schemas.openxmlformats.org/drawingml/2006/main" xmlns:pic="http://schemas.openxmlformats.org/drawingml/2006/picture">
-            <wp:extent cx="5486400" cy="2989421"/>
+            <wp:extent cx="5486400" cy="2989422"/>
             <wp:docPr id="6" name="Picture 6"/>
             <wp:cNvGraphicFramePr>
               <a:graphicFrameLocks noChangeAspect="1"/>
@@ -5442,7 +5442,7 @@
               <a:graphicData uri="http://schemas.openxmlformats.org/drawingml/2006/picture">
                 <pic:pic>
                   <pic:nvPicPr>
-                    <pic:cNvPr id="0" name="screenshots_inspector_low.png"/>
+                    <pic:cNvPr id="0" name="image.png"/>
                     <pic:cNvPicPr/>
                   </pic:nvPicPr>
                   <pic:blipFill>
@@ -5454,7 +5454,7 @@
                   <pic:spPr>
                     <a:xfrm>
                       <a:off x="0" y="0"/>
-                      <a:ext cx="5486400" cy="2989421"/>
+                      <a:ext cx="5486400" cy="2989422"/>
                     </a:xfrm>
                     <a:prstGeom prst="rect"/>
                   </pic:spPr>
@@ -5491,7 +5491,7 @@
       <w:r>
         <w:drawing>
           <wp:inline xmlns:a="http://schemas.openxmlformats.org/drawingml/2006/main" xmlns:pic="http://schemas.openxmlformats.org/drawingml/2006/picture">
-            <wp:extent cx="5486400" cy="2985879"/>
+            <wp:extent cx="5486400" cy="2985880"/>
             <wp:docPr id="7" name="Picture 7"/>
             <wp:cNvGraphicFramePr>
               <a:graphicFrameLocks noChangeAspect="1"/>
@@ -5500,7 +5500,7 @@
               <a:graphicData uri="http://schemas.openxmlformats.org/drawingml/2006/picture">
                 <pic:pic>
                   <pic:nvPicPr>
-                    <pic:cNvPr id="0" name="screenshots_guardduty.png"/>
+                    <pic:cNvPr id="0" name="image.png"/>
                     <pic:cNvPicPr/>
                   </pic:nvPicPr>
                   <pic:blipFill>
@@ -5512,7 +5512,7 @@
                   <pic:spPr>
                     <a:xfrm>
                       <a:off x="0" y="0"/>
-                      <a:ext cx="5486400" cy="2985879"/>
+                      <a:ext cx="5486400" cy="2985880"/>
                     </a:xfrm>
                     <a:prstGeom prst="rect"/>
                   </pic:spPr>
